--- a/Dars materiallari 2025-2026/Python dasturlash tili 2025-2026/5-kurs/1.10 Funksiya/1.10.2 Foydalanuvchi funksiyalari.docx
+++ b/Dars materiallari 2025-2026/Python dasturlash tili 2025-2026/5-kurs/1.10 Funksiya/1.10.2 Foydalanuvchi funksiyalari.docx
@@ -54,7 +54,6 @@
           <w:rFonts w:ascii="Times New Roman" w:eastAsia="Times New Roman" w:hAnsi="Times New Roman" w:cs="Times New Roman"/>
           <w:sz w:val="24"/>
           <w:szCs w:val="24"/>
-          <w:lang/>
         </w:rPr>
       </w:pPr>
       <w:r>
@@ -62,7 +61,6 @@
           <w:rFonts w:ascii="Times New Roman" w:eastAsia="Times New Roman" w:hAnsi="Times New Roman" w:cs="Times New Roman"/>
           <w:sz w:val="24"/>
           <w:szCs w:val="24"/>
-          <w:lang/>
         </w:rPr>
         <w:t>Python’da standart funksiyalar va metodlardan foydalanishdan tashqari, o‘z funksiyalarimizni ham yaratib, ulardan foydalanishimiz mumkin.</w:t>
       </w:r>
@@ -75,7 +73,6 @@
           <w:rFonts w:ascii="Times New Roman" w:eastAsia="Times New Roman" w:hAnsi="Times New Roman" w:cs="Times New Roman"/>
           <w:sz w:val="24"/>
           <w:szCs w:val="24"/>
-          <w:lang/>
         </w:rPr>
       </w:pPr>
       <w:r>
@@ -83,7 +80,6 @@
           <w:rFonts w:ascii="Times New Roman" w:eastAsia="Times New Roman" w:hAnsi="Times New Roman" w:cs="Times New Roman"/>
           <w:sz w:val="24"/>
           <w:szCs w:val="24"/>
-          <w:lang/>
         </w:rPr>
         <w:t xml:space="preserve">Keling, funksiya yaratish sintaksisini ko‘rib chiqamiz. Funksiya e’lon qilish uchun </w:t>
       </w:r>
@@ -92,7 +88,6 @@
           <w:rFonts w:ascii="Courier New" w:eastAsia="Times New Roman" w:hAnsi="Courier New" w:cs="Courier New"/>
           <w:sz w:val="20"/>
           <w:szCs w:val="20"/>
-          <w:lang/>
         </w:rPr>
         <w:t>def</w:t>
       </w:r>
@@ -101,7 +96,6 @@
           <w:rFonts w:ascii="Times New Roman" w:eastAsia="Times New Roman" w:hAnsi="Times New Roman" w:cs="Times New Roman"/>
           <w:sz w:val="24"/>
           <w:szCs w:val="24"/>
-          <w:lang/>
         </w:rPr>
         <w:t xml:space="preserve"> kalit so‘zi yoziladi, so‘ngra uning nomi va qavslar beriladi (ular ichida parametrlar yozilishi mumkin). Keyin ikki nuqta </w:t>
       </w:r>
@@ -110,7 +104,6 @@
           <w:rFonts w:ascii="Courier New" w:eastAsia="Times New Roman" w:hAnsi="Courier New" w:cs="Courier New"/>
           <w:sz w:val="20"/>
           <w:szCs w:val="20"/>
-          <w:lang/>
         </w:rPr>
         <w:t>:</w:t>
       </w:r>
@@ -119,7 +112,6 @@
           <w:rFonts w:ascii="Times New Roman" w:eastAsia="Times New Roman" w:hAnsi="Times New Roman" w:cs="Times New Roman"/>
           <w:sz w:val="24"/>
           <w:szCs w:val="24"/>
-          <w:lang/>
         </w:rPr>
         <w:t xml:space="preserve"> qo‘yiladi va undan keyin pastki blokda kerakli kod (funksiya tanasi) yoziladi. Funksiya tanasi boshqa kod bloklari kabi bo‘sh joy (otstup) bilan yozilishi kerak.</w:t>
       </w:r>
@@ -131,7 +123,6 @@
           <w:rFonts w:ascii="Times New Roman" w:eastAsia="Times New Roman" w:hAnsi="Times New Roman" w:cs="Times New Roman"/>
           <w:sz w:val="24"/>
           <w:szCs w:val="24"/>
-          <w:lang/>
         </w:rPr>
       </w:pPr>
       <w:r>
@@ -139,7 +130,6 @@
           <w:rFonts w:ascii="Times New Roman" w:eastAsia="Times New Roman" w:hAnsi="Times New Roman" w:cs="Times New Roman"/>
           <w:sz w:val="24"/>
           <w:szCs w:val="24"/>
-          <w:lang/>
         </w:rPr>
         <w:t xml:space="preserve">Masalan, </w:t>
       </w:r>
@@ -148,7 +138,6 @@
           <w:rFonts w:ascii="Courier New" w:eastAsia="Times New Roman" w:hAnsi="Courier New" w:cs="Courier New"/>
           <w:sz w:val="20"/>
           <w:szCs w:val="20"/>
-          <w:lang/>
         </w:rPr>
         <w:t>func</w:t>
       </w:r>
@@ -157,7 +146,6 @@
           <w:rFonts w:ascii="Times New Roman" w:eastAsia="Times New Roman" w:hAnsi="Times New Roman" w:cs="Times New Roman"/>
           <w:sz w:val="24"/>
           <w:szCs w:val="24"/>
-          <w:lang/>
         </w:rPr>
         <w:t xml:space="preserve"> nomli funksiya yaratamiz:</w:t>
       </w:r>
@@ -171,7 +159,6 @@
           <w:color w:val="333333"/>
           <w:sz w:val="21"/>
           <w:szCs w:val="21"/>
-          <w:lang/>
         </w:rPr>
       </w:pPr>
       <w:r>
@@ -180,7 +167,6 @@
           <w:color w:val="7A3E9D"/>
           <w:sz w:val="21"/>
           <w:szCs w:val="21"/>
-          <w:lang/>
         </w:rPr>
         <w:t>def</w:t>
       </w:r>
@@ -190,7 +176,6 @@
           <w:color w:val="333333"/>
           <w:sz w:val="21"/>
           <w:szCs w:val="21"/>
-          <w:lang/>
         </w:rPr>
         <w:t xml:space="preserve"> </w:t>
       </w:r>
@@ -202,7 +187,6 @@
           <w:color w:val="AA3731"/>
           <w:sz w:val="21"/>
           <w:szCs w:val="21"/>
-          <w:lang/>
         </w:rPr>
         <w:t>func</w:t>
       </w:r>
@@ -212,7 +196,6 @@
           <w:color w:val="777777"/>
           <w:sz w:val="21"/>
           <w:szCs w:val="21"/>
-          <w:lang/>
         </w:rPr>
         <w:t>():</w:t>
       </w:r>
@@ -226,16 +209,14 @@
           <w:color w:val="333333"/>
           <w:sz w:val="21"/>
           <w:szCs w:val="21"/>
-          <w:lang/>
-        </w:rPr>
-      </w:pPr>
-      <w:r>
-        <w:rPr>
-          <w:rFonts w:ascii="Consolas" w:eastAsia="Times New Roman" w:hAnsi="Consolas" w:cs="Times New Roman"/>
-          <w:color w:val="333333"/>
-          <w:sz w:val="21"/>
-          <w:szCs w:val="21"/>
-          <w:lang/>
+        </w:rPr>
+      </w:pPr>
+      <w:r>
+        <w:rPr>
+          <w:rFonts w:ascii="Consolas" w:eastAsia="Times New Roman" w:hAnsi="Consolas" w:cs="Times New Roman"/>
+          <w:color w:val="333333"/>
+          <w:sz w:val="21"/>
+          <w:szCs w:val="21"/>
         </w:rPr>
         <w:t xml:space="preserve">    </w:t>
       </w:r>
@@ -245,7 +226,6 @@
           <w:color w:val="777777"/>
           <w:sz w:val="21"/>
           <w:szCs w:val="21"/>
-          <w:lang/>
         </w:rPr>
         <w:t>'''</w:t>
       </w:r>
@@ -259,7 +239,6 @@
           <w:color w:val="333333"/>
           <w:sz w:val="21"/>
           <w:szCs w:val="21"/>
-          <w:lang/>
         </w:rPr>
       </w:pPr>
       <w:r>
@@ -268,7 +247,6 @@
           <w:color w:val="448C27"/>
           <w:sz w:val="21"/>
           <w:szCs w:val="21"/>
-          <w:lang/>
         </w:rPr>
         <w:t>        Funksiya tanasi,</w:t>
       </w:r>
@@ -282,7 +260,6 @@
           <w:color w:val="333333"/>
           <w:sz w:val="21"/>
           <w:szCs w:val="21"/>
-          <w:lang/>
         </w:rPr>
       </w:pPr>
       <w:r>
@@ -291,7 +268,6 @@
           <w:color w:val="448C27"/>
           <w:sz w:val="21"/>
           <w:szCs w:val="21"/>
-          <w:lang/>
         </w:rPr>
         <w:t>        unda bajariladigan</w:t>
       </w:r>
@@ -305,7 +281,6 @@
           <w:color w:val="333333"/>
           <w:sz w:val="21"/>
           <w:szCs w:val="21"/>
-          <w:lang/>
         </w:rPr>
       </w:pPr>
       <w:r>
@@ -314,7 +289,6 @@
           <w:color w:val="448C27"/>
           <w:sz w:val="21"/>
           <w:szCs w:val="21"/>
-          <w:lang/>
         </w:rPr>
         <w:t>        kod yoziladi</w:t>
       </w:r>
@@ -328,7 +302,6 @@
           <w:color w:val="333333"/>
           <w:sz w:val="21"/>
           <w:szCs w:val="21"/>
-          <w:lang/>
         </w:rPr>
       </w:pPr>
       <w:r>
@@ -337,7 +310,6 @@
           <w:color w:val="448C27"/>
           <w:sz w:val="21"/>
           <w:szCs w:val="21"/>
-          <w:lang/>
         </w:rPr>
         <w:t xml:space="preserve">    </w:t>
       </w:r>
@@ -347,7 +319,6 @@
           <w:color w:val="777777"/>
           <w:sz w:val="21"/>
           <w:szCs w:val="21"/>
-          <w:lang/>
         </w:rPr>
         <w:t>'''</w:t>
       </w:r>
@@ -359,7 +330,6 @@
           <w:rFonts w:ascii="Times New Roman" w:eastAsia="Times New Roman" w:hAnsi="Times New Roman" w:cs="Times New Roman"/>
           <w:sz w:val="24"/>
           <w:szCs w:val="24"/>
-          <w:lang/>
         </w:rPr>
       </w:pPr>
       <w:r>
@@ -367,7 +337,6 @@
           <w:rFonts w:ascii="Times New Roman" w:eastAsia="Times New Roman" w:hAnsi="Times New Roman" w:cs="Times New Roman"/>
           <w:sz w:val="24"/>
           <w:szCs w:val="24"/>
-          <w:lang/>
         </w:rPr>
         <w:t xml:space="preserve">Endi </w:t>
       </w:r>
@@ -376,7 +345,6 @@
           <w:rFonts w:ascii="Courier New" w:eastAsia="Times New Roman" w:hAnsi="Courier New" w:cs="Courier New"/>
           <w:sz w:val="20"/>
           <w:szCs w:val="20"/>
-          <w:lang/>
         </w:rPr>
         <w:t>func</w:t>
       </w:r>
@@ -385,7 +353,6 @@
           <w:rFonts w:ascii="Times New Roman" w:eastAsia="Times New Roman" w:hAnsi="Times New Roman" w:cs="Times New Roman"/>
           <w:sz w:val="24"/>
           <w:szCs w:val="24"/>
-          <w:lang/>
         </w:rPr>
         <w:t xml:space="preserve"> funksiyasi </w:t>
       </w:r>
@@ -394,7 +361,6 @@
           <w:rFonts w:ascii="Courier New" w:eastAsia="Times New Roman" w:hAnsi="Courier New" w:cs="Courier New"/>
           <w:sz w:val="20"/>
           <w:szCs w:val="20"/>
-          <w:lang/>
         </w:rPr>
         <w:t>!</w:t>
       </w:r>
@@ -403,7 +369,6 @@
           <w:rFonts w:ascii="Times New Roman" w:eastAsia="Times New Roman" w:hAnsi="Times New Roman" w:cs="Times New Roman"/>
           <w:sz w:val="24"/>
           <w:szCs w:val="24"/>
-          <w:lang/>
         </w:rPr>
         <w:t xml:space="preserve"> belgisini chiqarsin:</w:t>
       </w:r>
@@ -417,7 +382,6 @@
           <w:color w:val="333333"/>
           <w:sz w:val="21"/>
           <w:szCs w:val="21"/>
-          <w:lang/>
         </w:rPr>
       </w:pPr>
       <w:r>
@@ -426,7 +390,6 @@
           <w:color w:val="7A3E9D"/>
           <w:sz w:val="21"/>
           <w:szCs w:val="21"/>
-          <w:lang/>
         </w:rPr>
         <w:t>def</w:t>
       </w:r>
@@ -436,7 +399,6 @@
           <w:color w:val="333333"/>
           <w:sz w:val="21"/>
           <w:szCs w:val="21"/>
-          <w:lang/>
         </w:rPr>
         <w:t xml:space="preserve"> </w:t>
       </w:r>
@@ -448,7 +410,6 @@
           <w:color w:val="AA3731"/>
           <w:sz w:val="21"/>
           <w:szCs w:val="21"/>
-          <w:lang/>
         </w:rPr>
         <w:t>func</w:t>
       </w:r>
@@ -458,7 +419,6 @@
           <w:color w:val="777777"/>
           <w:sz w:val="21"/>
           <w:szCs w:val="21"/>
-          <w:lang/>
         </w:rPr>
         <w:t>():</w:t>
       </w:r>
@@ -472,16 +432,14 @@
           <w:color w:val="333333"/>
           <w:sz w:val="21"/>
           <w:szCs w:val="21"/>
-          <w:lang/>
-        </w:rPr>
-      </w:pPr>
-      <w:r>
-        <w:rPr>
-          <w:rFonts w:ascii="Consolas" w:eastAsia="Times New Roman" w:hAnsi="Consolas" w:cs="Times New Roman"/>
-          <w:color w:val="333333"/>
-          <w:sz w:val="21"/>
-          <w:szCs w:val="21"/>
-          <w:lang/>
+        </w:rPr>
+      </w:pPr>
+      <w:r>
+        <w:rPr>
+          <w:rFonts w:ascii="Consolas" w:eastAsia="Times New Roman" w:hAnsi="Consolas" w:cs="Times New Roman"/>
+          <w:color w:val="333333"/>
+          <w:sz w:val="21"/>
+          <w:szCs w:val="21"/>
         </w:rPr>
         <w:t xml:space="preserve">    </w:t>
       </w:r>
@@ -493,7 +451,6 @@
           <w:color w:val="AA3731"/>
           <w:sz w:val="21"/>
           <w:szCs w:val="21"/>
-          <w:lang/>
         </w:rPr>
         <w:t>print</w:t>
       </w:r>
@@ -503,7 +460,6 @@
           <w:color w:val="777777"/>
           <w:sz w:val="21"/>
           <w:szCs w:val="21"/>
-          <w:lang/>
         </w:rPr>
         <w:t>('</w:t>
       </w:r>
@@ -513,7 +469,6 @@
           <w:color w:val="448C27"/>
           <w:sz w:val="21"/>
           <w:szCs w:val="21"/>
-          <w:lang/>
         </w:rPr>
         <w:t>!</w:t>
       </w:r>
@@ -523,7 +478,6 @@
           <w:color w:val="777777"/>
           <w:sz w:val="21"/>
           <w:szCs w:val="21"/>
-          <w:lang/>
         </w:rPr>
         <w:t>')</w:t>
       </w:r>
@@ -535,7 +489,6 @@
           <w:rFonts w:ascii="Times New Roman" w:eastAsia="Times New Roman" w:hAnsi="Times New Roman" w:cs="Times New Roman"/>
           <w:sz w:val="24"/>
           <w:szCs w:val="24"/>
-          <w:lang/>
         </w:rPr>
       </w:pPr>
       <w:r>
@@ -543,7 +496,6 @@
           <w:rFonts w:ascii="Times New Roman" w:eastAsia="Times New Roman" w:hAnsi="Times New Roman" w:cs="Times New Roman"/>
           <w:sz w:val="24"/>
           <w:szCs w:val="24"/>
-          <w:lang/>
         </w:rPr>
         <w:t>Funksiyani chaqirish uchun uning nomini va qavslarini yozish kifoya:</w:t>
       </w:r>
@@ -557,7 +509,6 @@
           <w:color w:val="333333"/>
           <w:sz w:val="21"/>
           <w:szCs w:val="21"/>
-          <w:lang/>
         </w:rPr>
       </w:pPr>
       <w:r>
@@ -566,7 +517,6 @@
           <w:color w:val="7A3E9D"/>
           <w:sz w:val="21"/>
           <w:szCs w:val="21"/>
-          <w:lang/>
         </w:rPr>
         <w:t>def</w:t>
       </w:r>
@@ -576,7 +526,6 @@
           <w:color w:val="333333"/>
           <w:sz w:val="21"/>
           <w:szCs w:val="21"/>
-          <w:lang/>
         </w:rPr>
         <w:t xml:space="preserve"> </w:t>
       </w:r>
@@ -588,7 +537,6 @@
           <w:color w:val="AA3731"/>
           <w:sz w:val="21"/>
           <w:szCs w:val="21"/>
-          <w:lang/>
         </w:rPr>
         <w:t>func</w:t>
       </w:r>
@@ -598,7 +546,6 @@
           <w:color w:val="777777"/>
           <w:sz w:val="21"/>
           <w:szCs w:val="21"/>
-          <w:lang/>
         </w:rPr>
         <w:t>():</w:t>
       </w:r>
@@ -612,16 +559,14 @@
           <w:color w:val="333333"/>
           <w:sz w:val="21"/>
           <w:szCs w:val="21"/>
-          <w:lang/>
-        </w:rPr>
-      </w:pPr>
-      <w:r>
-        <w:rPr>
-          <w:rFonts w:ascii="Consolas" w:eastAsia="Times New Roman" w:hAnsi="Consolas" w:cs="Times New Roman"/>
-          <w:color w:val="333333"/>
-          <w:sz w:val="21"/>
-          <w:szCs w:val="21"/>
-          <w:lang/>
+        </w:rPr>
+      </w:pPr>
+      <w:r>
+        <w:rPr>
+          <w:rFonts w:ascii="Consolas" w:eastAsia="Times New Roman" w:hAnsi="Consolas" w:cs="Times New Roman"/>
+          <w:color w:val="333333"/>
+          <w:sz w:val="21"/>
+          <w:szCs w:val="21"/>
         </w:rPr>
         <w:t xml:space="preserve">    </w:t>
       </w:r>
@@ -633,7 +578,6 @@
           <w:color w:val="AA3731"/>
           <w:sz w:val="21"/>
           <w:szCs w:val="21"/>
-          <w:lang/>
         </w:rPr>
         <w:t>print</w:t>
       </w:r>
@@ -643,7 +587,6 @@
           <w:color w:val="777777"/>
           <w:sz w:val="21"/>
           <w:szCs w:val="21"/>
-          <w:lang/>
         </w:rPr>
         <w:t>('</w:t>
       </w:r>
@@ -653,7 +596,6 @@
           <w:color w:val="448C27"/>
           <w:sz w:val="21"/>
           <w:szCs w:val="21"/>
-          <w:lang/>
         </w:rPr>
         <w:t>!</w:t>
       </w:r>
@@ -663,7 +605,6 @@
           <w:color w:val="777777"/>
           <w:sz w:val="21"/>
           <w:szCs w:val="21"/>
-          <w:lang/>
         </w:rPr>
         <w:t>')</w:t>
       </w:r>
@@ -677,7 +618,6 @@
           <w:color w:val="333333"/>
           <w:sz w:val="21"/>
           <w:szCs w:val="21"/>
-          <w:lang/>
         </w:rPr>
       </w:pPr>
       <w:r>
@@ -688,7 +628,6 @@
           <w:color w:val="AAAAAA"/>
           <w:sz w:val="21"/>
           <w:szCs w:val="21"/>
-          <w:lang/>
         </w:rPr>
         <w:t># Funksiyamizni chaqiramiz:</w:t>
       </w:r>
@@ -702,16 +641,14 @@
           <w:color w:val="333333"/>
           <w:sz w:val="21"/>
           <w:szCs w:val="21"/>
-          <w:lang/>
-        </w:rPr>
-      </w:pPr>
-      <w:r>
-        <w:rPr>
-          <w:rFonts w:ascii="Consolas" w:eastAsia="Times New Roman" w:hAnsi="Consolas" w:cs="Times New Roman"/>
-          <w:color w:val="333333"/>
-          <w:sz w:val="21"/>
-          <w:szCs w:val="21"/>
-          <w:lang/>
+        </w:rPr>
+      </w:pPr>
+      <w:r>
+        <w:rPr>
+          <w:rFonts w:ascii="Consolas" w:eastAsia="Times New Roman" w:hAnsi="Consolas" w:cs="Times New Roman"/>
+          <w:color w:val="333333"/>
+          <w:sz w:val="21"/>
+          <w:szCs w:val="21"/>
         </w:rPr>
         <w:t>func</w:t>
       </w:r>
@@ -721,7 +658,6 @@
           <w:color w:val="777777"/>
           <w:sz w:val="21"/>
           <w:szCs w:val="21"/>
-          <w:lang/>
         </w:rPr>
         <w:t>()</w:t>
       </w:r>
@@ -731,7 +667,6 @@
           <w:color w:val="333333"/>
           <w:sz w:val="21"/>
           <w:szCs w:val="21"/>
-          <w:lang/>
         </w:rPr>
         <w:t xml:space="preserve">  </w:t>
       </w:r>
@@ -743,7 +678,6 @@
           <w:color w:val="AAAAAA"/>
           <w:sz w:val="21"/>
           <w:szCs w:val="21"/>
-          <w:lang/>
         </w:rPr>
         <w:t># ekranga '!' chiqaradi</w:t>
       </w:r>
@@ -755,7 +689,6 @@
           <w:rFonts w:ascii="Times New Roman" w:eastAsia="Times New Roman" w:hAnsi="Times New Roman" w:cs="Times New Roman"/>
           <w:sz w:val="24"/>
           <w:szCs w:val="24"/>
-          <w:lang/>
         </w:rPr>
       </w:pPr>
       <w:r>
@@ -763,7 +696,6 @@
           <w:rFonts w:ascii="Times New Roman" w:eastAsia="Times New Roman" w:hAnsi="Times New Roman" w:cs="Times New Roman"/>
           <w:sz w:val="24"/>
           <w:szCs w:val="24"/>
-          <w:lang/>
         </w:rPr>
         <w:t>Funksiyani bir necha marta chaqirish mumkin – bunda har safar u qaytadan ishlaydi:</w:t>
       </w:r>
@@ -777,7 +709,6 @@
           <w:color w:val="333333"/>
           <w:sz w:val="21"/>
           <w:szCs w:val="21"/>
-          <w:lang/>
         </w:rPr>
       </w:pPr>
       <w:r>
@@ -786,7 +717,6 @@
           <w:color w:val="7A3E9D"/>
           <w:sz w:val="21"/>
           <w:szCs w:val="21"/>
-          <w:lang/>
         </w:rPr>
         <w:t>def</w:t>
       </w:r>
@@ -796,7 +726,6 @@
           <w:color w:val="333333"/>
           <w:sz w:val="21"/>
           <w:szCs w:val="21"/>
-          <w:lang/>
         </w:rPr>
         <w:t xml:space="preserve"> </w:t>
       </w:r>
@@ -808,7 +737,6 @@
           <w:color w:val="AA3731"/>
           <w:sz w:val="21"/>
           <w:szCs w:val="21"/>
-          <w:lang/>
         </w:rPr>
         <w:t>func</w:t>
       </w:r>
@@ -818,7 +746,6 @@
           <w:color w:val="777777"/>
           <w:sz w:val="21"/>
           <w:szCs w:val="21"/>
-          <w:lang/>
         </w:rPr>
         <w:t>():</w:t>
       </w:r>
@@ -832,16 +759,14 @@
           <w:color w:val="333333"/>
           <w:sz w:val="21"/>
           <w:szCs w:val="21"/>
-          <w:lang/>
-        </w:rPr>
-      </w:pPr>
-      <w:r>
-        <w:rPr>
-          <w:rFonts w:ascii="Consolas" w:eastAsia="Times New Roman" w:hAnsi="Consolas" w:cs="Times New Roman"/>
-          <w:color w:val="333333"/>
-          <w:sz w:val="21"/>
-          <w:szCs w:val="21"/>
-          <w:lang/>
+        </w:rPr>
+      </w:pPr>
+      <w:r>
+        <w:rPr>
+          <w:rFonts w:ascii="Consolas" w:eastAsia="Times New Roman" w:hAnsi="Consolas" w:cs="Times New Roman"/>
+          <w:color w:val="333333"/>
+          <w:sz w:val="21"/>
+          <w:szCs w:val="21"/>
         </w:rPr>
         <w:t xml:space="preserve">    </w:t>
       </w:r>
@@ -853,7 +778,6 @@
           <w:color w:val="AA3731"/>
           <w:sz w:val="21"/>
           <w:szCs w:val="21"/>
-          <w:lang/>
         </w:rPr>
         <w:t>print</w:t>
       </w:r>
@@ -863,7 +787,6 @@
           <w:color w:val="777777"/>
           <w:sz w:val="21"/>
           <w:szCs w:val="21"/>
-          <w:lang/>
         </w:rPr>
         <w:t>('</w:t>
       </w:r>
@@ -873,7 +796,6 @@
           <w:color w:val="448C27"/>
           <w:sz w:val="21"/>
           <w:szCs w:val="21"/>
-          <w:lang/>
         </w:rPr>
         <w:t>!</w:t>
       </w:r>
@@ -883,7 +805,6 @@
           <w:color w:val="777777"/>
           <w:sz w:val="21"/>
           <w:szCs w:val="21"/>
-          <w:lang/>
         </w:rPr>
         <w:t>')</w:t>
       </w:r>
@@ -897,16 +818,14 @@
           <w:color w:val="333333"/>
           <w:sz w:val="21"/>
           <w:szCs w:val="21"/>
-          <w:lang/>
-        </w:rPr>
-      </w:pPr>
-      <w:r>
-        <w:rPr>
-          <w:rFonts w:ascii="Consolas" w:eastAsia="Times New Roman" w:hAnsi="Consolas" w:cs="Times New Roman"/>
-          <w:color w:val="333333"/>
-          <w:sz w:val="21"/>
-          <w:szCs w:val="21"/>
-          <w:lang/>
+        </w:rPr>
+      </w:pPr>
+      <w:r>
+        <w:rPr>
+          <w:rFonts w:ascii="Consolas" w:eastAsia="Times New Roman" w:hAnsi="Consolas" w:cs="Times New Roman"/>
+          <w:color w:val="333333"/>
+          <w:sz w:val="21"/>
+          <w:szCs w:val="21"/>
         </w:rPr>
         <w:t xml:space="preserve">    </w:t>
       </w:r>
@@ -920,7 +839,6 @@
           <w:color w:val="333333"/>
           <w:sz w:val="21"/>
           <w:szCs w:val="21"/>
-          <w:lang/>
         </w:rPr>
       </w:pPr>
       <w:r>
@@ -931,7 +849,6 @@
           <w:color w:val="AA3731"/>
           <w:sz w:val="21"/>
           <w:szCs w:val="21"/>
-          <w:lang/>
         </w:rPr>
         <w:t>func</w:t>
       </w:r>
@@ -941,7 +858,6 @@
           <w:color w:val="777777"/>
           <w:sz w:val="21"/>
           <w:szCs w:val="21"/>
-          <w:lang/>
         </w:rPr>
         <w:t>()</w:t>
       </w:r>
@@ -951,7 +867,6 @@
           <w:color w:val="333333"/>
           <w:sz w:val="21"/>
           <w:szCs w:val="21"/>
-          <w:lang/>
         </w:rPr>
         <w:t xml:space="preserve">  </w:t>
       </w:r>
@@ -963,7 +878,6 @@
           <w:color w:val="AAAAAA"/>
           <w:sz w:val="21"/>
           <w:szCs w:val="21"/>
-          <w:lang/>
         </w:rPr>
         <w:t># ekranga '!' chiqaradi</w:t>
       </w:r>
@@ -977,7 +891,6 @@
           <w:color w:val="333333"/>
           <w:sz w:val="21"/>
           <w:szCs w:val="21"/>
-          <w:lang/>
         </w:rPr>
       </w:pPr>
       <w:r>
@@ -988,7 +901,6 @@
           <w:color w:val="AA3731"/>
           <w:sz w:val="21"/>
           <w:szCs w:val="21"/>
-          <w:lang/>
         </w:rPr>
         <w:t>func</w:t>
       </w:r>
@@ -998,7 +910,6 @@
           <w:color w:val="777777"/>
           <w:sz w:val="21"/>
           <w:szCs w:val="21"/>
-          <w:lang/>
         </w:rPr>
         <w:t>()</w:t>
       </w:r>
@@ -1008,7 +919,6 @@
           <w:color w:val="333333"/>
           <w:sz w:val="21"/>
           <w:szCs w:val="21"/>
-          <w:lang/>
         </w:rPr>
         <w:t xml:space="preserve">  </w:t>
       </w:r>
@@ -1020,7 +930,6 @@
           <w:color w:val="AAAAAA"/>
           <w:sz w:val="21"/>
           <w:szCs w:val="21"/>
-          <w:lang/>
         </w:rPr>
         <w:t># ekranga '!' chiqaradi</w:t>
       </w:r>
@@ -1034,7 +943,6 @@
           <w:color w:val="333333"/>
           <w:sz w:val="21"/>
           <w:szCs w:val="21"/>
-          <w:lang/>
         </w:rPr>
       </w:pPr>
       <w:r>
@@ -1045,7 +953,6 @@
           <w:color w:val="AA3731"/>
           <w:sz w:val="21"/>
           <w:szCs w:val="21"/>
-          <w:lang/>
         </w:rPr>
         <w:t>func</w:t>
       </w:r>
@@ -1055,7 +962,6 @@
           <w:color w:val="777777"/>
           <w:sz w:val="21"/>
           <w:szCs w:val="21"/>
-          <w:lang/>
         </w:rPr>
         <w:t>()</w:t>
       </w:r>
@@ -1065,7 +971,6 @@
           <w:color w:val="333333"/>
           <w:sz w:val="21"/>
           <w:szCs w:val="21"/>
-          <w:lang/>
         </w:rPr>
         <w:t xml:space="preserve">  </w:t>
       </w:r>
@@ -1077,7 +982,6 @@
           <w:color w:val="AAAAAA"/>
           <w:sz w:val="21"/>
           <w:szCs w:val="21"/>
-          <w:lang/>
         </w:rPr>
         <w:t># ekranga '!' chiqaradi</w:t>
       </w:r>
@@ -1089,7 +993,6 @@
           <w:rFonts w:ascii="Times New Roman" w:eastAsia="Times New Roman" w:hAnsi="Times New Roman" w:cs="Times New Roman"/>
           <w:sz w:val="24"/>
           <w:szCs w:val="24"/>
-          <w:lang/>
         </w:rPr>
       </w:pPr>
       <w:r>
@@ -1097,7 +1000,6 @@
           <w:rFonts w:ascii="Times New Roman" w:eastAsia="Times New Roman" w:hAnsi="Times New Roman" w:cs="Times New Roman"/>
           <w:sz w:val="24"/>
           <w:szCs w:val="24"/>
-          <w:lang/>
         </w:rPr>
         <w:t xml:space="preserve">Muhim: Python’da funksiyani </w:t>
       </w:r>
@@ -1108,7 +1010,6 @@
           <w:bCs/>
           <w:sz w:val="24"/>
           <w:szCs w:val="24"/>
-          <w:lang/>
         </w:rPr>
         <w:t>faqat uning e’lon qilingan joyidan keyin</w:t>
       </w:r>
@@ -1117,7 +1018,6 @@
           <w:rFonts w:ascii="Times New Roman" w:eastAsia="Times New Roman" w:hAnsi="Times New Roman" w:cs="Times New Roman"/>
           <w:sz w:val="24"/>
           <w:szCs w:val="24"/>
-          <w:lang/>
         </w:rPr>
         <w:t xml:space="preserve"> chaqirish mumkin:</w:t>
       </w:r>
@@ -1131,16 +1031,14 @@
           <w:color w:val="333333"/>
           <w:sz w:val="21"/>
           <w:szCs w:val="21"/>
-          <w:lang/>
-        </w:rPr>
-      </w:pPr>
-      <w:r>
-        <w:rPr>
-          <w:rFonts w:ascii="Consolas" w:eastAsia="Times New Roman" w:hAnsi="Consolas" w:cs="Times New Roman"/>
-          <w:color w:val="333333"/>
-          <w:sz w:val="21"/>
-          <w:szCs w:val="21"/>
-          <w:lang/>
+        </w:rPr>
+      </w:pPr>
+      <w:r>
+        <w:rPr>
+          <w:rFonts w:ascii="Consolas" w:eastAsia="Times New Roman" w:hAnsi="Consolas" w:cs="Times New Roman"/>
+          <w:color w:val="333333"/>
+          <w:sz w:val="21"/>
+          <w:szCs w:val="21"/>
         </w:rPr>
         <w:t>func</w:t>
       </w:r>
@@ -1150,7 +1048,6 @@
           <w:color w:val="777777"/>
           <w:sz w:val="21"/>
           <w:szCs w:val="21"/>
-          <w:lang/>
         </w:rPr>
         <w:t>()</w:t>
       </w:r>
@@ -1160,7 +1057,6 @@
           <w:color w:val="333333"/>
           <w:sz w:val="21"/>
           <w:szCs w:val="21"/>
-          <w:lang/>
         </w:rPr>
         <w:t xml:space="preserve">  </w:t>
       </w:r>
@@ -1172,7 +1068,6 @@
           <w:color w:val="AAAAAA"/>
           <w:sz w:val="21"/>
           <w:szCs w:val="21"/>
-          <w:lang/>
         </w:rPr>
         <w:t># xato beradi</w:t>
       </w:r>
@@ -1186,7 +1081,6 @@
           <w:color w:val="333333"/>
           <w:sz w:val="21"/>
           <w:szCs w:val="21"/>
-          <w:lang/>
         </w:rPr>
       </w:pPr>
     </w:p>
@@ -1199,7 +1093,6 @@
           <w:color w:val="333333"/>
           <w:sz w:val="21"/>
           <w:szCs w:val="21"/>
-          <w:lang/>
         </w:rPr>
       </w:pPr>
       <w:r>
@@ -1208,7 +1101,6 @@
           <w:color w:val="7A3E9D"/>
           <w:sz w:val="21"/>
           <w:szCs w:val="21"/>
-          <w:lang/>
         </w:rPr>
         <w:t>def</w:t>
       </w:r>
@@ -1218,7 +1110,6 @@
           <w:color w:val="333333"/>
           <w:sz w:val="21"/>
           <w:szCs w:val="21"/>
-          <w:lang/>
         </w:rPr>
         <w:t xml:space="preserve"> </w:t>
       </w:r>
@@ -1230,7 +1121,6 @@
           <w:color w:val="AA3731"/>
           <w:sz w:val="21"/>
           <w:szCs w:val="21"/>
-          <w:lang/>
         </w:rPr>
         <w:t>func</w:t>
       </w:r>
@@ -1240,7 +1130,6 @@
           <w:color w:val="777777"/>
           <w:sz w:val="21"/>
           <w:szCs w:val="21"/>
-          <w:lang/>
         </w:rPr>
         <w:t>():</w:t>
       </w:r>
@@ -1254,16 +1143,14 @@
           <w:color w:val="333333"/>
           <w:sz w:val="21"/>
           <w:szCs w:val="21"/>
-          <w:lang/>
-        </w:rPr>
-      </w:pPr>
-      <w:r>
-        <w:rPr>
-          <w:rFonts w:ascii="Consolas" w:eastAsia="Times New Roman" w:hAnsi="Consolas" w:cs="Times New Roman"/>
-          <w:color w:val="333333"/>
-          <w:sz w:val="21"/>
-          <w:szCs w:val="21"/>
-          <w:lang/>
+        </w:rPr>
+      </w:pPr>
+      <w:r>
+        <w:rPr>
+          <w:rFonts w:ascii="Consolas" w:eastAsia="Times New Roman" w:hAnsi="Consolas" w:cs="Times New Roman"/>
+          <w:color w:val="333333"/>
+          <w:sz w:val="21"/>
+          <w:szCs w:val="21"/>
         </w:rPr>
         <w:t xml:space="preserve">    </w:t>
       </w:r>
@@ -1275,7 +1162,6 @@
           <w:color w:val="AA3731"/>
           <w:sz w:val="21"/>
           <w:szCs w:val="21"/>
-          <w:lang/>
         </w:rPr>
         <w:t>print</w:t>
       </w:r>
@@ -1285,7 +1171,6 @@
           <w:color w:val="777777"/>
           <w:sz w:val="21"/>
           <w:szCs w:val="21"/>
-          <w:lang/>
         </w:rPr>
         <w:t>('</w:t>
       </w:r>
@@ -1295,7 +1180,6 @@
           <w:color w:val="448C27"/>
           <w:sz w:val="21"/>
           <w:szCs w:val="21"/>
-          <w:lang/>
         </w:rPr>
         <w:t>!</w:t>
       </w:r>
@@ -1305,7 +1189,6 @@
           <w:color w:val="777777"/>
           <w:sz w:val="21"/>
           <w:szCs w:val="21"/>
-          <w:lang/>
         </w:rPr>
         <w:t>')</w:t>
       </w:r>
@@ -1373,7 +1256,6 @@
           <w:color w:val="333333"/>
           <w:sz w:val="21"/>
           <w:szCs w:val="21"/>
-          <w:lang/>
         </w:rPr>
       </w:pPr>
       <w:r>
@@ -1382,7 +1264,6 @@
           <w:color w:val="7A3E9D"/>
           <w:sz w:val="21"/>
           <w:szCs w:val="21"/>
-          <w:lang/>
         </w:rPr>
         <w:t>def</w:t>
       </w:r>
@@ -1392,7 +1273,6 @@
           <w:color w:val="333333"/>
           <w:sz w:val="21"/>
           <w:szCs w:val="21"/>
-          <w:lang/>
         </w:rPr>
         <w:t xml:space="preserve"> </w:t>
       </w:r>
@@ -1404,7 +1284,6 @@
           <w:color w:val="AA3731"/>
           <w:sz w:val="21"/>
           <w:szCs w:val="21"/>
-          <w:lang/>
         </w:rPr>
         <w:t>func</w:t>
       </w:r>
@@ -1414,7 +1293,6 @@
           <w:color w:val="777777"/>
           <w:sz w:val="21"/>
           <w:szCs w:val="21"/>
-          <w:lang/>
         </w:rPr>
         <w:t>(</w:t>
       </w:r>
@@ -1424,7 +1302,6 @@
           <w:color w:val="7A3E9D"/>
           <w:sz w:val="21"/>
           <w:szCs w:val="21"/>
-          <w:lang/>
         </w:rPr>
         <w:t>num1</w:t>
       </w:r>
@@ -1434,7 +1311,6 @@
           <w:color w:val="777777"/>
           <w:sz w:val="21"/>
           <w:szCs w:val="21"/>
-          <w:lang/>
         </w:rPr>
         <w:t>,</w:t>
       </w:r>
@@ -1444,7 +1320,6 @@
           <w:color w:val="333333"/>
           <w:sz w:val="21"/>
           <w:szCs w:val="21"/>
-          <w:lang/>
         </w:rPr>
         <w:t xml:space="preserve"> </w:t>
       </w:r>
@@ -1454,7 +1329,6 @@
           <w:color w:val="7A3E9D"/>
           <w:sz w:val="21"/>
           <w:szCs w:val="21"/>
-          <w:lang/>
         </w:rPr>
         <w:t>num2</w:t>
       </w:r>
@@ -1464,7 +1338,6 @@
           <w:color w:val="777777"/>
           <w:sz w:val="21"/>
           <w:szCs w:val="21"/>
-          <w:lang/>
         </w:rPr>
         <w:t>):</w:t>
       </w:r>
@@ -1478,16 +1351,14 @@
           <w:color w:val="333333"/>
           <w:sz w:val="21"/>
           <w:szCs w:val="21"/>
-          <w:lang/>
-        </w:rPr>
-      </w:pPr>
-      <w:r>
-        <w:rPr>
-          <w:rFonts w:ascii="Consolas" w:eastAsia="Times New Roman" w:hAnsi="Consolas" w:cs="Times New Roman"/>
-          <w:color w:val="333333"/>
-          <w:sz w:val="21"/>
-          <w:szCs w:val="21"/>
-          <w:lang/>
+        </w:rPr>
+      </w:pPr>
+      <w:r>
+        <w:rPr>
+          <w:rFonts w:ascii="Consolas" w:eastAsia="Times New Roman" w:hAnsi="Consolas" w:cs="Times New Roman"/>
+          <w:color w:val="333333"/>
+          <w:sz w:val="21"/>
+          <w:szCs w:val="21"/>
         </w:rPr>
         <w:t xml:space="preserve">    </w:t>
       </w:r>
@@ -1499,7 +1370,6 @@
           <w:color w:val="AA3731"/>
           <w:sz w:val="21"/>
           <w:szCs w:val="21"/>
-          <w:lang/>
         </w:rPr>
         <w:t>print</w:t>
       </w:r>
@@ -1509,7 +1379,6 @@
           <w:color w:val="777777"/>
           <w:sz w:val="21"/>
           <w:szCs w:val="21"/>
-          <w:lang/>
         </w:rPr>
         <w:t>(</w:t>
       </w:r>
@@ -1519,7 +1388,6 @@
           <w:color w:val="7A3E9D"/>
           <w:sz w:val="21"/>
           <w:szCs w:val="21"/>
-          <w:lang/>
         </w:rPr>
         <w:t>num1</w:t>
       </w:r>
@@ -1529,7 +1397,6 @@
           <w:color w:val="333333"/>
           <w:sz w:val="21"/>
           <w:szCs w:val="21"/>
-          <w:lang/>
         </w:rPr>
         <w:t xml:space="preserve"> </w:t>
       </w:r>
@@ -1539,7 +1406,6 @@
           <w:color w:val="777777"/>
           <w:sz w:val="21"/>
           <w:szCs w:val="21"/>
-          <w:lang/>
         </w:rPr>
         <w:t>+</w:t>
       </w:r>
@@ -1549,7 +1415,6 @@
           <w:color w:val="333333"/>
           <w:sz w:val="21"/>
           <w:szCs w:val="21"/>
-          <w:lang/>
         </w:rPr>
         <w:t xml:space="preserve"> </w:t>
       </w:r>
@@ -1559,7 +1424,6 @@
           <w:color w:val="7A3E9D"/>
           <w:sz w:val="21"/>
           <w:szCs w:val="21"/>
-          <w:lang/>
         </w:rPr>
         <w:t>num2</w:t>
       </w:r>
@@ -1569,7 +1433,6 @@
           <w:color w:val="777777"/>
           <w:sz w:val="21"/>
           <w:szCs w:val="21"/>
-          <w:lang/>
         </w:rPr>
         <w:t>)</w:t>
       </w:r>
@@ -1591,16 +1454,14 @@
           <w:color w:val="333333"/>
           <w:sz w:val="21"/>
           <w:szCs w:val="21"/>
-          <w:lang/>
-        </w:rPr>
-      </w:pPr>
-      <w:r>
-        <w:rPr>
-          <w:rFonts w:ascii="Consolas" w:eastAsia="Times New Roman" w:hAnsi="Consolas" w:cs="Times New Roman"/>
-          <w:color w:val="333333"/>
-          <w:sz w:val="21"/>
-          <w:szCs w:val="21"/>
-          <w:lang/>
+        </w:rPr>
+      </w:pPr>
+      <w:r>
+        <w:rPr>
+          <w:rFonts w:ascii="Consolas" w:eastAsia="Times New Roman" w:hAnsi="Consolas" w:cs="Times New Roman"/>
+          <w:color w:val="333333"/>
+          <w:sz w:val="21"/>
+          <w:szCs w:val="21"/>
         </w:rPr>
         <w:t>func</w:t>
       </w:r>
@@ -1610,7 +1471,6 @@
           <w:color w:val="777777"/>
           <w:sz w:val="21"/>
           <w:szCs w:val="21"/>
-          <w:lang/>
         </w:rPr>
         <w:t>(</w:t>
       </w:r>
@@ -1620,7 +1480,6 @@
           <w:color w:val="9C5D27"/>
           <w:sz w:val="21"/>
           <w:szCs w:val="21"/>
-          <w:lang/>
         </w:rPr>
         <w:t>2</w:t>
       </w:r>
@@ -1630,7 +1489,6 @@
           <w:color w:val="777777"/>
           <w:sz w:val="21"/>
           <w:szCs w:val="21"/>
-          <w:lang/>
         </w:rPr>
         <w:t>,</w:t>
       </w:r>
@@ -1640,7 +1498,6 @@
           <w:color w:val="333333"/>
           <w:sz w:val="21"/>
           <w:szCs w:val="21"/>
-          <w:lang/>
         </w:rPr>
         <w:t xml:space="preserve"> </w:t>
       </w:r>
@@ -1650,7 +1507,6 @@
           <w:color w:val="9C5D27"/>
           <w:sz w:val="21"/>
           <w:szCs w:val="21"/>
-          <w:lang/>
         </w:rPr>
         <w:t>3</w:t>
       </w:r>
@@ -1660,7 +1516,6 @@
           <w:color w:val="777777"/>
           <w:sz w:val="21"/>
           <w:szCs w:val="21"/>
-          <w:lang/>
         </w:rPr>
         <w:t>)</w:t>
       </w:r>
@@ -1670,7 +1525,6 @@
           <w:color w:val="333333"/>
           <w:sz w:val="21"/>
           <w:szCs w:val="21"/>
-          <w:lang/>
         </w:rPr>
         <w:t xml:space="preserve">  </w:t>
       </w:r>
@@ -1682,7 +1536,6 @@
           <w:color w:val="AAAAAA"/>
           <w:sz w:val="21"/>
           <w:szCs w:val="21"/>
-          <w:lang/>
         </w:rPr>
         <w:t># ekranga 5 chiqaradi</w:t>
       </w:r>
@@ -1731,7 +1584,6 @@
           <w:color w:val="333333"/>
           <w:sz w:val="21"/>
           <w:szCs w:val="21"/>
-          <w:lang/>
         </w:rPr>
       </w:pPr>
       <w:r>
@@ -1740,7 +1592,6 @@
           <w:color w:val="7A3E9D"/>
           <w:sz w:val="21"/>
           <w:szCs w:val="21"/>
-          <w:lang/>
         </w:rPr>
         <w:t>def</w:t>
       </w:r>
@@ -1750,7 +1601,6 @@
           <w:color w:val="333333"/>
           <w:sz w:val="21"/>
           <w:szCs w:val="21"/>
-          <w:lang/>
         </w:rPr>
         <w:t xml:space="preserve"> </w:t>
       </w:r>
@@ -1762,7 +1612,6 @@
           <w:color w:val="AA3731"/>
           <w:sz w:val="21"/>
           <w:szCs w:val="21"/>
-          <w:lang/>
         </w:rPr>
         <w:t>func</w:t>
       </w:r>
@@ -1772,7 +1621,6 @@
           <w:color w:val="777777"/>
           <w:sz w:val="21"/>
           <w:szCs w:val="21"/>
-          <w:lang/>
         </w:rPr>
         <w:t>(</w:t>
       </w:r>
@@ -1782,7 +1630,6 @@
           <w:color w:val="7A3E9D"/>
           <w:sz w:val="21"/>
           <w:szCs w:val="21"/>
-          <w:lang/>
         </w:rPr>
         <w:t>num</w:t>
       </w:r>
@@ -1792,7 +1639,6 @@
           <w:color w:val="777777"/>
           <w:sz w:val="21"/>
           <w:szCs w:val="21"/>
-          <w:lang/>
         </w:rPr>
         <w:t>):</w:t>
       </w:r>
@@ -1806,16 +1652,14 @@
           <w:color w:val="333333"/>
           <w:sz w:val="21"/>
           <w:szCs w:val="21"/>
-          <w:lang/>
-        </w:rPr>
-      </w:pPr>
-      <w:r>
-        <w:rPr>
-          <w:rFonts w:ascii="Consolas" w:eastAsia="Times New Roman" w:hAnsi="Consolas" w:cs="Times New Roman"/>
-          <w:color w:val="333333"/>
-          <w:sz w:val="21"/>
-          <w:szCs w:val="21"/>
-          <w:lang/>
+        </w:rPr>
+      </w:pPr>
+      <w:r>
+        <w:rPr>
+          <w:rFonts w:ascii="Consolas" w:eastAsia="Times New Roman" w:hAnsi="Consolas" w:cs="Times New Roman"/>
+          <w:color w:val="333333"/>
+          <w:sz w:val="21"/>
+          <w:szCs w:val="21"/>
         </w:rPr>
         <w:t xml:space="preserve">    </w:t>
       </w:r>
@@ -1827,7 +1671,6 @@
           <w:color w:val="AA3731"/>
           <w:sz w:val="21"/>
           <w:szCs w:val="21"/>
-          <w:lang/>
         </w:rPr>
         <w:t>print</w:t>
       </w:r>
@@ -1837,7 +1680,6 @@
           <w:color w:val="777777"/>
           <w:sz w:val="21"/>
           <w:szCs w:val="21"/>
-          <w:lang/>
         </w:rPr>
         <w:t>(</w:t>
       </w:r>
@@ -1847,7 +1689,6 @@
           <w:color w:val="7A3E9D"/>
           <w:sz w:val="21"/>
           <w:szCs w:val="21"/>
-          <w:lang/>
         </w:rPr>
         <w:t>num</w:t>
       </w:r>
@@ -1857,7 +1698,6 @@
           <w:color w:val="333333"/>
           <w:sz w:val="21"/>
           <w:szCs w:val="21"/>
-          <w:lang/>
         </w:rPr>
         <w:t xml:space="preserve"> </w:t>
       </w:r>
@@ -1867,7 +1707,6 @@
           <w:color w:val="777777"/>
           <w:sz w:val="21"/>
           <w:szCs w:val="21"/>
-          <w:lang/>
         </w:rPr>
         <w:t>**</w:t>
       </w:r>
@@ -1877,7 +1716,6 @@
           <w:color w:val="333333"/>
           <w:sz w:val="21"/>
           <w:szCs w:val="21"/>
-          <w:lang/>
         </w:rPr>
         <w:t xml:space="preserve"> </w:t>
       </w:r>
@@ -1887,7 +1725,6 @@
           <w:color w:val="9C5D27"/>
           <w:sz w:val="21"/>
           <w:szCs w:val="21"/>
-          <w:lang/>
         </w:rPr>
         <w:t>2</w:t>
       </w:r>
@@ -1897,7 +1734,6 @@
           <w:color w:val="777777"/>
           <w:sz w:val="21"/>
           <w:szCs w:val="21"/>
-          <w:lang/>
         </w:rPr>
         <w:t>)</w:t>
       </w:r>
@@ -1929,7 +1765,6 @@
           <w:color w:val="333333"/>
           <w:sz w:val="21"/>
           <w:szCs w:val="21"/>
-          <w:lang/>
         </w:rPr>
       </w:pPr>
       <w:r>
@@ -1938,7 +1773,6 @@
           <w:color w:val="7A3E9D"/>
           <w:sz w:val="21"/>
           <w:szCs w:val="21"/>
-          <w:lang/>
         </w:rPr>
         <w:t>res</w:t>
       </w:r>
@@ -1948,7 +1782,6 @@
           <w:color w:val="333333"/>
           <w:sz w:val="21"/>
           <w:szCs w:val="21"/>
-          <w:lang/>
         </w:rPr>
         <w:t xml:space="preserve"> </w:t>
       </w:r>
@@ -1958,7 +1791,6 @@
           <w:color w:val="777777"/>
           <w:sz w:val="21"/>
           <w:szCs w:val="21"/>
-          <w:lang/>
         </w:rPr>
         <w:t>=</w:t>
       </w:r>
@@ -1968,7 +1800,6 @@
           <w:color w:val="333333"/>
           <w:sz w:val="21"/>
           <w:szCs w:val="21"/>
-          <w:lang/>
         </w:rPr>
         <w:t xml:space="preserve"> func</w:t>
       </w:r>
@@ -1978,7 +1809,6 @@
           <w:color w:val="777777"/>
           <w:sz w:val="21"/>
           <w:szCs w:val="21"/>
-          <w:lang/>
         </w:rPr>
         <w:t>(</w:t>
       </w:r>
@@ -1988,7 +1818,6 @@
           <w:color w:val="9C5D27"/>
           <w:sz w:val="21"/>
           <w:szCs w:val="21"/>
-          <w:lang/>
         </w:rPr>
         <w:t>3</w:t>
       </w:r>
@@ -1998,7 +1827,6 @@
           <w:color w:val="777777"/>
           <w:sz w:val="21"/>
           <w:szCs w:val="21"/>
-          <w:lang/>
         </w:rPr>
         <w:t>)</w:t>
       </w:r>
@@ -2008,7 +1836,6 @@
           <w:color w:val="333333"/>
           <w:sz w:val="21"/>
           <w:szCs w:val="21"/>
-          <w:lang/>
         </w:rPr>
         <w:t xml:space="preserve">  </w:t>
       </w:r>
@@ -2020,7 +1847,6 @@
           <w:color w:val="AAAAAA"/>
           <w:sz w:val="21"/>
           <w:szCs w:val="21"/>
-          <w:lang/>
         </w:rPr>
         <w:t># res o‘zgaruvchisida 9 bo‘lishi kerak</w:t>
       </w:r>
@@ -2078,7 +1904,6 @@
           <w:color w:val="333333"/>
           <w:sz w:val="21"/>
           <w:szCs w:val="21"/>
-          <w:lang/>
         </w:rPr>
       </w:pPr>
       <w:r>
@@ -2087,7 +1912,6 @@
           <w:color w:val="7A3E9D"/>
           <w:sz w:val="21"/>
           <w:szCs w:val="21"/>
-          <w:lang/>
         </w:rPr>
         <w:t>def</w:t>
       </w:r>
@@ -2097,7 +1921,6 @@
           <w:color w:val="333333"/>
           <w:sz w:val="21"/>
           <w:szCs w:val="21"/>
-          <w:lang/>
         </w:rPr>
         <w:t xml:space="preserve"> </w:t>
       </w:r>
@@ -2109,7 +1932,6 @@
           <w:color w:val="AA3731"/>
           <w:sz w:val="21"/>
           <w:szCs w:val="21"/>
-          <w:lang/>
         </w:rPr>
         <w:t>func</w:t>
       </w:r>
@@ -2119,7 +1941,6 @@
           <w:color w:val="777777"/>
           <w:sz w:val="21"/>
           <w:szCs w:val="21"/>
-          <w:lang/>
         </w:rPr>
         <w:t>(</w:t>
       </w:r>
@@ -2129,7 +1950,6 @@
           <w:color w:val="7A3E9D"/>
           <w:sz w:val="21"/>
           <w:szCs w:val="21"/>
-          <w:lang/>
         </w:rPr>
         <w:t>num</w:t>
       </w:r>
@@ -2139,7 +1959,6 @@
           <w:color w:val="777777"/>
           <w:sz w:val="21"/>
           <w:szCs w:val="21"/>
-          <w:lang/>
         </w:rPr>
         <w:t>):</w:t>
       </w:r>
@@ -2153,16 +1972,14 @@
           <w:color w:val="333333"/>
           <w:sz w:val="21"/>
           <w:szCs w:val="21"/>
-          <w:lang/>
-        </w:rPr>
-      </w:pPr>
-      <w:r>
-        <w:rPr>
-          <w:rFonts w:ascii="Consolas" w:eastAsia="Times New Roman" w:hAnsi="Consolas" w:cs="Times New Roman"/>
-          <w:color w:val="333333"/>
-          <w:sz w:val="21"/>
-          <w:szCs w:val="21"/>
-          <w:lang/>
+        </w:rPr>
+      </w:pPr>
+      <w:r>
+        <w:rPr>
+          <w:rFonts w:ascii="Consolas" w:eastAsia="Times New Roman" w:hAnsi="Consolas" w:cs="Times New Roman"/>
+          <w:color w:val="333333"/>
+          <w:sz w:val="21"/>
+          <w:szCs w:val="21"/>
         </w:rPr>
         <w:t xml:space="preserve">    </w:t>
       </w:r>
@@ -2172,7 +1989,6 @@
           <w:color w:val="4B69C6"/>
           <w:sz w:val="21"/>
           <w:szCs w:val="21"/>
-          <w:lang/>
         </w:rPr>
         <w:t>return</w:t>
       </w:r>
@@ -2182,7 +1998,6 @@
           <w:color w:val="333333"/>
           <w:sz w:val="21"/>
           <w:szCs w:val="21"/>
-          <w:lang/>
         </w:rPr>
         <w:t xml:space="preserve"> </w:t>
       </w:r>
@@ -2192,7 +2007,6 @@
           <w:color w:val="7A3E9D"/>
           <w:sz w:val="21"/>
           <w:szCs w:val="21"/>
-          <w:lang/>
         </w:rPr>
         <w:t>num</w:t>
       </w:r>
@@ -2202,7 +2016,6 @@
           <w:color w:val="333333"/>
           <w:sz w:val="21"/>
           <w:szCs w:val="21"/>
-          <w:lang/>
         </w:rPr>
         <w:t xml:space="preserve"> </w:t>
       </w:r>
@@ -2212,7 +2025,6 @@
           <w:color w:val="777777"/>
           <w:sz w:val="21"/>
           <w:szCs w:val="21"/>
-          <w:lang/>
         </w:rPr>
         <w:t>**</w:t>
       </w:r>
@@ -2222,7 +2034,6 @@
           <w:color w:val="333333"/>
           <w:sz w:val="21"/>
           <w:szCs w:val="21"/>
-          <w:lang/>
         </w:rPr>
         <w:t xml:space="preserve"> </w:t>
       </w:r>
@@ -2232,7 +2043,6 @@
           <w:color w:val="9C5D27"/>
           <w:sz w:val="21"/>
           <w:szCs w:val="21"/>
-          <w:lang/>
         </w:rPr>
         <w:t>2</w:t>
       </w:r>
@@ -2254,7 +2064,6 @@
           <w:color w:val="333333"/>
           <w:sz w:val="21"/>
           <w:szCs w:val="21"/>
-          <w:lang/>
         </w:rPr>
       </w:pPr>
       <w:r>
@@ -2263,7 +2072,6 @@
           <w:color w:val="7A3E9D"/>
           <w:sz w:val="21"/>
           <w:szCs w:val="21"/>
-          <w:lang/>
         </w:rPr>
         <w:t>res</w:t>
       </w:r>
@@ -2273,7 +2081,6 @@
           <w:color w:val="333333"/>
           <w:sz w:val="21"/>
           <w:szCs w:val="21"/>
-          <w:lang/>
         </w:rPr>
         <w:t xml:space="preserve"> </w:t>
       </w:r>
@@ -2283,7 +2090,6 @@
           <w:color w:val="777777"/>
           <w:sz w:val="21"/>
           <w:szCs w:val="21"/>
-          <w:lang/>
         </w:rPr>
         <w:t>=</w:t>
       </w:r>
@@ -2293,7 +2099,6 @@
           <w:color w:val="333333"/>
           <w:sz w:val="21"/>
           <w:szCs w:val="21"/>
-          <w:lang/>
         </w:rPr>
         <w:t xml:space="preserve"> func</w:t>
       </w:r>
@@ -2303,7 +2108,6 @@
           <w:color w:val="777777"/>
           <w:sz w:val="21"/>
           <w:szCs w:val="21"/>
-          <w:lang/>
         </w:rPr>
         <w:t>(</w:t>
       </w:r>
@@ -2313,7 +2117,6 @@
           <w:color w:val="9C5D27"/>
           <w:sz w:val="21"/>
           <w:szCs w:val="21"/>
-          <w:lang/>
         </w:rPr>
         <w:t>3</w:t>
       </w:r>
@@ -2323,7 +2126,6 @@
           <w:color w:val="777777"/>
           <w:sz w:val="21"/>
           <w:szCs w:val="21"/>
-          <w:lang/>
         </w:rPr>
         <w:t>)</w:t>
       </w:r>
@@ -2345,7 +2147,6 @@
           <w:color w:val="333333"/>
           <w:sz w:val="21"/>
           <w:szCs w:val="21"/>
-          <w:lang/>
         </w:rPr>
       </w:pPr>
       <w:r>
@@ -2354,7 +2155,6 @@
           <w:color w:val="7A3E9D"/>
           <w:sz w:val="21"/>
           <w:szCs w:val="21"/>
-          <w:lang/>
         </w:rPr>
         <w:t>res</w:t>
       </w:r>
@@ -2364,7 +2164,6 @@
           <w:color w:val="333333"/>
           <w:sz w:val="21"/>
           <w:szCs w:val="21"/>
-          <w:lang/>
         </w:rPr>
         <w:t xml:space="preserve"> </w:t>
       </w:r>
@@ -2374,7 +2173,6 @@
           <w:color w:val="777777"/>
           <w:sz w:val="21"/>
           <w:szCs w:val="21"/>
-          <w:lang/>
         </w:rPr>
         <w:t>=</w:t>
       </w:r>
@@ -2384,7 +2182,6 @@
           <w:color w:val="333333"/>
           <w:sz w:val="21"/>
           <w:szCs w:val="21"/>
-          <w:lang/>
         </w:rPr>
         <w:t xml:space="preserve"> func</w:t>
       </w:r>
@@ -2394,7 +2191,6 @@
           <w:color w:val="777777"/>
           <w:sz w:val="21"/>
           <w:szCs w:val="21"/>
-          <w:lang/>
         </w:rPr>
         <w:t>(</w:t>
       </w:r>
@@ -2404,7 +2200,6 @@
           <w:color w:val="9C5D27"/>
           <w:sz w:val="21"/>
           <w:szCs w:val="21"/>
-          <w:lang/>
         </w:rPr>
         <w:t>3</w:t>
       </w:r>
@@ -2414,7 +2209,6 @@
           <w:color w:val="777777"/>
           <w:sz w:val="21"/>
           <w:szCs w:val="21"/>
-          <w:lang/>
         </w:rPr>
         <w:t>)</w:t>
       </w:r>
@@ -2428,7 +2222,6 @@
           <w:color w:val="333333"/>
           <w:sz w:val="21"/>
           <w:szCs w:val="21"/>
-          <w:lang/>
         </w:rPr>
       </w:pPr>
       <w:r>
@@ -2439,7 +2232,6 @@
           <w:color w:val="AA3731"/>
           <w:sz w:val="21"/>
           <w:szCs w:val="21"/>
-          <w:lang/>
         </w:rPr>
         <w:t>print</w:t>
       </w:r>
@@ -2449,7 +2241,6 @@
           <w:color w:val="777777"/>
           <w:sz w:val="21"/>
           <w:szCs w:val="21"/>
-          <w:lang/>
         </w:rPr>
         <w:t>(</w:t>
       </w:r>
@@ -2459,7 +2250,6 @@
           <w:color w:val="7A3E9D"/>
           <w:sz w:val="21"/>
           <w:szCs w:val="21"/>
-          <w:lang/>
         </w:rPr>
         <w:t>res</w:t>
       </w:r>
@@ -2469,7 +2259,6 @@
           <w:color w:val="777777"/>
           <w:sz w:val="21"/>
           <w:szCs w:val="21"/>
-          <w:lang/>
         </w:rPr>
         <w:t>)</w:t>
       </w:r>
@@ -2479,7 +2268,6 @@
           <w:color w:val="333333"/>
           <w:sz w:val="21"/>
           <w:szCs w:val="21"/>
-          <w:lang/>
         </w:rPr>
         <w:t xml:space="preserve">  </w:t>
       </w:r>
@@ -2491,7 +2279,6 @@
           <w:color w:val="AAAAAA"/>
           <w:sz w:val="21"/>
           <w:szCs w:val="21"/>
-          <w:lang/>
         </w:rPr>
         <w:t># ekranga 9 chiqaradi</w:t>
       </w:r>
@@ -2513,7 +2300,6 @@
           <w:color w:val="333333"/>
           <w:sz w:val="21"/>
           <w:szCs w:val="21"/>
-          <w:lang/>
         </w:rPr>
       </w:pPr>
       <w:r>
@@ -2522,7 +2308,6 @@
           <w:color w:val="7A3E9D"/>
           <w:sz w:val="21"/>
           <w:szCs w:val="21"/>
-          <w:lang/>
         </w:rPr>
         <w:t>res</w:t>
       </w:r>
@@ -2532,7 +2317,6 @@
           <w:color w:val="333333"/>
           <w:sz w:val="21"/>
           <w:szCs w:val="21"/>
-          <w:lang/>
         </w:rPr>
         <w:t xml:space="preserve"> </w:t>
       </w:r>
@@ -2542,7 +2326,6 @@
           <w:color w:val="777777"/>
           <w:sz w:val="21"/>
           <w:szCs w:val="21"/>
-          <w:lang/>
         </w:rPr>
         <w:t>=</w:t>
       </w:r>
@@ -2552,7 +2335,6 @@
           <w:color w:val="333333"/>
           <w:sz w:val="21"/>
           <w:szCs w:val="21"/>
-          <w:lang/>
         </w:rPr>
         <w:t xml:space="preserve"> func</w:t>
       </w:r>
@@ -2562,7 +2344,6 @@
           <w:color w:val="777777"/>
           <w:sz w:val="21"/>
           <w:szCs w:val="21"/>
-          <w:lang/>
         </w:rPr>
         <w:t>(</w:t>
       </w:r>
@@ -2572,7 +2353,6 @@
           <w:color w:val="9C5D27"/>
           <w:sz w:val="21"/>
           <w:szCs w:val="21"/>
-          <w:lang/>
         </w:rPr>
         <w:t>3</w:t>
       </w:r>
@@ -2582,7 +2362,6 @@
           <w:color w:val="777777"/>
           <w:sz w:val="21"/>
           <w:szCs w:val="21"/>
-          <w:lang/>
         </w:rPr>
         <w:t>)</w:t>
       </w:r>
@@ -2596,7 +2375,6 @@
           <w:color w:val="333333"/>
           <w:sz w:val="21"/>
           <w:szCs w:val="21"/>
-          <w:lang/>
         </w:rPr>
       </w:pPr>
       <w:r>
@@ -2605,7 +2383,6 @@
           <w:color w:val="7A3E9D"/>
           <w:sz w:val="21"/>
           <w:szCs w:val="21"/>
-          <w:lang/>
         </w:rPr>
         <w:t>res</w:t>
       </w:r>
@@ -2615,7 +2392,6 @@
           <w:color w:val="333333"/>
           <w:sz w:val="21"/>
           <w:szCs w:val="21"/>
-          <w:lang/>
         </w:rPr>
         <w:t xml:space="preserve"> </w:t>
       </w:r>
@@ -2625,7 +2401,6 @@
           <w:color w:val="777777"/>
           <w:sz w:val="21"/>
           <w:szCs w:val="21"/>
-          <w:lang/>
         </w:rPr>
         <w:t>=</w:t>
       </w:r>
@@ -2635,7 +2410,6 @@
           <w:color w:val="333333"/>
           <w:sz w:val="21"/>
           <w:szCs w:val="21"/>
-          <w:lang/>
         </w:rPr>
         <w:t xml:space="preserve"> </w:t>
       </w:r>
@@ -2645,7 +2419,6 @@
           <w:color w:val="7A3E9D"/>
           <w:sz w:val="21"/>
           <w:szCs w:val="21"/>
-          <w:lang/>
         </w:rPr>
         <w:t>res</w:t>
       </w:r>
@@ -2655,7 +2428,6 @@
           <w:color w:val="333333"/>
           <w:sz w:val="21"/>
           <w:szCs w:val="21"/>
-          <w:lang/>
         </w:rPr>
         <w:t xml:space="preserve"> </w:t>
       </w:r>
@@ -2665,7 +2437,6 @@
           <w:color w:val="777777"/>
           <w:sz w:val="21"/>
           <w:szCs w:val="21"/>
-          <w:lang/>
         </w:rPr>
         <w:t>+</w:t>
       </w:r>
@@ -2675,7 +2446,6 @@
           <w:color w:val="333333"/>
           <w:sz w:val="21"/>
           <w:szCs w:val="21"/>
-          <w:lang/>
         </w:rPr>
         <w:t xml:space="preserve"> </w:t>
       </w:r>
@@ -2685,7 +2455,6 @@
           <w:color w:val="9C5D27"/>
           <w:sz w:val="21"/>
           <w:szCs w:val="21"/>
-          <w:lang/>
         </w:rPr>
         <w:t>1</w:t>
       </w:r>
@@ -2699,7 +2468,6 @@
           <w:color w:val="333333"/>
           <w:sz w:val="21"/>
           <w:szCs w:val="21"/>
-          <w:lang/>
         </w:rPr>
       </w:pPr>
     </w:p>
@@ -2712,7 +2480,6 @@
           <w:color w:val="333333"/>
           <w:sz w:val="21"/>
           <w:szCs w:val="21"/>
-          <w:lang/>
         </w:rPr>
       </w:pPr>
       <w:r>
@@ -2723,7 +2490,6 @@
           <w:color w:val="AA3731"/>
           <w:sz w:val="21"/>
           <w:szCs w:val="21"/>
-          <w:lang/>
         </w:rPr>
         <w:t>print</w:t>
       </w:r>
@@ -2733,7 +2499,6 @@
           <w:color w:val="777777"/>
           <w:sz w:val="21"/>
           <w:szCs w:val="21"/>
-          <w:lang/>
         </w:rPr>
         <w:t>(</w:t>
       </w:r>
@@ -2743,7 +2508,6 @@
           <w:color w:val="7A3E9D"/>
           <w:sz w:val="21"/>
           <w:szCs w:val="21"/>
-          <w:lang/>
         </w:rPr>
         <w:t>res</w:t>
       </w:r>
@@ -2753,7 +2517,6 @@
           <w:color w:val="777777"/>
           <w:sz w:val="21"/>
           <w:szCs w:val="21"/>
-          <w:lang/>
         </w:rPr>
         <w:t>)</w:t>
       </w:r>
@@ -2763,7 +2526,6 @@
           <w:color w:val="333333"/>
           <w:sz w:val="21"/>
           <w:szCs w:val="21"/>
-          <w:lang/>
         </w:rPr>
         <w:t xml:space="preserve">  </w:t>
       </w:r>
@@ -2775,7 +2537,6 @@
           <w:color w:val="AAAAAA"/>
           <w:sz w:val="21"/>
           <w:szCs w:val="21"/>
-          <w:lang/>
         </w:rPr>
         <w:t># ekranga 10 chiqaradi</w:t>
       </w:r>
@@ -2798,7 +2559,6 @@
           <w:color w:val="333333"/>
           <w:sz w:val="21"/>
           <w:szCs w:val="21"/>
-          <w:lang/>
         </w:rPr>
       </w:pPr>
       <w:r>
@@ -2807,7 +2567,6 @@
           <w:color w:val="7A3E9D"/>
           <w:sz w:val="21"/>
           <w:szCs w:val="21"/>
-          <w:lang/>
         </w:rPr>
         <w:t>res</w:t>
       </w:r>
@@ -2817,7 +2576,6 @@
           <w:color w:val="333333"/>
           <w:sz w:val="21"/>
           <w:szCs w:val="21"/>
-          <w:lang/>
         </w:rPr>
         <w:t xml:space="preserve"> </w:t>
       </w:r>
@@ -2827,7 +2585,6 @@
           <w:color w:val="777777"/>
           <w:sz w:val="21"/>
           <w:szCs w:val="21"/>
-          <w:lang/>
         </w:rPr>
         <w:t>=</w:t>
       </w:r>
@@ -2837,7 +2594,6 @@
           <w:color w:val="333333"/>
           <w:sz w:val="21"/>
           <w:szCs w:val="21"/>
-          <w:lang/>
         </w:rPr>
         <w:t xml:space="preserve"> func</w:t>
       </w:r>
@@ -2847,7 +2603,6 @@
           <w:color w:val="777777"/>
           <w:sz w:val="21"/>
           <w:szCs w:val="21"/>
-          <w:lang/>
         </w:rPr>
         <w:t>(</w:t>
       </w:r>
@@ -2857,7 +2612,6 @@
           <w:color w:val="9C5D27"/>
           <w:sz w:val="21"/>
           <w:szCs w:val="21"/>
-          <w:lang/>
         </w:rPr>
         <w:t>3</w:t>
       </w:r>
@@ -2867,7 +2621,6 @@
           <w:color w:val="777777"/>
           <w:sz w:val="21"/>
           <w:szCs w:val="21"/>
-          <w:lang/>
         </w:rPr>
         <w:t>)</w:t>
       </w:r>
@@ -2877,7 +2630,6 @@
           <w:color w:val="333333"/>
           <w:sz w:val="21"/>
           <w:szCs w:val="21"/>
-          <w:lang/>
         </w:rPr>
         <w:t xml:space="preserve"> </w:t>
       </w:r>
@@ -2887,7 +2639,6 @@
           <w:color w:val="777777"/>
           <w:sz w:val="21"/>
           <w:szCs w:val="21"/>
-          <w:lang/>
         </w:rPr>
         <w:t>+</w:t>
       </w:r>
@@ -2897,7 +2648,6 @@
           <w:color w:val="333333"/>
           <w:sz w:val="21"/>
           <w:szCs w:val="21"/>
-          <w:lang/>
         </w:rPr>
         <w:t xml:space="preserve"> </w:t>
       </w:r>
@@ -2907,7 +2657,6 @@
           <w:color w:val="9C5D27"/>
           <w:sz w:val="21"/>
           <w:szCs w:val="21"/>
-          <w:lang/>
         </w:rPr>
         <w:t>1</w:t>
       </w:r>
@@ -2921,7 +2670,6 @@
           <w:color w:val="333333"/>
           <w:sz w:val="21"/>
           <w:szCs w:val="21"/>
-          <w:lang/>
         </w:rPr>
       </w:pPr>
       <w:r>
@@ -2932,7 +2680,6 @@
           <w:color w:val="AA3731"/>
           <w:sz w:val="21"/>
           <w:szCs w:val="21"/>
-          <w:lang/>
         </w:rPr>
         <w:t>print</w:t>
       </w:r>
@@ -2942,7 +2689,6 @@
           <w:color w:val="777777"/>
           <w:sz w:val="21"/>
           <w:szCs w:val="21"/>
-          <w:lang/>
         </w:rPr>
         <w:t>(</w:t>
       </w:r>
@@ -2952,7 +2698,6 @@
           <w:color w:val="7A3E9D"/>
           <w:sz w:val="21"/>
           <w:szCs w:val="21"/>
-          <w:lang/>
         </w:rPr>
         <w:t>res</w:t>
       </w:r>
@@ -2962,7 +2707,6 @@
           <w:color w:val="777777"/>
           <w:sz w:val="21"/>
           <w:szCs w:val="21"/>
-          <w:lang/>
         </w:rPr>
         <w:t>)</w:t>
       </w:r>
@@ -2972,7 +2716,6 @@
           <w:color w:val="333333"/>
           <w:sz w:val="21"/>
           <w:szCs w:val="21"/>
-          <w:lang/>
         </w:rPr>
         <w:t xml:space="preserve">  </w:t>
       </w:r>
@@ -2984,7 +2727,6 @@
           <w:color w:val="AAAAAA"/>
           <w:sz w:val="21"/>
           <w:szCs w:val="21"/>
-          <w:lang/>
         </w:rPr>
         <w:t># ekranga 10 chiqaradi</w:t>
       </w:r>
@@ -3006,7 +2748,6 @@
           <w:color w:val="333333"/>
           <w:sz w:val="21"/>
           <w:szCs w:val="21"/>
-          <w:lang/>
         </w:rPr>
       </w:pPr>
       <w:r>
@@ -3015,7 +2756,6 @@
           <w:color w:val="7A3E9D"/>
           <w:sz w:val="21"/>
           <w:szCs w:val="21"/>
-          <w:lang/>
         </w:rPr>
         <w:t>res</w:t>
       </w:r>
@@ -3025,7 +2765,6 @@
           <w:color w:val="333333"/>
           <w:sz w:val="21"/>
           <w:szCs w:val="21"/>
-          <w:lang/>
         </w:rPr>
         <w:t xml:space="preserve"> </w:t>
       </w:r>
@@ -3035,7 +2774,6 @@
           <w:color w:val="777777"/>
           <w:sz w:val="21"/>
           <w:szCs w:val="21"/>
-          <w:lang/>
         </w:rPr>
         <w:t>=</w:t>
       </w:r>
@@ -3045,7 +2783,6 @@
           <w:color w:val="333333"/>
           <w:sz w:val="21"/>
           <w:szCs w:val="21"/>
-          <w:lang/>
         </w:rPr>
         <w:t xml:space="preserve"> func</w:t>
       </w:r>
@@ -3055,7 +2792,6 @@
           <w:color w:val="777777"/>
           <w:sz w:val="21"/>
           <w:szCs w:val="21"/>
-          <w:lang/>
         </w:rPr>
         <w:t>(</w:t>
       </w:r>
@@ -3065,7 +2801,6 @@
           <w:color w:val="9C5D27"/>
           <w:sz w:val="21"/>
           <w:szCs w:val="21"/>
-          <w:lang/>
         </w:rPr>
         <w:t>2</w:t>
       </w:r>
@@ -3075,7 +2810,6 @@
           <w:color w:val="777777"/>
           <w:sz w:val="21"/>
           <w:szCs w:val="21"/>
-          <w:lang/>
         </w:rPr>
         <w:t>)</w:t>
       </w:r>
@@ -3085,7 +2819,6 @@
           <w:color w:val="333333"/>
           <w:sz w:val="21"/>
           <w:szCs w:val="21"/>
-          <w:lang/>
         </w:rPr>
         <w:t xml:space="preserve"> </w:t>
       </w:r>
@@ -3095,7 +2828,6 @@
           <w:color w:val="777777"/>
           <w:sz w:val="21"/>
           <w:szCs w:val="21"/>
-          <w:lang/>
         </w:rPr>
         <w:t>+</w:t>
       </w:r>
@@ -3105,7 +2837,6 @@
           <w:color w:val="333333"/>
           <w:sz w:val="21"/>
           <w:szCs w:val="21"/>
-          <w:lang/>
         </w:rPr>
         <w:t xml:space="preserve"> func</w:t>
       </w:r>
@@ -3115,7 +2846,6 @@
           <w:color w:val="777777"/>
           <w:sz w:val="21"/>
           <w:szCs w:val="21"/>
-          <w:lang/>
         </w:rPr>
         <w:t>(</w:t>
       </w:r>
@@ -3125,7 +2855,6 @@
           <w:color w:val="9C5D27"/>
           <w:sz w:val="21"/>
           <w:szCs w:val="21"/>
-          <w:lang/>
         </w:rPr>
         <w:t>3</w:t>
       </w:r>
@@ -3135,7 +2864,6 @@
           <w:color w:val="777777"/>
           <w:sz w:val="21"/>
           <w:szCs w:val="21"/>
-          <w:lang/>
         </w:rPr>
         <w:t>)</w:t>
       </w:r>
@@ -3149,7 +2877,6 @@
           <w:color w:val="333333"/>
           <w:sz w:val="21"/>
           <w:szCs w:val="21"/>
-          <w:lang/>
         </w:rPr>
       </w:pPr>
       <w:r>
@@ -3160,7 +2887,6 @@
           <w:color w:val="AA3731"/>
           <w:sz w:val="21"/>
           <w:szCs w:val="21"/>
-          <w:lang/>
         </w:rPr>
         <w:t>print</w:t>
       </w:r>
@@ -3170,7 +2896,6 @@
           <w:color w:val="777777"/>
           <w:sz w:val="21"/>
           <w:szCs w:val="21"/>
-          <w:lang/>
         </w:rPr>
         <w:t>(</w:t>
       </w:r>
@@ -3180,7 +2905,6 @@
           <w:color w:val="7A3E9D"/>
           <w:sz w:val="21"/>
           <w:szCs w:val="21"/>
-          <w:lang/>
         </w:rPr>
         <w:t>res</w:t>
       </w:r>
@@ -3190,7 +2914,6 @@
           <w:color w:val="777777"/>
           <w:sz w:val="21"/>
           <w:szCs w:val="21"/>
-          <w:lang/>
         </w:rPr>
         <w:t>)</w:t>
       </w:r>
@@ -3200,7 +2923,6 @@
           <w:color w:val="333333"/>
           <w:sz w:val="21"/>
           <w:szCs w:val="21"/>
-          <w:lang/>
         </w:rPr>
         <w:t xml:space="preserve">  </w:t>
       </w:r>
@@ -3212,7 +2934,6 @@
           <w:color w:val="AAAAAA"/>
           <w:sz w:val="21"/>
           <w:szCs w:val="21"/>
-          <w:lang/>
         </w:rPr>
         <w:t># ekranga 13 chiqaradi</w:t>
       </w:r>
@@ -3243,7 +2964,6 @@
           <w:color w:val="333333"/>
           <w:sz w:val="21"/>
           <w:szCs w:val="21"/>
-          <w:lang/>
         </w:rPr>
       </w:pPr>
       <w:r>
@@ -3254,7 +2974,6 @@
           <w:color w:val="AA3731"/>
           <w:sz w:val="21"/>
           <w:szCs w:val="21"/>
-          <w:lang/>
         </w:rPr>
         <w:t>print</w:t>
       </w:r>
@@ -3264,7 +2983,6 @@
           <w:color w:val="777777"/>
           <w:sz w:val="21"/>
           <w:szCs w:val="21"/>
-          <w:lang/>
         </w:rPr>
         <w:t>(</w:t>
       </w:r>
@@ -3274,7 +2992,6 @@
           <w:color w:val="333333"/>
           <w:sz w:val="21"/>
           <w:szCs w:val="21"/>
-          <w:lang/>
         </w:rPr>
         <w:t>func</w:t>
       </w:r>
@@ -3284,7 +3001,6 @@
           <w:color w:val="777777"/>
           <w:sz w:val="21"/>
           <w:szCs w:val="21"/>
-          <w:lang/>
         </w:rPr>
         <w:t>(</w:t>
       </w:r>
@@ -3294,7 +3010,6 @@
           <w:color w:val="9C5D27"/>
           <w:sz w:val="21"/>
           <w:szCs w:val="21"/>
-          <w:lang/>
         </w:rPr>
         <w:t>3</w:t>
       </w:r>
@@ -3304,7 +3019,6 @@
           <w:color w:val="777777"/>
           <w:sz w:val="21"/>
           <w:szCs w:val="21"/>
-          <w:lang/>
         </w:rPr>
         <w:t>))</w:t>
       </w:r>
@@ -3314,7 +3028,6 @@
           <w:color w:val="333333"/>
           <w:sz w:val="21"/>
           <w:szCs w:val="21"/>
-          <w:lang/>
         </w:rPr>
         <w:t xml:space="preserve">  </w:t>
       </w:r>
@@ -3326,7 +3039,6 @@
           <w:color w:val="AAAAAA"/>
           <w:sz w:val="21"/>
           <w:szCs w:val="21"/>
-          <w:lang/>
         </w:rPr>
         <w:t># ekranga 9 chiqaradi</w:t>
       </w:r>
@@ -3383,7 +3095,6 @@
           <w:color w:val="333333"/>
           <w:sz w:val="21"/>
           <w:szCs w:val="21"/>
-          <w:lang/>
         </w:rPr>
       </w:pPr>
       <w:r>
@@ -3392,7 +3103,6 @@
           <w:color w:val="7A3E9D"/>
           <w:sz w:val="21"/>
           <w:szCs w:val="21"/>
-          <w:lang/>
         </w:rPr>
         <w:t>def</w:t>
       </w:r>
@@ -3402,7 +3112,6 @@
           <w:color w:val="333333"/>
           <w:sz w:val="21"/>
           <w:szCs w:val="21"/>
-          <w:lang/>
         </w:rPr>
         <w:t xml:space="preserve"> </w:t>
       </w:r>
@@ -3414,7 +3123,6 @@
           <w:color w:val="AA3731"/>
           <w:sz w:val="21"/>
           <w:szCs w:val="21"/>
-          <w:lang/>
         </w:rPr>
         <w:t>func</w:t>
       </w:r>
@@ -3424,7 +3132,6 @@
           <w:color w:val="777777"/>
           <w:sz w:val="21"/>
           <w:szCs w:val="21"/>
-          <w:lang/>
         </w:rPr>
         <w:t>(</w:t>
       </w:r>
@@ -3434,7 +3141,6 @@
           <w:color w:val="7A3E9D"/>
           <w:sz w:val="21"/>
           <w:szCs w:val="21"/>
-          <w:lang/>
         </w:rPr>
         <w:t>num1</w:t>
       </w:r>
@@ -3444,7 +3150,6 @@
           <w:color w:val="777777"/>
           <w:sz w:val="21"/>
           <w:szCs w:val="21"/>
-          <w:lang/>
         </w:rPr>
         <w:t>,</w:t>
       </w:r>
@@ -3454,7 +3159,6 @@
           <w:color w:val="333333"/>
           <w:sz w:val="21"/>
           <w:szCs w:val="21"/>
-          <w:lang/>
         </w:rPr>
         <w:t xml:space="preserve"> </w:t>
       </w:r>
@@ -3464,7 +3168,6 @@
           <w:color w:val="7A3E9D"/>
           <w:sz w:val="21"/>
           <w:szCs w:val="21"/>
-          <w:lang/>
         </w:rPr>
         <w:t>num2</w:t>
       </w:r>
@@ -3474,7 +3177,6 @@
           <w:color w:val="777777"/>
           <w:sz w:val="21"/>
           <w:szCs w:val="21"/>
-          <w:lang/>
         </w:rPr>
         <w:t>):</w:t>
       </w:r>
@@ -3488,16 +3190,14 @@
           <w:color w:val="333333"/>
           <w:sz w:val="21"/>
           <w:szCs w:val="21"/>
-          <w:lang/>
-        </w:rPr>
-      </w:pPr>
-      <w:r>
-        <w:rPr>
-          <w:rFonts w:ascii="Consolas" w:eastAsia="Times New Roman" w:hAnsi="Consolas" w:cs="Times New Roman"/>
-          <w:color w:val="333333"/>
-          <w:sz w:val="21"/>
-          <w:szCs w:val="21"/>
-          <w:lang/>
+        </w:rPr>
+      </w:pPr>
+      <w:r>
+        <w:rPr>
+          <w:rFonts w:ascii="Consolas" w:eastAsia="Times New Roman" w:hAnsi="Consolas" w:cs="Times New Roman"/>
+          <w:color w:val="333333"/>
+          <w:sz w:val="21"/>
+          <w:szCs w:val="21"/>
         </w:rPr>
         <w:t xml:space="preserve">    </w:t>
       </w:r>
@@ -3507,7 +3207,6 @@
           <w:color w:val="4B69C6"/>
           <w:sz w:val="21"/>
           <w:szCs w:val="21"/>
-          <w:lang/>
         </w:rPr>
         <w:t>return</w:t>
       </w:r>
@@ -3517,7 +3216,6 @@
           <w:color w:val="333333"/>
           <w:sz w:val="21"/>
           <w:szCs w:val="21"/>
-          <w:lang/>
         </w:rPr>
         <w:t xml:space="preserve"> </w:t>
       </w:r>
@@ -3527,7 +3225,6 @@
           <w:color w:val="7A3E9D"/>
           <w:sz w:val="21"/>
           <w:szCs w:val="21"/>
-          <w:lang/>
         </w:rPr>
         <w:t>num1</w:t>
       </w:r>
@@ -3537,7 +3234,6 @@
           <w:color w:val="333333"/>
           <w:sz w:val="21"/>
           <w:szCs w:val="21"/>
-          <w:lang/>
         </w:rPr>
         <w:t xml:space="preserve"> </w:t>
       </w:r>
@@ -3547,7 +3243,6 @@
           <w:color w:val="777777"/>
           <w:sz w:val="21"/>
           <w:szCs w:val="21"/>
-          <w:lang/>
         </w:rPr>
         <w:t>+</w:t>
       </w:r>
@@ -3557,7 +3252,6 @@
           <w:color w:val="333333"/>
           <w:sz w:val="21"/>
           <w:szCs w:val="21"/>
-          <w:lang/>
         </w:rPr>
         <w:t xml:space="preserve"> </w:t>
       </w:r>
@@ -3567,7 +3261,6 @@
           <w:color w:val="7A3E9D"/>
           <w:sz w:val="21"/>
           <w:szCs w:val="21"/>
-          <w:lang/>
         </w:rPr>
         <w:t>num2</w:t>
       </w:r>
@@ -3581,7 +3274,6 @@
           <w:color w:val="333333"/>
           <w:sz w:val="21"/>
           <w:szCs w:val="21"/>
-          <w:lang/>
         </w:rPr>
       </w:pPr>
     </w:p>
@@ -3594,7 +3286,6 @@
           <w:color w:val="333333"/>
           <w:sz w:val="21"/>
           <w:szCs w:val="21"/>
-          <w:lang/>
         </w:rPr>
       </w:pPr>
       <w:r>
@@ -3605,7 +3296,6 @@
           <w:color w:val="AA3731"/>
           <w:sz w:val="21"/>
           <w:szCs w:val="21"/>
-          <w:lang/>
         </w:rPr>
         <w:t>print</w:t>
       </w:r>
@@ -3615,7 +3305,6 @@
           <w:color w:val="777777"/>
           <w:sz w:val="21"/>
           <w:szCs w:val="21"/>
-          <w:lang/>
         </w:rPr>
         <w:t>(</w:t>
       </w:r>
@@ -3627,7 +3316,6 @@
           <w:color w:val="AA3731"/>
           <w:sz w:val="21"/>
           <w:szCs w:val="21"/>
-          <w:lang/>
         </w:rPr>
         <w:t>func</w:t>
       </w:r>
@@ -3637,7 +3325,6 @@
           <w:color w:val="777777"/>
           <w:sz w:val="21"/>
           <w:szCs w:val="21"/>
-          <w:lang/>
         </w:rPr>
         <w:t>(</w:t>
       </w:r>
@@ -3647,7 +3334,6 @@
           <w:color w:val="9C5D27"/>
           <w:sz w:val="21"/>
           <w:szCs w:val="21"/>
-          <w:lang/>
         </w:rPr>
         <w:t>1</w:t>
       </w:r>
@@ -3657,7 +3343,6 @@
           <w:color w:val="777777"/>
           <w:sz w:val="21"/>
           <w:szCs w:val="21"/>
-          <w:lang/>
         </w:rPr>
         <w:t>,</w:t>
       </w:r>
@@ -3667,7 +3352,6 @@
           <w:color w:val="333333"/>
           <w:sz w:val="21"/>
           <w:szCs w:val="21"/>
-          <w:lang/>
         </w:rPr>
         <w:t xml:space="preserve"> </w:t>
       </w:r>
@@ -3677,7 +3361,6 @@
           <w:color w:val="9C5D27"/>
           <w:sz w:val="21"/>
           <w:szCs w:val="21"/>
-          <w:lang/>
         </w:rPr>
         <w:t>2</w:t>
       </w:r>
@@ -3687,7 +3370,6 @@
           <w:color w:val="777777"/>
           <w:sz w:val="21"/>
           <w:szCs w:val="21"/>
-          <w:lang/>
         </w:rPr>
         <w:t>))</w:t>
       </w:r>
@@ -3697,7 +3379,6 @@
           <w:color w:val="333333"/>
           <w:sz w:val="21"/>
           <w:szCs w:val="21"/>
-          <w:lang/>
         </w:rPr>
         <w:t xml:space="preserve">  </w:t>
       </w:r>
@@ -3709,7 +3390,6 @@
           <w:color w:val="AAAAAA"/>
           <w:sz w:val="21"/>
           <w:szCs w:val="21"/>
-          <w:lang/>
         </w:rPr>
         <w:t># ekranga 3 chiqaradi</w:t>
       </w:r>
@@ -3758,7 +3438,6 @@
           <w:color w:val="333333"/>
           <w:sz w:val="21"/>
           <w:szCs w:val="21"/>
-          <w:lang/>
         </w:rPr>
       </w:pPr>
       <w:r>
@@ -3767,7 +3446,6 @@
           <w:color w:val="7A3E9D"/>
           <w:sz w:val="21"/>
           <w:szCs w:val="21"/>
-          <w:lang/>
         </w:rPr>
         <w:t>def</w:t>
       </w:r>
@@ -3777,7 +3455,6 @@
           <w:color w:val="333333"/>
           <w:sz w:val="21"/>
           <w:szCs w:val="21"/>
-          <w:lang/>
         </w:rPr>
         <w:t xml:space="preserve"> </w:t>
       </w:r>
@@ -3789,7 +3466,6 @@
           <w:color w:val="AA3731"/>
           <w:sz w:val="21"/>
           <w:szCs w:val="21"/>
-          <w:lang/>
         </w:rPr>
         <w:t>func</w:t>
       </w:r>
@@ -3799,7 +3475,6 @@
           <w:color w:val="777777"/>
           <w:sz w:val="21"/>
           <w:szCs w:val="21"/>
-          <w:lang/>
         </w:rPr>
         <w:t>(</w:t>
       </w:r>
@@ -3809,7 +3484,6 @@
           <w:color w:val="7A3E9D"/>
           <w:sz w:val="21"/>
           <w:szCs w:val="21"/>
-          <w:lang/>
         </w:rPr>
         <w:t>num1</w:t>
       </w:r>
@@ -3819,7 +3493,6 @@
           <w:color w:val="777777"/>
           <w:sz w:val="21"/>
           <w:szCs w:val="21"/>
-          <w:lang/>
         </w:rPr>
         <w:t>,</w:t>
       </w:r>
@@ -3829,7 +3502,6 @@
           <w:color w:val="333333"/>
           <w:sz w:val="21"/>
           <w:szCs w:val="21"/>
-          <w:lang/>
         </w:rPr>
         <w:t xml:space="preserve"> </w:t>
       </w:r>
@@ -3839,7 +3511,6 @@
           <w:color w:val="7A3E9D"/>
           <w:sz w:val="21"/>
           <w:szCs w:val="21"/>
-          <w:lang/>
         </w:rPr>
         <w:t>num2</w:t>
       </w:r>
@@ -3849,7 +3520,6 @@
           <w:color w:val="777777"/>
           <w:sz w:val="21"/>
           <w:szCs w:val="21"/>
-          <w:lang/>
         </w:rPr>
         <w:t>=</w:t>
       </w:r>
@@ -3859,7 +3529,6 @@
           <w:color w:val="9C5D27"/>
           <w:sz w:val="21"/>
           <w:szCs w:val="21"/>
-          <w:lang/>
         </w:rPr>
         <w:t>2</w:t>
       </w:r>
@@ -3869,7 +3538,6 @@
           <w:color w:val="777777"/>
           <w:sz w:val="21"/>
           <w:szCs w:val="21"/>
-          <w:lang/>
         </w:rPr>
         <w:t>):</w:t>
       </w:r>
@@ -3883,16 +3551,14 @@
           <w:color w:val="333333"/>
           <w:sz w:val="21"/>
           <w:szCs w:val="21"/>
-          <w:lang/>
-        </w:rPr>
-      </w:pPr>
-      <w:r>
-        <w:rPr>
-          <w:rFonts w:ascii="Consolas" w:eastAsia="Times New Roman" w:hAnsi="Consolas" w:cs="Times New Roman"/>
-          <w:color w:val="333333"/>
-          <w:sz w:val="21"/>
-          <w:szCs w:val="21"/>
-          <w:lang/>
+        </w:rPr>
+      </w:pPr>
+      <w:r>
+        <w:rPr>
+          <w:rFonts w:ascii="Consolas" w:eastAsia="Times New Roman" w:hAnsi="Consolas" w:cs="Times New Roman"/>
+          <w:color w:val="333333"/>
+          <w:sz w:val="21"/>
+          <w:szCs w:val="21"/>
         </w:rPr>
         <w:t xml:space="preserve">    </w:t>
       </w:r>
@@ -3902,7 +3568,6 @@
           <w:color w:val="4B69C6"/>
           <w:sz w:val="21"/>
           <w:szCs w:val="21"/>
-          <w:lang/>
         </w:rPr>
         <w:t>return</w:t>
       </w:r>
@@ -3912,7 +3577,6 @@
           <w:color w:val="333333"/>
           <w:sz w:val="21"/>
           <w:szCs w:val="21"/>
-          <w:lang/>
         </w:rPr>
         <w:t xml:space="preserve"> </w:t>
       </w:r>
@@ -3922,7 +3586,6 @@
           <w:color w:val="7A3E9D"/>
           <w:sz w:val="21"/>
           <w:szCs w:val="21"/>
-          <w:lang/>
         </w:rPr>
         <w:t>num1</w:t>
       </w:r>
@@ -3932,7 +3595,6 @@
           <w:color w:val="333333"/>
           <w:sz w:val="21"/>
           <w:szCs w:val="21"/>
-          <w:lang/>
         </w:rPr>
         <w:t xml:space="preserve"> </w:t>
       </w:r>
@@ -3942,7 +3604,6 @@
           <w:color w:val="777777"/>
           <w:sz w:val="21"/>
           <w:szCs w:val="21"/>
-          <w:lang/>
         </w:rPr>
         <w:t>+</w:t>
       </w:r>
@@ -3952,7 +3613,6 @@
           <w:color w:val="333333"/>
           <w:sz w:val="21"/>
           <w:szCs w:val="21"/>
-          <w:lang/>
         </w:rPr>
         <w:t xml:space="preserve"> </w:t>
       </w:r>
@@ -3962,7 +3622,6 @@
           <w:color w:val="7A3E9D"/>
           <w:sz w:val="21"/>
           <w:szCs w:val="21"/>
-          <w:lang/>
         </w:rPr>
         <w:t>num2</w:t>
       </w:r>
@@ -3984,7 +3643,6 @@
           <w:color w:val="333333"/>
           <w:sz w:val="21"/>
           <w:szCs w:val="21"/>
-          <w:lang/>
         </w:rPr>
       </w:pPr>
       <w:r>
@@ -3995,7 +3653,6 @@
           <w:color w:val="AA3731"/>
           <w:sz w:val="21"/>
           <w:szCs w:val="21"/>
-          <w:lang/>
         </w:rPr>
         <w:t>print</w:t>
       </w:r>
@@ -4005,7 +3662,6 @@
           <w:color w:val="777777"/>
           <w:sz w:val="21"/>
           <w:szCs w:val="21"/>
-          <w:lang/>
         </w:rPr>
         <w:t>(</w:t>
       </w:r>
@@ -4015,7 +3671,6 @@
           <w:color w:val="333333"/>
           <w:sz w:val="21"/>
           <w:szCs w:val="21"/>
-          <w:lang/>
         </w:rPr>
         <w:t>func</w:t>
       </w:r>
@@ -4025,7 +3680,6 @@
           <w:color w:val="777777"/>
           <w:sz w:val="21"/>
           <w:szCs w:val="21"/>
-          <w:lang/>
         </w:rPr>
         <w:t>(</w:t>
       </w:r>
@@ -4035,7 +3689,6 @@
           <w:color w:val="9C5D27"/>
           <w:sz w:val="21"/>
           <w:szCs w:val="21"/>
-          <w:lang/>
         </w:rPr>
         <w:t>1</w:t>
       </w:r>
@@ -4045,7 +3698,6 @@
           <w:color w:val="777777"/>
           <w:sz w:val="21"/>
           <w:szCs w:val="21"/>
-          <w:lang/>
         </w:rPr>
         <w:t>))</w:t>
       </w:r>
@@ -4055,7 +3707,6 @@
           <w:color w:val="333333"/>
           <w:sz w:val="21"/>
           <w:szCs w:val="21"/>
-          <w:lang/>
         </w:rPr>
         <w:t xml:space="preserve">  </w:t>
       </w:r>
@@ -4067,7 +3718,6 @@
           <w:color w:val="AAAAAA"/>
           <w:sz w:val="21"/>
           <w:szCs w:val="21"/>
-          <w:lang/>
         </w:rPr>
         <w:t># ekranga 3 chiqaradi</w:t>
       </w:r>
@@ -4098,7 +3748,6 @@
           <w:color w:val="333333"/>
           <w:sz w:val="21"/>
           <w:szCs w:val="21"/>
-          <w:lang/>
         </w:rPr>
       </w:pPr>
       <w:r>
@@ -4109,7 +3758,6 @@
           <w:color w:val="AA3731"/>
           <w:sz w:val="21"/>
           <w:szCs w:val="21"/>
-          <w:lang/>
         </w:rPr>
         <w:t>print</w:t>
       </w:r>
@@ -4119,7 +3767,6 @@
           <w:color w:val="777777"/>
           <w:sz w:val="21"/>
           <w:szCs w:val="21"/>
-          <w:lang/>
         </w:rPr>
         <w:t>(</w:t>
       </w:r>
@@ -4129,7 +3776,6 @@
           <w:color w:val="333333"/>
           <w:sz w:val="21"/>
           <w:szCs w:val="21"/>
-          <w:lang/>
         </w:rPr>
         <w:t>func</w:t>
       </w:r>
@@ -4139,7 +3785,6 @@
           <w:color w:val="777777"/>
           <w:sz w:val="21"/>
           <w:szCs w:val="21"/>
-          <w:lang/>
         </w:rPr>
         <w:t>(</w:t>
       </w:r>
@@ -4149,7 +3794,6 @@
           <w:color w:val="9C5D27"/>
           <w:sz w:val="21"/>
           <w:szCs w:val="21"/>
-          <w:lang/>
         </w:rPr>
         <w:t>2</w:t>
       </w:r>
@@ -4159,7 +3803,6 @@
           <w:color w:val="777777"/>
           <w:sz w:val="21"/>
           <w:szCs w:val="21"/>
-          <w:lang/>
         </w:rPr>
         <w:t>,</w:t>
       </w:r>
@@ -4169,7 +3812,6 @@
           <w:color w:val="333333"/>
           <w:sz w:val="21"/>
           <w:szCs w:val="21"/>
-          <w:lang/>
         </w:rPr>
         <w:t xml:space="preserve"> </w:t>
       </w:r>
@@ -4179,7 +3821,6 @@
           <w:color w:val="9C5D27"/>
           <w:sz w:val="21"/>
           <w:szCs w:val="21"/>
-          <w:lang/>
         </w:rPr>
         <w:t>4</w:t>
       </w:r>
@@ -4189,7 +3830,6 @@
           <w:color w:val="777777"/>
           <w:sz w:val="21"/>
           <w:szCs w:val="21"/>
-          <w:lang/>
         </w:rPr>
         <w:t>))</w:t>
       </w:r>
@@ -4199,7 +3839,6 @@
           <w:color w:val="333333"/>
           <w:sz w:val="21"/>
           <w:szCs w:val="21"/>
-          <w:lang/>
         </w:rPr>
         <w:t xml:space="preserve">  </w:t>
       </w:r>
@@ -4211,7 +3850,6 @@
           <w:color w:val="AAAAAA"/>
           <w:sz w:val="21"/>
           <w:szCs w:val="21"/>
-          <w:lang/>
         </w:rPr>
         <w:t># ekranga 6 chiqaradi</w:t>
       </w:r>
@@ -4259,7 +3897,6 @@
           <w:color w:val="333333"/>
           <w:sz w:val="21"/>
           <w:szCs w:val="21"/>
-          <w:lang/>
         </w:rPr>
       </w:pPr>
       <w:r>
@@ -4268,7 +3905,6 @@
           <w:color w:val="7A3E9D"/>
           <w:sz w:val="21"/>
           <w:szCs w:val="21"/>
-          <w:lang/>
         </w:rPr>
         <w:t>def</w:t>
       </w:r>
@@ -4278,7 +3914,6 @@
           <w:color w:val="333333"/>
           <w:sz w:val="21"/>
           <w:szCs w:val="21"/>
-          <w:lang/>
         </w:rPr>
         <w:t xml:space="preserve"> </w:t>
       </w:r>
@@ -4290,7 +3925,6 @@
           <w:color w:val="AA3731"/>
           <w:sz w:val="21"/>
           <w:szCs w:val="21"/>
-          <w:lang/>
         </w:rPr>
         <w:t>func</w:t>
       </w:r>
@@ -4300,7 +3934,6 @@
           <w:color w:val="777777"/>
           <w:sz w:val="21"/>
           <w:szCs w:val="21"/>
-          <w:lang/>
         </w:rPr>
         <w:t>(</w:t>
       </w:r>
@@ -4310,7 +3943,6 @@
           <w:color w:val="7A3E9D"/>
           <w:sz w:val="21"/>
           <w:szCs w:val="21"/>
-          <w:lang/>
         </w:rPr>
         <w:t>num1</w:t>
       </w:r>
@@ -4320,7 +3952,6 @@
           <w:color w:val="777777"/>
           <w:sz w:val="21"/>
           <w:szCs w:val="21"/>
-          <w:lang/>
         </w:rPr>
         <w:t>,</w:t>
       </w:r>
@@ -4330,7 +3961,6 @@
           <w:color w:val="333333"/>
           <w:sz w:val="21"/>
           <w:szCs w:val="21"/>
-          <w:lang/>
         </w:rPr>
         <w:t xml:space="preserve"> </w:t>
       </w:r>
@@ -4340,7 +3970,6 @@
           <w:color w:val="7A3E9D"/>
           <w:sz w:val="21"/>
           <w:szCs w:val="21"/>
-          <w:lang/>
         </w:rPr>
         <w:t>num2</w:t>
       </w:r>
@@ -4350,7 +3979,6 @@
           <w:color w:val="777777"/>
           <w:sz w:val="21"/>
           <w:szCs w:val="21"/>
-          <w:lang/>
         </w:rPr>
         <w:t>):</w:t>
       </w:r>
@@ -4364,16 +3992,14 @@
           <w:color w:val="333333"/>
           <w:sz w:val="21"/>
           <w:szCs w:val="21"/>
-          <w:lang/>
-        </w:rPr>
-      </w:pPr>
-      <w:r>
-        <w:rPr>
-          <w:rFonts w:ascii="Consolas" w:eastAsia="Times New Roman" w:hAnsi="Consolas" w:cs="Times New Roman"/>
-          <w:color w:val="333333"/>
-          <w:sz w:val="21"/>
-          <w:szCs w:val="21"/>
-          <w:lang/>
+        </w:rPr>
+      </w:pPr>
+      <w:r>
+        <w:rPr>
+          <w:rFonts w:ascii="Consolas" w:eastAsia="Times New Roman" w:hAnsi="Consolas" w:cs="Times New Roman"/>
+          <w:color w:val="333333"/>
+          <w:sz w:val="21"/>
+          <w:szCs w:val="21"/>
         </w:rPr>
         <w:t xml:space="preserve">    </w:t>
       </w:r>
@@ -4383,7 +4009,6 @@
           <w:color w:val="4B69C6"/>
           <w:sz w:val="21"/>
           <w:szCs w:val="21"/>
-          <w:lang/>
         </w:rPr>
         <w:t>return</w:t>
       </w:r>
@@ -4393,7 +4018,6 @@
           <w:color w:val="333333"/>
           <w:sz w:val="21"/>
           <w:szCs w:val="21"/>
-          <w:lang/>
         </w:rPr>
         <w:t xml:space="preserve"> </w:t>
       </w:r>
@@ -4403,7 +4027,6 @@
           <w:color w:val="7A3E9D"/>
           <w:sz w:val="21"/>
           <w:szCs w:val="21"/>
-          <w:lang/>
         </w:rPr>
         <w:t>num1</w:t>
       </w:r>
@@ -4413,7 +4036,6 @@
           <w:color w:val="333333"/>
           <w:sz w:val="21"/>
           <w:szCs w:val="21"/>
-          <w:lang/>
         </w:rPr>
         <w:t xml:space="preserve"> </w:t>
       </w:r>
@@ -4423,7 +4045,6 @@
           <w:color w:val="777777"/>
           <w:sz w:val="21"/>
           <w:szCs w:val="21"/>
-          <w:lang/>
         </w:rPr>
         <w:t>+</w:t>
       </w:r>
@@ -4433,7 +4054,6 @@
           <w:color w:val="333333"/>
           <w:sz w:val="21"/>
           <w:szCs w:val="21"/>
-          <w:lang/>
         </w:rPr>
         <w:t xml:space="preserve"> </w:t>
       </w:r>
@@ -4443,7 +4063,6 @@
           <w:color w:val="7A3E9D"/>
           <w:sz w:val="21"/>
           <w:szCs w:val="21"/>
-          <w:lang/>
         </w:rPr>
         <w:t>num2</w:t>
       </w:r>
@@ -4466,7 +4085,6 @@
           <w:color w:val="333333"/>
           <w:sz w:val="21"/>
           <w:szCs w:val="21"/>
-          <w:lang/>
         </w:rPr>
       </w:pPr>
       <w:r>
@@ -4475,7 +4093,6 @@
           <w:color w:val="7A3E9D"/>
           <w:sz w:val="21"/>
           <w:szCs w:val="21"/>
-          <w:lang/>
         </w:rPr>
         <w:lastRenderedPageBreak/>
         <w:t>res</w:t>
@@ -4486,7 +4103,6 @@
           <w:color w:val="333333"/>
           <w:sz w:val="21"/>
           <w:szCs w:val="21"/>
-          <w:lang/>
         </w:rPr>
         <w:t xml:space="preserve"> </w:t>
       </w:r>
@@ -4496,7 +4112,6 @@
           <w:color w:val="777777"/>
           <w:sz w:val="21"/>
           <w:szCs w:val="21"/>
-          <w:lang/>
         </w:rPr>
         <w:t>=</w:t>
       </w:r>
@@ -4506,7 +4121,6 @@
           <w:color w:val="333333"/>
           <w:sz w:val="21"/>
           <w:szCs w:val="21"/>
-          <w:lang/>
         </w:rPr>
         <w:t xml:space="preserve"> func</w:t>
       </w:r>
@@ -4516,7 +4130,6 @@
           <w:color w:val="777777"/>
           <w:sz w:val="21"/>
           <w:szCs w:val="21"/>
-          <w:lang/>
         </w:rPr>
         <w:t>(</w:t>
       </w:r>
@@ -4526,7 +4139,6 @@
           <w:color w:val="9C5D27"/>
           <w:sz w:val="21"/>
           <w:szCs w:val="21"/>
-          <w:lang/>
         </w:rPr>
         <w:t>5</w:t>
       </w:r>
@@ -4536,7 +4148,6 @@
           <w:color w:val="777777"/>
           <w:sz w:val="21"/>
           <w:szCs w:val="21"/>
-          <w:lang/>
         </w:rPr>
         <w:t>,</w:t>
       </w:r>
@@ -4546,7 +4157,6 @@
           <w:color w:val="333333"/>
           <w:sz w:val="21"/>
           <w:szCs w:val="21"/>
-          <w:lang/>
         </w:rPr>
         <w:t xml:space="preserve"> </w:t>
       </w:r>
@@ -4556,7 +4166,6 @@
           <w:color w:val="9C5D27"/>
           <w:sz w:val="21"/>
           <w:szCs w:val="21"/>
-          <w:lang/>
         </w:rPr>
         <w:t>10</w:t>
       </w:r>
@@ -4566,7 +4175,6 @@
           <w:color w:val="777777"/>
           <w:sz w:val="21"/>
           <w:szCs w:val="21"/>
-          <w:lang/>
         </w:rPr>
         <w:t>)</w:t>
       </w:r>
@@ -4580,7 +4188,6 @@
           <w:color w:val="333333"/>
           <w:sz w:val="21"/>
           <w:szCs w:val="21"/>
-          <w:lang/>
         </w:rPr>
       </w:pPr>
       <w:r>
@@ -4591,7 +4198,6 @@
           <w:color w:val="AA3731"/>
           <w:sz w:val="21"/>
           <w:szCs w:val="21"/>
-          <w:lang/>
         </w:rPr>
         <w:t>print</w:t>
       </w:r>
@@ -4601,7 +4207,6 @@
           <w:color w:val="777777"/>
           <w:sz w:val="21"/>
           <w:szCs w:val="21"/>
-          <w:lang/>
         </w:rPr>
         <w:t>(</w:t>
       </w:r>
@@ -4611,7 +4216,6 @@
           <w:color w:val="7A3E9D"/>
           <w:sz w:val="21"/>
           <w:szCs w:val="21"/>
-          <w:lang/>
         </w:rPr>
         <w:t>res</w:t>
       </w:r>
@@ -4621,7 +4225,6 @@
           <w:color w:val="777777"/>
           <w:sz w:val="21"/>
           <w:szCs w:val="21"/>
-          <w:lang/>
         </w:rPr>
         <w:t>)</w:t>
       </w:r>
@@ -4631,7 +4234,6 @@
           <w:color w:val="333333"/>
           <w:sz w:val="21"/>
           <w:szCs w:val="21"/>
-          <w:lang/>
         </w:rPr>
         <w:t xml:space="preserve">  </w:t>
       </w:r>
@@ -4643,7 +4245,6 @@
           <w:color w:val="AAAAAA"/>
           <w:sz w:val="21"/>
           <w:szCs w:val="21"/>
-          <w:lang/>
         </w:rPr>
         <w:t># ekranga 15 chiqaradi</w:t>
       </w:r>
@@ -4666,7 +4267,6 @@
           <w:color w:val="333333"/>
           <w:sz w:val="21"/>
           <w:szCs w:val="21"/>
-          <w:lang/>
         </w:rPr>
       </w:pPr>
       <w:r>
@@ -4675,7 +4275,6 @@
           <w:color w:val="7A3E9D"/>
           <w:sz w:val="21"/>
           <w:szCs w:val="21"/>
-          <w:lang/>
         </w:rPr>
         <w:t>res</w:t>
       </w:r>
@@ -4685,7 +4284,6 @@
           <w:color w:val="333333"/>
           <w:sz w:val="21"/>
           <w:szCs w:val="21"/>
-          <w:lang/>
         </w:rPr>
         <w:t xml:space="preserve"> </w:t>
       </w:r>
@@ -4695,7 +4293,6 @@
           <w:color w:val="777777"/>
           <w:sz w:val="21"/>
           <w:szCs w:val="21"/>
-          <w:lang/>
         </w:rPr>
         <w:t>=</w:t>
       </w:r>
@@ -4705,7 +4302,6 @@
           <w:color w:val="333333"/>
           <w:sz w:val="21"/>
           <w:szCs w:val="21"/>
-          <w:lang/>
         </w:rPr>
         <w:t xml:space="preserve"> func</w:t>
       </w:r>
@@ -4715,7 +4311,6 @@
           <w:color w:val="777777"/>
           <w:sz w:val="21"/>
           <w:szCs w:val="21"/>
-          <w:lang/>
         </w:rPr>
         <w:t>(</w:t>
       </w:r>
@@ -4725,7 +4320,6 @@
           <w:color w:val="7A3E9D"/>
           <w:sz w:val="21"/>
           <w:szCs w:val="21"/>
-          <w:lang/>
         </w:rPr>
         <w:t>num1</w:t>
       </w:r>
@@ -4735,7 +4329,6 @@
           <w:color w:val="777777"/>
           <w:sz w:val="21"/>
           <w:szCs w:val="21"/>
-          <w:lang/>
         </w:rPr>
         <w:t>=</w:t>
       </w:r>
@@ -4745,7 +4338,6 @@
           <w:color w:val="9C5D27"/>
           <w:sz w:val="21"/>
           <w:szCs w:val="21"/>
-          <w:lang/>
         </w:rPr>
         <w:t>5</w:t>
       </w:r>
@@ -4755,7 +4347,6 @@
           <w:color w:val="777777"/>
           <w:sz w:val="21"/>
           <w:szCs w:val="21"/>
-          <w:lang/>
         </w:rPr>
         <w:t>,</w:t>
       </w:r>
@@ -4765,7 +4356,6 @@
           <w:color w:val="333333"/>
           <w:sz w:val="21"/>
           <w:szCs w:val="21"/>
-          <w:lang/>
         </w:rPr>
         <w:t xml:space="preserve"> </w:t>
       </w:r>
@@ -4775,7 +4365,6 @@
           <w:color w:val="7A3E9D"/>
           <w:sz w:val="21"/>
           <w:szCs w:val="21"/>
-          <w:lang/>
         </w:rPr>
         <w:t>num2</w:t>
       </w:r>
@@ -4785,7 +4374,6 @@
           <w:color w:val="777777"/>
           <w:sz w:val="21"/>
           <w:szCs w:val="21"/>
-          <w:lang/>
         </w:rPr>
         <w:t>=</w:t>
       </w:r>
@@ -4795,7 +4383,6 @@
           <w:color w:val="9C5D27"/>
           <w:sz w:val="21"/>
           <w:szCs w:val="21"/>
-          <w:lang/>
         </w:rPr>
         <w:t>10</w:t>
       </w:r>
@@ -4805,7 +4392,6 @@
           <w:color w:val="777777"/>
           <w:sz w:val="21"/>
           <w:szCs w:val="21"/>
-          <w:lang/>
         </w:rPr>
         <w:t>)</w:t>
       </w:r>
@@ -4819,7 +4405,6 @@
           <w:color w:val="333333"/>
           <w:sz w:val="21"/>
           <w:szCs w:val="21"/>
-          <w:lang/>
         </w:rPr>
       </w:pPr>
       <w:r>
@@ -4830,7 +4415,6 @@
           <w:color w:val="AA3731"/>
           <w:sz w:val="21"/>
           <w:szCs w:val="21"/>
-          <w:lang/>
         </w:rPr>
         <w:t>print</w:t>
       </w:r>
@@ -4840,7 +4424,6 @@
           <w:color w:val="777777"/>
           <w:sz w:val="21"/>
           <w:szCs w:val="21"/>
-          <w:lang/>
         </w:rPr>
         <w:t>(</w:t>
       </w:r>
@@ -4850,7 +4433,6 @@
           <w:color w:val="7A3E9D"/>
           <w:sz w:val="21"/>
           <w:szCs w:val="21"/>
-          <w:lang/>
         </w:rPr>
         <w:t>res</w:t>
       </w:r>
@@ -4860,7 +4442,6 @@
           <w:color w:val="777777"/>
           <w:sz w:val="21"/>
           <w:szCs w:val="21"/>
-          <w:lang/>
         </w:rPr>
         <w:t>)</w:t>
       </w:r>
@@ -4870,7 +4451,6 @@
           <w:color w:val="333333"/>
           <w:sz w:val="21"/>
           <w:szCs w:val="21"/>
-          <w:lang/>
         </w:rPr>
         <w:t xml:space="preserve">  </w:t>
       </w:r>
@@ -4882,7 +4462,6 @@
           <w:color w:val="AAAAAA"/>
           <w:sz w:val="21"/>
           <w:szCs w:val="21"/>
-          <w:lang/>
         </w:rPr>
         <w:t># ekranga 15 chiqaradi</w:t>
       </w:r>
@@ -4914,7 +4493,6 @@
           <w:color w:val="333333"/>
           <w:sz w:val="21"/>
           <w:szCs w:val="21"/>
-          <w:lang/>
         </w:rPr>
       </w:pPr>
       <w:r>
@@ -4923,7 +4501,6 @@
           <w:color w:val="7A3E9D"/>
           <w:sz w:val="21"/>
           <w:szCs w:val="21"/>
-          <w:lang/>
         </w:rPr>
         <w:t>res</w:t>
       </w:r>
@@ -4933,7 +4510,6 @@
           <w:color w:val="333333"/>
           <w:sz w:val="21"/>
           <w:szCs w:val="21"/>
-          <w:lang/>
         </w:rPr>
         <w:t xml:space="preserve"> </w:t>
       </w:r>
@@ -4943,7 +4519,6 @@
           <w:color w:val="777777"/>
           <w:sz w:val="21"/>
           <w:szCs w:val="21"/>
-          <w:lang/>
         </w:rPr>
         <w:t>=</w:t>
       </w:r>
@@ -4953,7 +4528,6 @@
           <w:color w:val="333333"/>
           <w:sz w:val="21"/>
           <w:szCs w:val="21"/>
-          <w:lang/>
         </w:rPr>
         <w:t xml:space="preserve"> func</w:t>
       </w:r>
@@ -4963,7 +4537,6 @@
           <w:color w:val="777777"/>
           <w:sz w:val="21"/>
           <w:szCs w:val="21"/>
-          <w:lang/>
         </w:rPr>
         <w:t>(</w:t>
       </w:r>
@@ -4973,7 +4546,6 @@
           <w:color w:val="7A3E9D"/>
           <w:sz w:val="21"/>
           <w:szCs w:val="21"/>
-          <w:lang/>
         </w:rPr>
         <w:t>num2</w:t>
       </w:r>
@@ -4983,7 +4555,6 @@
           <w:color w:val="777777"/>
           <w:sz w:val="21"/>
           <w:szCs w:val="21"/>
-          <w:lang/>
         </w:rPr>
         <w:t>=</w:t>
       </w:r>
@@ -4993,7 +4564,6 @@
           <w:color w:val="9C5D27"/>
           <w:sz w:val="21"/>
           <w:szCs w:val="21"/>
-          <w:lang/>
         </w:rPr>
         <w:t>2</w:t>
       </w:r>
@@ -5003,7 +4573,6 @@
           <w:color w:val="777777"/>
           <w:sz w:val="21"/>
           <w:szCs w:val="21"/>
-          <w:lang/>
         </w:rPr>
         <w:t>,</w:t>
       </w:r>
@@ -5013,7 +4582,6 @@
           <w:color w:val="333333"/>
           <w:sz w:val="21"/>
           <w:szCs w:val="21"/>
-          <w:lang/>
         </w:rPr>
         <w:t xml:space="preserve"> </w:t>
       </w:r>
@@ -5023,7 +4591,6 @@
           <w:color w:val="7A3E9D"/>
           <w:sz w:val="21"/>
           <w:szCs w:val="21"/>
-          <w:lang/>
         </w:rPr>
         <w:t>num1</w:t>
       </w:r>
@@ -5033,7 +4600,6 @@
           <w:color w:val="777777"/>
           <w:sz w:val="21"/>
           <w:szCs w:val="21"/>
-          <w:lang/>
         </w:rPr>
         <w:t>=</w:t>
       </w:r>
@@ -5043,7 +4609,6 @@
           <w:color w:val="9C5D27"/>
           <w:sz w:val="21"/>
           <w:szCs w:val="21"/>
-          <w:lang/>
         </w:rPr>
         <w:t>5</w:t>
       </w:r>
@@ -5053,7 +4618,6 @@
           <w:color w:val="777777"/>
           <w:sz w:val="21"/>
           <w:szCs w:val="21"/>
-          <w:lang/>
         </w:rPr>
         <w:t>)</w:t>
       </w:r>
@@ -5067,7 +4631,6 @@
           <w:color w:val="333333"/>
           <w:sz w:val="21"/>
           <w:szCs w:val="21"/>
-          <w:lang/>
         </w:rPr>
       </w:pPr>
       <w:r>
@@ -5078,7 +4641,6 @@
           <w:color w:val="AA3731"/>
           <w:sz w:val="21"/>
           <w:szCs w:val="21"/>
-          <w:lang/>
         </w:rPr>
         <w:t>print</w:t>
       </w:r>
@@ -5088,7 +4650,6 @@
           <w:color w:val="777777"/>
           <w:sz w:val="21"/>
           <w:szCs w:val="21"/>
-          <w:lang/>
         </w:rPr>
         <w:t>(</w:t>
       </w:r>
@@ -5098,7 +4659,6 @@
           <w:color w:val="7A3E9D"/>
           <w:sz w:val="21"/>
           <w:szCs w:val="21"/>
-          <w:lang/>
         </w:rPr>
         <w:t>res</w:t>
       </w:r>
@@ -5108,7 +4668,6 @@
           <w:color w:val="777777"/>
           <w:sz w:val="21"/>
           <w:szCs w:val="21"/>
-          <w:lang/>
         </w:rPr>
         <w:t>)</w:t>
       </w:r>
@@ -5118,7 +4677,6 @@
           <w:color w:val="333333"/>
           <w:sz w:val="21"/>
           <w:szCs w:val="21"/>
-          <w:lang/>
         </w:rPr>
         <w:t xml:space="preserve">  </w:t>
       </w:r>
@@ -5130,9 +4688,33 @@
           <w:color w:val="AAAAAA"/>
           <w:sz w:val="21"/>
           <w:szCs w:val="21"/>
-          <w:lang/>
-        </w:rPr>
-        <w:t># ekranga 3 chiqaradi</w:t>
+        </w:rPr>
+        <w:t xml:space="preserve"># ekranga </w:t>
+      </w:r>
+      <w:r>
+        <w:rPr>
+          <w:rFonts w:ascii="Consolas" w:eastAsia="Times New Roman" w:hAnsi="Consolas" w:cs="Times New Roman"/>
+          <w:i/>
+          <w:iCs/>
+          <w:color w:val="AAAAAA"/>
+          <w:sz w:val="21"/>
+          <w:szCs w:val="21"/>
+          <w:lang w:val="en-US"/>
+        </w:rPr>
+        <w:t>7</w:t>
+      </w:r>
+      <w:bookmarkStart w:id="0" w:name="_GoBack"/>
+      <w:bookmarkEnd w:id="0"/>
+      <w:r>
+        <w:rPr>
+          <w:rFonts w:ascii="Consolas" w:eastAsia="Times New Roman" w:hAnsi="Consolas" w:cs="Times New Roman"/>
+          <w:i/>
+          <w:iCs/>
+          <w:color w:val="AAAAAA"/>
+          <w:sz w:val="21"/>
+          <w:szCs w:val="21"/>
+        </w:rPr>
+        <w:t xml:space="preserve"> chiqaradi</w:t>
       </w:r>
     </w:p>
     <w:p>
@@ -5162,7 +4744,6 @@
           <w:color w:val="333333"/>
           <w:sz w:val="21"/>
           <w:szCs w:val="21"/>
-          <w:lang/>
         </w:rPr>
       </w:pPr>
       <w:r>
@@ -5171,7 +4752,6 @@
           <w:color w:val="7A3E9D"/>
           <w:sz w:val="21"/>
           <w:szCs w:val="21"/>
-          <w:lang/>
         </w:rPr>
         <w:t>def</w:t>
       </w:r>
@@ -5181,7 +4761,6 @@
           <w:color w:val="333333"/>
           <w:sz w:val="21"/>
           <w:szCs w:val="21"/>
-          <w:lang/>
         </w:rPr>
         <w:t xml:space="preserve"> </w:t>
       </w:r>
@@ -5193,7 +4772,6 @@
           <w:color w:val="AA3731"/>
           <w:sz w:val="21"/>
           <w:szCs w:val="21"/>
-          <w:lang/>
         </w:rPr>
         <w:t>func</w:t>
       </w:r>
@@ -5203,7 +4781,6 @@
           <w:color w:val="777777"/>
           <w:sz w:val="21"/>
           <w:szCs w:val="21"/>
-          <w:lang/>
         </w:rPr>
         <w:t>(</w:t>
       </w:r>
@@ -5213,7 +4790,6 @@
           <w:color w:val="7A3E9D"/>
           <w:sz w:val="21"/>
           <w:szCs w:val="21"/>
-          <w:lang/>
         </w:rPr>
         <w:t>num1</w:t>
       </w:r>
@@ -5223,7 +4799,6 @@
           <w:color w:val="777777"/>
           <w:sz w:val="21"/>
           <w:szCs w:val="21"/>
-          <w:lang/>
         </w:rPr>
         <w:t>,</w:t>
       </w:r>
@@ -5233,7 +4808,6 @@
           <w:color w:val="333333"/>
           <w:sz w:val="21"/>
           <w:szCs w:val="21"/>
-          <w:lang/>
         </w:rPr>
         <w:t xml:space="preserve"> </w:t>
       </w:r>
@@ -5243,7 +4817,6 @@
           <w:color w:val="7A3E9D"/>
           <w:sz w:val="21"/>
           <w:szCs w:val="21"/>
-          <w:lang/>
         </w:rPr>
         <w:t>num2</w:t>
       </w:r>
@@ -5253,7 +4826,6 @@
           <w:color w:val="777777"/>
           <w:sz w:val="21"/>
           <w:szCs w:val="21"/>
-          <w:lang/>
         </w:rPr>
         <w:t>=</w:t>
       </w:r>
@@ -5263,7 +4835,6 @@
           <w:color w:val="9C5D27"/>
           <w:sz w:val="21"/>
           <w:szCs w:val="21"/>
-          <w:lang/>
         </w:rPr>
         <w:t>1</w:t>
       </w:r>
@@ -5273,7 +4844,6 @@
           <w:color w:val="777777"/>
           <w:sz w:val="21"/>
           <w:szCs w:val="21"/>
-          <w:lang/>
         </w:rPr>
         <w:t>,</w:t>
       </w:r>
@@ -5283,7 +4853,6 @@
           <w:color w:val="333333"/>
           <w:sz w:val="21"/>
           <w:szCs w:val="21"/>
-          <w:lang/>
         </w:rPr>
         <w:t xml:space="preserve"> </w:t>
       </w:r>
@@ -5293,7 +4862,6 @@
           <w:color w:val="7A3E9D"/>
           <w:sz w:val="21"/>
           <w:szCs w:val="21"/>
-          <w:lang/>
         </w:rPr>
         <w:t>num3</w:t>
       </w:r>
@@ -5303,7 +4871,6 @@
           <w:color w:val="777777"/>
           <w:sz w:val="21"/>
           <w:szCs w:val="21"/>
-          <w:lang/>
         </w:rPr>
         <w:t>=</w:t>
       </w:r>
@@ -5313,7 +4880,6 @@
           <w:color w:val="9C5D27"/>
           <w:sz w:val="21"/>
           <w:szCs w:val="21"/>
-          <w:lang/>
         </w:rPr>
         <w:t>2</w:t>
       </w:r>
@@ -5323,7 +4889,6 @@
           <w:color w:val="777777"/>
           <w:sz w:val="21"/>
           <w:szCs w:val="21"/>
-          <w:lang/>
         </w:rPr>
         <w:t>):</w:t>
       </w:r>
@@ -5337,16 +4902,14 @@
           <w:color w:val="333333"/>
           <w:sz w:val="21"/>
           <w:szCs w:val="21"/>
-          <w:lang/>
-        </w:rPr>
-      </w:pPr>
-      <w:r>
-        <w:rPr>
-          <w:rFonts w:ascii="Consolas" w:eastAsia="Times New Roman" w:hAnsi="Consolas" w:cs="Times New Roman"/>
-          <w:color w:val="333333"/>
-          <w:sz w:val="21"/>
-          <w:szCs w:val="21"/>
-          <w:lang/>
+        </w:rPr>
+      </w:pPr>
+      <w:r>
+        <w:rPr>
+          <w:rFonts w:ascii="Consolas" w:eastAsia="Times New Roman" w:hAnsi="Consolas" w:cs="Times New Roman"/>
+          <w:color w:val="333333"/>
+          <w:sz w:val="21"/>
+          <w:szCs w:val="21"/>
         </w:rPr>
         <w:t xml:space="preserve">    </w:t>
       </w:r>
@@ -5356,7 +4919,6 @@
           <w:color w:val="4B69C6"/>
           <w:sz w:val="21"/>
           <w:szCs w:val="21"/>
-          <w:lang/>
         </w:rPr>
         <w:t>return</w:t>
       </w:r>
@@ -5366,7 +4928,6 @@
           <w:color w:val="333333"/>
           <w:sz w:val="21"/>
           <w:szCs w:val="21"/>
-          <w:lang/>
         </w:rPr>
         <w:t xml:space="preserve"> </w:t>
       </w:r>
@@ -5376,7 +4937,6 @@
           <w:color w:val="7A3E9D"/>
           <w:sz w:val="21"/>
           <w:szCs w:val="21"/>
-          <w:lang/>
         </w:rPr>
         <w:t>num1</w:t>
       </w:r>
@@ -5386,7 +4946,6 @@
           <w:color w:val="333333"/>
           <w:sz w:val="21"/>
           <w:szCs w:val="21"/>
-          <w:lang/>
         </w:rPr>
         <w:t xml:space="preserve"> </w:t>
       </w:r>
@@ -5396,7 +4955,6 @@
           <w:color w:val="777777"/>
           <w:sz w:val="21"/>
           <w:szCs w:val="21"/>
-          <w:lang/>
         </w:rPr>
         <w:t>+</w:t>
       </w:r>
@@ -5406,7 +4964,6 @@
           <w:color w:val="333333"/>
           <w:sz w:val="21"/>
           <w:szCs w:val="21"/>
-          <w:lang/>
         </w:rPr>
         <w:t xml:space="preserve"> </w:t>
       </w:r>
@@ -5416,7 +4973,6 @@
           <w:color w:val="7A3E9D"/>
           <w:sz w:val="21"/>
           <w:szCs w:val="21"/>
-          <w:lang/>
         </w:rPr>
         <w:t>num2</w:t>
       </w:r>
@@ -5426,7 +4982,6 @@
           <w:color w:val="333333"/>
           <w:sz w:val="21"/>
           <w:szCs w:val="21"/>
-          <w:lang/>
         </w:rPr>
         <w:t xml:space="preserve"> </w:t>
       </w:r>
@@ -5436,7 +4991,6 @@
           <w:color w:val="777777"/>
           <w:sz w:val="21"/>
           <w:szCs w:val="21"/>
-          <w:lang/>
         </w:rPr>
         <w:t>+</w:t>
       </w:r>
@@ -5446,7 +5000,6 @@
           <w:color w:val="333333"/>
           <w:sz w:val="21"/>
           <w:szCs w:val="21"/>
-          <w:lang/>
         </w:rPr>
         <w:t xml:space="preserve"> </w:t>
       </w:r>
@@ -5456,7 +5009,6 @@
           <w:color w:val="7A3E9D"/>
           <w:sz w:val="21"/>
           <w:szCs w:val="21"/>
-          <w:lang/>
         </w:rPr>
         <w:t>num3</w:t>
       </w:r>
@@ -5470,16 +5022,14 @@
           <w:color w:val="333333"/>
           <w:sz w:val="21"/>
           <w:szCs w:val="21"/>
-          <w:lang/>
-        </w:rPr>
-      </w:pPr>
-      <w:r>
-        <w:rPr>
-          <w:rFonts w:ascii="Consolas" w:eastAsia="Times New Roman" w:hAnsi="Consolas" w:cs="Times New Roman"/>
-          <w:color w:val="333333"/>
-          <w:sz w:val="21"/>
-          <w:szCs w:val="21"/>
-          <w:lang/>
+        </w:rPr>
+      </w:pPr>
+      <w:r>
+        <w:rPr>
+          <w:rFonts w:ascii="Consolas" w:eastAsia="Times New Roman" w:hAnsi="Consolas" w:cs="Times New Roman"/>
+          <w:color w:val="333333"/>
+          <w:sz w:val="21"/>
+          <w:szCs w:val="21"/>
         </w:rPr>
         <w:t xml:space="preserve">    </w:t>
       </w:r>
@@ -5493,7 +5043,6 @@
           <w:color w:val="333333"/>
           <w:sz w:val="21"/>
           <w:szCs w:val="21"/>
-          <w:lang/>
         </w:rPr>
       </w:pPr>
       <w:r>
@@ -5502,7 +5051,6 @@
           <w:color w:val="7A3E9D"/>
           <w:sz w:val="21"/>
           <w:szCs w:val="21"/>
-          <w:lang/>
         </w:rPr>
         <w:t>res</w:t>
       </w:r>
@@ -5512,7 +5060,6 @@
           <w:color w:val="333333"/>
           <w:sz w:val="21"/>
           <w:szCs w:val="21"/>
-          <w:lang/>
         </w:rPr>
         <w:t xml:space="preserve"> </w:t>
       </w:r>
@@ -5522,7 +5069,6 @@
           <w:color w:val="777777"/>
           <w:sz w:val="21"/>
           <w:szCs w:val="21"/>
-          <w:lang/>
         </w:rPr>
         <w:t>=</w:t>
       </w:r>
@@ -5532,7 +5078,6 @@
           <w:color w:val="333333"/>
           <w:sz w:val="21"/>
           <w:szCs w:val="21"/>
-          <w:lang/>
         </w:rPr>
         <w:t xml:space="preserve"> </w:t>
       </w:r>
@@ -5544,7 +5089,6 @@
           <w:color w:val="AA3731"/>
           <w:sz w:val="21"/>
           <w:szCs w:val="21"/>
-          <w:lang/>
         </w:rPr>
         <w:t>func</w:t>
       </w:r>
@@ -5554,7 +5098,6 @@
           <w:color w:val="777777"/>
           <w:sz w:val="21"/>
           <w:szCs w:val="21"/>
-          <w:lang/>
         </w:rPr>
         <w:t>(</w:t>
       </w:r>
@@ -5564,7 +5107,6 @@
           <w:color w:val="7A3E9D"/>
           <w:sz w:val="21"/>
           <w:szCs w:val="21"/>
-          <w:lang/>
         </w:rPr>
         <w:t>num1</w:t>
       </w:r>
@@ -5574,7 +5116,6 @@
           <w:color w:val="777777"/>
           <w:sz w:val="21"/>
           <w:szCs w:val="21"/>
-          <w:lang/>
         </w:rPr>
         <w:t>=</w:t>
       </w:r>
@@ -5584,7 +5125,6 @@
           <w:color w:val="9C5D27"/>
           <w:sz w:val="21"/>
           <w:szCs w:val="21"/>
-          <w:lang/>
         </w:rPr>
         <w:t>2</w:t>
       </w:r>
@@ -5594,7 +5134,6 @@
           <w:color w:val="777777"/>
           <w:sz w:val="21"/>
           <w:szCs w:val="21"/>
-          <w:lang/>
         </w:rPr>
         <w:t>,</w:t>
       </w:r>
@@ -5604,7 +5143,6 @@
           <w:color w:val="333333"/>
           <w:sz w:val="21"/>
           <w:szCs w:val="21"/>
-          <w:lang/>
         </w:rPr>
         <w:t xml:space="preserve"> </w:t>
       </w:r>
@@ -5614,7 +5152,6 @@
           <w:color w:val="7A3E9D"/>
           <w:sz w:val="21"/>
           <w:szCs w:val="21"/>
-          <w:lang/>
         </w:rPr>
         <w:t>num3</w:t>
       </w:r>
@@ -5624,7 +5161,6 @@
           <w:color w:val="777777"/>
           <w:sz w:val="21"/>
           <w:szCs w:val="21"/>
-          <w:lang/>
         </w:rPr>
         <w:t>=</w:t>
       </w:r>
@@ -5634,7 +5170,6 @@
           <w:color w:val="9C5D27"/>
           <w:sz w:val="21"/>
           <w:szCs w:val="21"/>
-          <w:lang/>
         </w:rPr>
         <w:t>6</w:t>
       </w:r>
@@ -5644,7 +5179,6 @@
           <w:color w:val="777777"/>
           <w:sz w:val="21"/>
           <w:szCs w:val="21"/>
-          <w:lang/>
         </w:rPr>
         <w:t>)</w:t>
       </w:r>
@@ -5658,7 +5192,6 @@
           <w:color w:val="333333"/>
           <w:sz w:val="21"/>
           <w:szCs w:val="21"/>
-          <w:lang/>
         </w:rPr>
       </w:pPr>
       <w:r>
@@ -5669,7 +5202,6 @@
           <w:color w:val="AA3731"/>
           <w:sz w:val="21"/>
           <w:szCs w:val="21"/>
-          <w:lang/>
         </w:rPr>
         <w:t>print</w:t>
       </w:r>
@@ -5679,7 +5211,6 @@
           <w:color w:val="777777"/>
           <w:sz w:val="21"/>
           <w:szCs w:val="21"/>
-          <w:lang/>
         </w:rPr>
         <w:t>(</w:t>
       </w:r>
@@ -5689,7 +5220,6 @@
           <w:color w:val="7A3E9D"/>
           <w:sz w:val="21"/>
           <w:szCs w:val="21"/>
-          <w:lang/>
         </w:rPr>
         <w:t>res</w:t>
       </w:r>
@@ -5699,7 +5229,6 @@
           <w:color w:val="777777"/>
           <w:sz w:val="21"/>
           <w:szCs w:val="21"/>
-          <w:lang/>
         </w:rPr>
         <w:t>)</w:t>
       </w:r>
@@ -5709,7 +5238,6 @@
           <w:color w:val="333333"/>
           <w:sz w:val="21"/>
           <w:szCs w:val="21"/>
-          <w:lang/>
         </w:rPr>
         <w:t xml:space="preserve">  </w:t>
       </w:r>
@@ -5721,7 +5249,6 @@
           <w:color w:val="AAAAAA"/>
           <w:sz w:val="21"/>
           <w:szCs w:val="21"/>
-          <w:lang/>
         </w:rPr>
         <w:t># ekranga 8 chiqaradi</w:t>
       </w:r>
@@ -5768,7 +5295,6 @@
           <w:color w:val="333333"/>
           <w:sz w:val="21"/>
           <w:szCs w:val="21"/>
-          <w:lang/>
         </w:rPr>
       </w:pPr>
       <w:r>
@@ -5777,7 +5303,6 @@
           <w:color w:val="7A3E9D"/>
           <w:sz w:val="21"/>
           <w:szCs w:val="21"/>
-          <w:lang/>
         </w:rPr>
         <w:t>def</w:t>
       </w:r>
@@ -5787,7 +5312,6 @@
           <w:color w:val="333333"/>
           <w:sz w:val="21"/>
           <w:szCs w:val="21"/>
-          <w:lang/>
         </w:rPr>
         <w:t xml:space="preserve"> </w:t>
       </w:r>
@@ -5799,7 +5323,6 @@
           <w:color w:val="AA3731"/>
           <w:sz w:val="21"/>
           <w:szCs w:val="21"/>
-          <w:lang/>
         </w:rPr>
         <w:t>func</w:t>
       </w:r>
@@ -5809,7 +5332,6 @@
           <w:color w:val="777777"/>
           <w:sz w:val="21"/>
           <w:szCs w:val="21"/>
-          <w:lang/>
         </w:rPr>
         <w:t>(</w:t>
       </w:r>
@@ -5819,7 +5341,6 @@
           <w:color w:val="7A3E9D"/>
           <w:sz w:val="21"/>
           <w:szCs w:val="21"/>
-          <w:lang/>
         </w:rPr>
         <w:t>num</w:t>
       </w:r>
@@ -5829,7 +5350,6 @@
           <w:color w:val="777777"/>
           <w:sz w:val="21"/>
           <w:szCs w:val="21"/>
-          <w:lang/>
         </w:rPr>
         <w:t>):</w:t>
       </w:r>
@@ -5843,16 +5363,14 @@
           <w:color w:val="333333"/>
           <w:sz w:val="21"/>
           <w:szCs w:val="21"/>
-          <w:lang/>
-        </w:rPr>
-      </w:pPr>
-      <w:r>
-        <w:rPr>
-          <w:rFonts w:ascii="Consolas" w:eastAsia="Times New Roman" w:hAnsi="Consolas" w:cs="Times New Roman"/>
-          <w:color w:val="333333"/>
-          <w:sz w:val="21"/>
-          <w:szCs w:val="21"/>
-          <w:lang/>
+        </w:rPr>
+      </w:pPr>
+      <w:r>
+        <w:rPr>
+          <w:rFonts w:ascii="Consolas" w:eastAsia="Times New Roman" w:hAnsi="Consolas" w:cs="Times New Roman"/>
+          <w:color w:val="333333"/>
+          <w:sz w:val="21"/>
+          <w:szCs w:val="21"/>
         </w:rPr>
         <w:t xml:space="preserve">    </w:t>
       </w:r>
@@ -5862,7 +5380,6 @@
           <w:color w:val="4B69C6"/>
           <w:sz w:val="21"/>
           <w:szCs w:val="21"/>
-          <w:lang/>
         </w:rPr>
         <w:t>return</w:t>
       </w:r>
@@ -5872,7 +5389,6 @@
           <w:color w:val="333333"/>
           <w:sz w:val="21"/>
           <w:szCs w:val="21"/>
-          <w:lang/>
         </w:rPr>
         <w:t xml:space="preserve"> </w:t>
       </w:r>
@@ -5882,7 +5398,6 @@
           <w:color w:val="7A3E9D"/>
           <w:sz w:val="21"/>
           <w:szCs w:val="21"/>
-          <w:lang/>
         </w:rPr>
         <w:t>num</w:t>
       </w:r>
@@ -5892,7 +5407,6 @@
           <w:color w:val="333333"/>
           <w:sz w:val="21"/>
           <w:szCs w:val="21"/>
-          <w:lang/>
         </w:rPr>
         <w:t xml:space="preserve"> </w:t>
       </w:r>
@@ -5902,7 +5416,6 @@
           <w:color w:val="777777"/>
           <w:sz w:val="21"/>
           <w:szCs w:val="21"/>
-          <w:lang/>
         </w:rPr>
         <w:t>**</w:t>
       </w:r>
@@ -5912,7 +5425,6 @@
           <w:color w:val="333333"/>
           <w:sz w:val="21"/>
           <w:szCs w:val="21"/>
-          <w:lang/>
         </w:rPr>
         <w:t xml:space="preserve"> </w:t>
       </w:r>
@@ -5922,7 +5434,6 @@
           <w:color w:val="9C5D27"/>
           <w:sz w:val="21"/>
           <w:szCs w:val="21"/>
-          <w:lang/>
         </w:rPr>
         <w:t>2</w:t>
       </w:r>
@@ -5944,7 +5455,6 @@
           <w:color w:val="333333"/>
           <w:sz w:val="21"/>
           <w:szCs w:val="21"/>
-          <w:lang/>
         </w:rPr>
       </w:pPr>
       <w:r>
@@ -5955,7 +5465,6 @@
           <w:color w:val="AA3731"/>
           <w:sz w:val="21"/>
           <w:szCs w:val="21"/>
-          <w:lang/>
         </w:rPr>
         <w:t>print</w:t>
       </w:r>
@@ -5965,7 +5474,6 @@
           <w:color w:val="777777"/>
           <w:sz w:val="21"/>
           <w:szCs w:val="21"/>
-          <w:lang/>
         </w:rPr>
         <w:t>(</w:t>
       </w:r>
@@ -5975,7 +5483,6 @@
           <w:color w:val="333333"/>
           <w:sz w:val="21"/>
           <w:szCs w:val="21"/>
-          <w:lang/>
         </w:rPr>
         <w:t>func</w:t>
       </w:r>
@@ -5985,7 +5492,6 @@
           <w:color w:val="777777"/>
           <w:sz w:val="21"/>
           <w:szCs w:val="21"/>
-          <w:lang/>
         </w:rPr>
         <w:t>(</w:t>
       </w:r>
@@ -5995,7 +5501,6 @@
           <w:color w:val="9C5D27"/>
           <w:sz w:val="21"/>
           <w:szCs w:val="21"/>
-          <w:lang/>
         </w:rPr>
         <w:t>2</w:t>
       </w:r>
@@ -6005,7 +5510,6 @@
           <w:color w:val="777777"/>
           <w:sz w:val="21"/>
           <w:szCs w:val="21"/>
-          <w:lang/>
         </w:rPr>
         <w:t>))</w:t>
       </w:r>
@@ -6015,7 +5519,6 @@
           <w:color w:val="333333"/>
           <w:sz w:val="21"/>
           <w:szCs w:val="21"/>
-          <w:lang/>
         </w:rPr>
         <w:t xml:space="preserve">  </w:t>
       </w:r>
@@ -6027,7 +5530,6 @@
           <w:color w:val="AAAAAA"/>
           <w:sz w:val="21"/>
           <w:szCs w:val="21"/>
-          <w:lang/>
         </w:rPr>
         <w:t># ekranga 4 chiqaradi</w:t>
       </w:r>
@@ -6119,7 +5621,6 @@
           <w:color w:val="333333"/>
           <w:sz w:val="21"/>
           <w:szCs w:val="21"/>
-          <w:lang/>
         </w:rPr>
       </w:pPr>
       <w:r>
@@ -6128,7 +5629,6 @@
           <w:color w:val="7A3E9D"/>
           <w:sz w:val="21"/>
           <w:szCs w:val="21"/>
-          <w:lang/>
         </w:rPr>
         <w:t>def</w:t>
       </w:r>
@@ -6138,7 +5638,6 @@
           <w:color w:val="333333"/>
           <w:sz w:val="21"/>
           <w:szCs w:val="21"/>
-          <w:lang/>
         </w:rPr>
         <w:t xml:space="preserve"> </w:t>
       </w:r>
@@ -6150,7 +5649,6 @@
           <w:color w:val="AA3731"/>
           <w:sz w:val="21"/>
           <w:szCs w:val="21"/>
-          <w:lang/>
         </w:rPr>
         <w:t>square</w:t>
       </w:r>
@@ -6160,7 +5658,6 @@
           <w:color w:val="777777"/>
           <w:sz w:val="21"/>
           <w:szCs w:val="21"/>
-          <w:lang/>
         </w:rPr>
         <w:t>(</w:t>
       </w:r>
@@ -6170,7 +5667,6 @@
           <w:color w:val="7A3E9D"/>
           <w:sz w:val="21"/>
           <w:szCs w:val="21"/>
-          <w:lang/>
         </w:rPr>
         <w:t>num</w:t>
       </w:r>
@@ -6180,7 +5676,6 @@
           <w:color w:val="777777"/>
           <w:sz w:val="21"/>
           <w:szCs w:val="21"/>
-          <w:lang/>
         </w:rPr>
         <w:t>):</w:t>
       </w:r>
@@ -6194,16 +5689,14 @@
           <w:color w:val="333333"/>
           <w:sz w:val="21"/>
           <w:szCs w:val="21"/>
-          <w:lang/>
-        </w:rPr>
-      </w:pPr>
-      <w:r>
-        <w:rPr>
-          <w:rFonts w:ascii="Consolas" w:eastAsia="Times New Roman" w:hAnsi="Consolas" w:cs="Times New Roman"/>
-          <w:color w:val="333333"/>
-          <w:sz w:val="21"/>
-          <w:szCs w:val="21"/>
-          <w:lang/>
+        </w:rPr>
+      </w:pPr>
+      <w:r>
+        <w:rPr>
+          <w:rFonts w:ascii="Consolas" w:eastAsia="Times New Roman" w:hAnsi="Consolas" w:cs="Times New Roman"/>
+          <w:color w:val="333333"/>
+          <w:sz w:val="21"/>
+          <w:szCs w:val="21"/>
         </w:rPr>
         <w:t xml:space="preserve">    </w:t>
       </w:r>
@@ -6213,7 +5706,6 @@
           <w:color w:val="4B69C6"/>
           <w:sz w:val="21"/>
           <w:szCs w:val="21"/>
-          <w:lang/>
         </w:rPr>
         <w:t>return</w:t>
       </w:r>
@@ -6223,7 +5715,6 @@
           <w:color w:val="333333"/>
           <w:sz w:val="21"/>
           <w:szCs w:val="21"/>
-          <w:lang/>
         </w:rPr>
         <w:t xml:space="preserve"> </w:t>
       </w:r>
@@ -6233,7 +5724,6 @@
           <w:color w:val="7A3E9D"/>
           <w:sz w:val="21"/>
           <w:szCs w:val="21"/>
-          <w:lang/>
         </w:rPr>
         <w:t>num</w:t>
       </w:r>
@@ -6243,7 +5733,6 @@
           <w:color w:val="333333"/>
           <w:sz w:val="21"/>
           <w:szCs w:val="21"/>
-          <w:lang/>
         </w:rPr>
         <w:t xml:space="preserve"> </w:t>
       </w:r>
@@ -6253,7 +5742,6 @@
           <w:color w:val="777777"/>
           <w:sz w:val="21"/>
           <w:szCs w:val="21"/>
-          <w:lang/>
         </w:rPr>
         <w:t>**</w:t>
       </w:r>
@@ -6263,7 +5751,6 @@
           <w:color w:val="333333"/>
           <w:sz w:val="21"/>
           <w:szCs w:val="21"/>
-          <w:lang/>
         </w:rPr>
         <w:t xml:space="preserve"> </w:t>
       </w:r>
@@ -6273,7 +5760,6 @@
           <w:color w:val="9C5D27"/>
           <w:sz w:val="21"/>
           <w:szCs w:val="21"/>
-          <w:lang/>
         </w:rPr>
         <w:t>2</w:t>
       </w:r>
@@ -6287,16 +5773,14 @@
           <w:color w:val="333333"/>
           <w:sz w:val="21"/>
           <w:szCs w:val="21"/>
-          <w:lang/>
-        </w:rPr>
-      </w:pPr>
-      <w:r>
-        <w:rPr>
-          <w:rFonts w:ascii="Consolas" w:eastAsia="Times New Roman" w:hAnsi="Consolas" w:cs="Times New Roman"/>
-          <w:color w:val="333333"/>
-          <w:sz w:val="21"/>
-          <w:szCs w:val="21"/>
-          <w:lang/>
+        </w:rPr>
+      </w:pPr>
+      <w:r>
+        <w:rPr>
+          <w:rFonts w:ascii="Consolas" w:eastAsia="Times New Roman" w:hAnsi="Consolas" w:cs="Times New Roman"/>
+          <w:color w:val="333333"/>
+          <w:sz w:val="21"/>
+          <w:szCs w:val="21"/>
         </w:rPr>
         <w:t xml:space="preserve">    </w:t>
       </w:r>
@@ -6310,7 +5794,6 @@
           <w:color w:val="333333"/>
           <w:sz w:val="21"/>
           <w:szCs w:val="21"/>
-          <w:lang/>
         </w:rPr>
       </w:pPr>
       <w:r>
@@ -6319,7 +5802,6 @@
           <w:color w:val="7A3E9D"/>
           <w:sz w:val="21"/>
           <w:szCs w:val="21"/>
-          <w:lang/>
         </w:rPr>
         <w:lastRenderedPageBreak/>
         <w:t>def</w:t>
@@ -6330,7 +5812,6 @@
           <w:color w:val="333333"/>
           <w:sz w:val="21"/>
           <w:szCs w:val="21"/>
-          <w:lang/>
         </w:rPr>
         <w:t xml:space="preserve"> </w:t>
       </w:r>
@@ -6342,7 +5823,6 @@
           <w:color w:val="AA3731"/>
           <w:sz w:val="21"/>
           <w:szCs w:val="21"/>
-          <w:lang/>
         </w:rPr>
         <w:t>cube</w:t>
       </w:r>
@@ -6352,7 +5832,6 @@
           <w:color w:val="777777"/>
           <w:sz w:val="21"/>
           <w:szCs w:val="21"/>
-          <w:lang/>
         </w:rPr>
         <w:t>(</w:t>
       </w:r>
@@ -6362,7 +5841,6 @@
           <w:color w:val="7A3E9D"/>
           <w:sz w:val="21"/>
           <w:szCs w:val="21"/>
-          <w:lang/>
         </w:rPr>
         <w:t>num</w:t>
       </w:r>
@@ -6372,7 +5850,6 @@
           <w:color w:val="777777"/>
           <w:sz w:val="21"/>
           <w:szCs w:val="21"/>
-          <w:lang/>
         </w:rPr>
         <w:t>):</w:t>
       </w:r>
@@ -6386,16 +5863,14 @@
           <w:color w:val="333333"/>
           <w:sz w:val="21"/>
           <w:szCs w:val="21"/>
-          <w:lang/>
-        </w:rPr>
-      </w:pPr>
-      <w:r>
-        <w:rPr>
-          <w:rFonts w:ascii="Consolas" w:eastAsia="Times New Roman" w:hAnsi="Consolas" w:cs="Times New Roman"/>
-          <w:color w:val="333333"/>
-          <w:sz w:val="21"/>
-          <w:szCs w:val="21"/>
-          <w:lang/>
+        </w:rPr>
+      </w:pPr>
+      <w:r>
+        <w:rPr>
+          <w:rFonts w:ascii="Consolas" w:eastAsia="Times New Roman" w:hAnsi="Consolas" w:cs="Times New Roman"/>
+          <w:color w:val="333333"/>
+          <w:sz w:val="21"/>
+          <w:szCs w:val="21"/>
         </w:rPr>
         <w:t xml:space="preserve">    </w:t>
       </w:r>
@@ -6405,7 +5880,6 @@
           <w:color w:val="4B69C6"/>
           <w:sz w:val="21"/>
           <w:szCs w:val="21"/>
-          <w:lang/>
         </w:rPr>
         <w:t>return</w:t>
       </w:r>
@@ -6415,7 +5889,6 @@
           <w:color w:val="333333"/>
           <w:sz w:val="21"/>
           <w:szCs w:val="21"/>
-          <w:lang/>
         </w:rPr>
         <w:t xml:space="preserve"> </w:t>
       </w:r>
@@ -6425,7 +5898,6 @@
           <w:color w:val="7A3E9D"/>
           <w:sz w:val="21"/>
           <w:szCs w:val="21"/>
-          <w:lang/>
         </w:rPr>
         <w:t>num</w:t>
       </w:r>
@@ -6435,7 +5907,6 @@
           <w:color w:val="333333"/>
           <w:sz w:val="21"/>
           <w:szCs w:val="21"/>
-          <w:lang/>
         </w:rPr>
         <w:t xml:space="preserve"> </w:t>
       </w:r>
@@ -6445,7 +5916,6 @@
           <w:color w:val="777777"/>
           <w:sz w:val="21"/>
           <w:szCs w:val="21"/>
-          <w:lang/>
         </w:rPr>
         <w:t>**</w:t>
       </w:r>
@@ -6455,7 +5925,6 @@
           <w:color w:val="333333"/>
           <w:sz w:val="21"/>
           <w:szCs w:val="21"/>
-          <w:lang/>
         </w:rPr>
         <w:t xml:space="preserve"> </w:t>
       </w:r>
@@ -6465,7 +5934,6 @@
           <w:color w:val="9C5D27"/>
           <w:sz w:val="21"/>
           <w:szCs w:val="21"/>
-          <w:lang/>
         </w:rPr>
         <w:t>3</w:t>
       </w:r>
@@ -6479,16 +5947,14 @@
           <w:color w:val="333333"/>
           <w:sz w:val="21"/>
           <w:szCs w:val="21"/>
-          <w:lang/>
-        </w:rPr>
-      </w:pPr>
-      <w:r>
-        <w:rPr>
-          <w:rFonts w:ascii="Consolas" w:eastAsia="Times New Roman" w:hAnsi="Consolas" w:cs="Times New Roman"/>
-          <w:color w:val="333333"/>
-          <w:sz w:val="21"/>
-          <w:szCs w:val="21"/>
-          <w:lang/>
+        </w:rPr>
+      </w:pPr>
+      <w:r>
+        <w:rPr>
+          <w:rFonts w:ascii="Consolas" w:eastAsia="Times New Roman" w:hAnsi="Consolas" w:cs="Times New Roman"/>
+          <w:color w:val="333333"/>
+          <w:sz w:val="21"/>
+          <w:szCs w:val="21"/>
         </w:rPr>
         <w:t xml:space="preserve">    </w:t>
       </w:r>
@@ -6502,7 +5968,6 @@
           <w:color w:val="333333"/>
           <w:sz w:val="21"/>
           <w:szCs w:val="21"/>
-          <w:lang/>
         </w:rPr>
       </w:pPr>
       <w:r>
@@ -6511,7 +5976,6 @@
           <w:color w:val="7A3E9D"/>
           <w:sz w:val="21"/>
           <w:szCs w:val="21"/>
-          <w:lang/>
         </w:rPr>
         <w:t>def</w:t>
       </w:r>
@@ -6521,7 +5985,6 @@
           <w:color w:val="333333"/>
           <w:sz w:val="21"/>
           <w:szCs w:val="21"/>
-          <w:lang/>
         </w:rPr>
         <w:t xml:space="preserve"> </w:t>
       </w:r>
@@ -6533,7 +5996,6 @@
           <w:color w:val="AA3731"/>
           <w:sz w:val="21"/>
           <w:szCs w:val="21"/>
-          <w:lang/>
         </w:rPr>
         <w:t>add</w:t>
       </w:r>
@@ -6543,7 +6005,6 @@
           <w:color w:val="777777"/>
           <w:sz w:val="21"/>
           <w:szCs w:val="21"/>
-          <w:lang/>
         </w:rPr>
         <w:t>(</w:t>
       </w:r>
@@ -6553,7 +6014,6 @@
           <w:color w:val="7A3E9D"/>
           <w:sz w:val="21"/>
           <w:szCs w:val="21"/>
-          <w:lang/>
         </w:rPr>
         <w:t>num1</w:t>
       </w:r>
@@ -6563,7 +6023,6 @@
           <w:color w:val="777777"/>
           <w:sz w:val="21"/>
           <w:szCs w:val="21"/>
-          <w:lang/>
         </w:rPr>
         <w:t>,</w:t>
       </w:r>
@@ -6573,7 +6032,6 @@
           <w:color w:val="333333"/>
           <w:sz w:val="21"/>
           <w:szCs w:val="21"/>
-          <w:lang/>
         </w:rPr>
         <w:t xml:space="preserve"> </w:t>
       </w:r>
@@ -6583,7 +6041,6 @@
           <w:color w:val="7A3E9D"/>
           <w:sz w:val="21"/>
           <w:szCs w:val="21"/>
-          <w:lang/>
         </w:rPr>
         <w:t>num2</w:t>
       </w:r>
@@ -6593,7 +6050,6 @@
           <w:color w:val="777777"/>
           <w:sz w:val="21"/>
           <w:szCs w:val="21"/>
-          <w:lang/>
         </w:rPr>
         <w:t>):</w:t>
       </w:r>
@@ -6607,16 +6063,14 @@
           <w:color w:val="333333"/>
           <w:sz w:val="21"/>
           <w:szCs w:val="21"/>
-          <w:lang/>
-        </w:rPr>
-      </w:pPr>
-      <w:r>
-        <w:rPr>
-          <w:rFonts w:ascii="Consolas" w:eastAsia="Times New Roman" w:hAnsi="Consolas" w:cs="Times New Roman"/>
-          <w:color w:val="333333"/>
-          <w:sz w:val="21"/>
-          <w:szCs w:val="21"/>
-          <w:lang/>
+        </w:rPr>
+      </w:pPr>
+      <w:r>
+        <w:rPr>
+          <w:rFonts w:ascii="Consolas" w:eastAsia="Times New Roman" w:hAnsi="Consolas" w:cs="Times New Roman"/>
+          <w:color w:val="333333"/>
+          <w:sz w:val="21"/>
+          <w:szCs w:val="21"/>
         </w:rPr>
         <w:t xml:space="preserve">    </w:t>
       </w:r>
@@ -6626,7 +6080,6 @@
           <w:color w:val="4B69C6"/>
           <w:sz w:val="21"/>
           <w:szCs w:val="21"/>
-          <w:lang/>
         </w:rPr>
         <w:t>return</w:t>
       </w:r>
@@ -6636,7 +6089,6 @@
           <w:color w:val="333333"/>
           <w:sz w:val="21"/>
           <w:szCs w:val="21"/>
-          <w:lang/>
         </w:rPr>
         <w:t xml:space="preserve"> </w:t>
       </w:r>
@@ -6646,7 +6098,6 @@
           <w:color w:val="7A3E9D"/>
           <w:sz w:val="21"/>
           <w:szCs w:val="21"/>
-          <w:lang/>
         </w:rPr>
         <w:t>num1</w:t>
       </w:r>
@@ -6656,7 +6107,6 @@
           <w:color w:val="333333"/>
           <w:sz w:val="21"/>
           <w:szCs w:val="21"/>
-          <w:lang/>
         </w:rPr>
         <w:t xml:space="preserve"> </w:t>
       </w:r>
@@ -6666,7 +6116,6 @@
           <w:color w:val="777777"/>
           <w:sz w:val="21"/>
           <w:szCs w:val="21"/>
-          <w:lang/>
         </w:rPr>
         <w:t>+</w:t>
       </w:r>
@@ -6676,7 +6125,6 @@
           <w:color w:val="333333"/>
           <w:sz w:val="21"/>
           <w:szCs w:val="21"/>
-          <w:lang/>
         </w:rPr>
         <w:t xml:space="preserve"> </w:t>
       </w:r>
@@ -6686,7 +6134,6 @@
           <w:color w:val="7A3E9D"/>
           <w:sz w:val="21"/>
           <w:szCs w:val="21"/>
-          <w:lang/>
         </w:rPr>
         <w:t>num2</w:t>
       </w:r>
@@ -6717,7 +6164,6 @@
           <w:color w:val="333333"/>
           <w:sz w:val="21"/>
           <w:szCs w:val="21"/>
-          <w:lang/>
         </w:rPr>
       </w:pPr>
       <w:r>
@@ -6726,7 +6172,6 @@
           <w:color w:val="7A3E9D"/>
           <w:sz w:val="21"/>
           <w:szCs w:val="21"/>
-          <w:lang/>
         </w:rPr>
         <w:t>res</w:t>
       </w:r>
@@ -6736,7 +6181,6 @@
           <w:color w:val="333333"/>
           <w:sz w:val="21"/>
           <w:szCs w:val="21"/>
-          <w:lang/>
         </w:rPr>
         <w:t xml:space="preserve"> </w:t>
       </w:r>
@@ -6746,7 +6190,6 @@
           <w:color w:val="777777"/>
           <w:sz w:val="21"/>
           <w:szCs w:val="21"/>
-          <w:lang/>
         </w:rPr>
         <w:t>=</w:t>
       </w:r>
@@ -6756,7 +6199,6 @@
           <w:color w:val="333333"/>
           <w:sz w:val="21"/>
           <w:szCs w:val="21"/>
-          <w:lang/>
         </w:rPr>
         <w:t xml:space="preserve"> add</w:t>
       </w:r>
@@ -6766,7 +6208,6 @@
           <w:color w:val="777777"/>
           <w:sz w:val="21"/>
           <w:szCs w:val="21"/>
-          <w:lang/>
         </w:rPr>
         <w:t>(</w:t>
       </w:r>
@@ -6776,7 +6217,6 @@
           <w:color w:val="333333"/>
           <w:sz w:val="21"/>
           <w:szCs w:val="21"/>
-          <w:lang/>
         </w:rPr>
         <w:t>square</w:t>
       </w:r>
@@ -6786,7 +6226,6 @@
           <w:color w:val="777777"/>
           <w:sz w:val="21"/>
           <w:szCs w:val="21"/>
-          <w:lang/>
         </w:rPr>
         <w:t>(</w:t>
       </w:r>
@@ -6796,7 +6235,6 @@
           <w:color w:val="9C5D27"/>
           <w:sz w:val="21"/>
           <w:szCs w:val="21"/>
-          <w:lang/>
         </w:rPr>
         <w:t>2</w:t>
       </w:r>
@@ -6806,7 +6244,6 @@
           <w:color w:val="777777"/>
           <w:sz w:val="21"/>
           <w:szCs w:val="21"/>
-          <w:lang/>
         </w:rPr>
         <w:t>),</w:t>
       </w:r>
@@ -6816,7 +6253,6 @@
           <w:color w:val="333333"/>
           <w:sz w:val="21"/>
           <w:szCs w:val="21"/>
-          <w:lang/>
         </w:rPr>
         <w:t xml:space="preserve"> cube</w:t>
       </w:r>
@@ -6826,7 +6262,6 @@
           <w:color w:val="777777"/>
           <w:sz w:val="21"/>
           <w:szCs w:val="21"/>
-          <w:lang/>
         </w:rPr>
         <w:t>(</w:t>
       </w:r>
@@ -6836,7 +6271,6 @@
           <w:color w:val="9C5D27"/>
           <w:sz w:val="21"/>
           <w:szCs w:val="21"/>
-          <w:lang/>
         </w:rPr>
         <w:t>4</w:t>
       </w:r>
@@ -6846,7 +6280,6 @@
           <w:color w:val="777777"/>
           <w:sz w:val="21"/>
           <w:szCs w:val="21"/>
-          <w:lang/>
         </w:rPr>
         <w:t>))</w:t>
       </w:r>
@@ -6860,7 +6293,6 @@
           <w:color w:val="333333"/>
           <w:sz w:val="21"/>
           <w:szCs w:val="21"/>
-          <w:lang/>
         </w:rPr>
       </w:pPr>
       <w:r>
@@ -6871,7 +6303,6 @@
           <w:color w:val="AA3731"/>
           <w:sz w:val="21"/>
           <w:szCs w:val="21"/>
-          <w:lang/>
         </w:rPr>
         <w:t>print</w:t>
       </w:r>
@@ -6881,7 +6312,6 @@
           <w:color w:val="777777"/>
           <w:sz w:val="21"/>
           <w:szCs w:val="21"/>
-          <w:lang/>
         </w:rPr>
         <w:t>(</w:t>
       </w:r>
@@ -6891,7 +6321,6 @@
           <w:color w:val="7A3E9D"/>
           <w:sz w:val="21"/>
           <w:szCs w:val="21"/>
-          <w:lang/>
         </w:rPr>
         <w:t>res</w:t>
       </w:r>
@@ -6901,7 +6330,6 @@
           <w:color w:val="777777"/>
           <w:sz w:val="21"/>
           <w:szCs w:val="21"/>
-          <w:lang/>
         </w:rPr>
         <w:t>)</w:t>
       </w:r>
@@ -6911,7 +6339,6 @@
           <w:color w:val="333333"/>
           <w:sz w:val="21"/>
           <w:szCs w:val="21"/>
-          <w:lang/>
         </w:rPr>
         <w:t xml:space="preserve">  </w:t>
       </w:r>
@@ -6923,7 +6350,6 @@
           <w:color w:val="AAAAAA"/>
           <w:sz w:val="21"/>
           <w:szCs w:val="21"/>
-          <w:lang/>
         </w:rPr>
         <w:t># ekranga 68 chiqaradi</w:t>
       </w:r>
@@ -6954,7 +6380,6 @@
           <w:color w:val="333333"/>
           <w:sz w:val="21"/>
           <w:szCs w:val="21"/>
-          <w:lang/>
         </w:rPr>
       </w:pPr>
       <w:r>
@@ -6963,7 +6388,6 @@
           <w:color w:val="7A3E9D"/>
           <w:sz w:val="21"/>
           <w:szCs w:val="21"/>
-          <w:lang/>
         </w:rPr>
         <w:t>def</w:t>
       </w:r>
@@ -6973,7 +6397,6 @@
           <w:color w:val="333333"/>
           <w:sz w:val="21"/>
           <w:szCs w:val="21"/>
-          <w:lang/>
         </w:rPr>
         <w:t xml:space="preserve"> </w:t>
       </w:r>
@@ -6985,7 +6408,6 @@
           <w:color w:val="AA3731"/>
           <w:sz w:val="21"/>
           <w:szCs w:val="21"/>
-          <w:lang/>
         </w:rPr>
         <w:t>add</w:t>
       </w:r>
@@ -6995,7 +6417,6 @@
           <w:color w:val="777777"/>
           <w:sz w:val="21"/>
           <w:szCs w:val="21"/>
-          <w:lang/>
         </w:rPr>
         <w:t>(</w:t>
       </w:r>
@@ -7005,7 +6426,6 @@
           <w:color w:val="7A3E9D"/>
           <w:sz w:val="21"/>
           <w:szCs w:val="21"/>
-          <w:lang/>
         </w:rPr>
         <w:t>num1</w:t>
       </w:r>
@@ -7015,7 +6435,6 @@
           <w:color w:val="777777"/>
           <w:sz w:val="21"/>
           <w:szCs w:val="21"/>
-          <w:lang/>
         </w:rPr>
         <w:t>,</w:t>
       </w:r>
@@ -7025,7 +6444,6 @@
           <w:color w:val="333333"/>
           <w:sz w:val="21"/>
           <w:szCs w:val="21"/>
-          <w:lang/>
         </w:rPr>
         <w:t xml:space="preserve"> </w:t>
       </w:r>
@@ -7035,7 +6453,6 @@
           <w:color w:val="7A3E9D"/>
           <w:sz w:val="21"/>
           <w:szCs w:val="21"/>
-          <w:lang/>
         </w:rPr>
         <w:t>num2</w:t>
       </w:r>
@@ -7045,7 +6462,6 @@
           <w:color w:val="777777"/>
           <w:sz w:val="21"/>
           <w:szCs w:val="21"/>
-          <w:lang/>
         </w:rPr>
         <w:t>):</w:t>
       </w:r>
@@ -7059,16 +6475,14 @@
           <w:color w:val="333333"/>
           <w:sz w:val="21"/>
           <w:szCs w:val="21"/>
-          <w:lang/>
-        </w:rPr>
-      </w:pPr>
-      <w:r>
-        <w:rPr>
-          <w:rFonts w:ascii="Consolas" w:eastAsia="Times New Roman" w:hAnsi="Consolas" w:cs="Times New Roman"/>
-          <w:color w:val="333333"/>
-          <w:sz w:val="21"/>
-          <w:szCs w:val="21"/>
-          <w:lang/>
+        </w:rPr>
+      </w:pPr>
+      <w:r>
+        <w:rPr>
+          <w:rFonts w:ascii="Consolas" w:eastAsia="Times New Roman" w:hAnsi="Consolas" w:cs="Times New Roman"/>
+          <w:color w:val="333333"/>
+          <w:sz w:val="21"/>
+          <w:szCs w:val="21"/>
         </w:rPr>
         <w:t xml:space="preserve">    </w:t>
       </w:r>
@@ -7078,7 +6492,6 @@
           <w:color w:val="4B69C6"/>
           <w:sz w:val="21"/>
           <w:szCs w:val="21"/>
-          <w:lang/>
         </w:rPr>
         <w:t>return</w:t>
       </w:r>
@@ -7088,7 +6501,6 @@
           <w:color w:val="333333"/>
           <w:sz w:val="21"/>
           <w:szCs w:val="21"/>
-          <w:lang/>
         </w:rPr>
         <w:t xml:space="preserve"> square</w:t>
       </w:r>
@@ -7098,7 +6510,6 @@
           <w:color w:val="777777"/>
           <w:sz w:val="21"/>
           <w:szCs w:val="21"/>
-          <w:lang/>
         </w:rPr>
         <w:t>(</w:t>
       </w:r>
@@ -7108,7 +6519,6 @@
           <w:color w:val="7A3E9D"/>
           <w:sz w:val="21"/>
           <w:szCs w:val="21"/>
-          <w:lang/>
         </w:rPr>
         <w:t>num1</w:t>
       </w:r>
@@ -7118,7 +6528,6 @@
           <w:color w:val="777777"/>
           <w:sz w:val="21"/>
           <w:szCs w:val="21"/>
-          <w:lang/>
         </w:rPr>
         <w:t>)</w:t>
       </w:r>
@@ -7128,7 +6537,6 @@
           <w:color w:val="333333"/>
           <w:sz w:val="21"/>
           <w:szCs w:val="21"/>
-          <w:lang/>
         </w:rPr>
         <w:t xml:space="preserve"> </w:t>
       </w:r>
@@ -7138,7 +6546,6 @@
           <w:color w:val="777777"/>
           <w:sz w:val="21"/>
           <w:szCs w:val="21"/>
-          <w:lang/>
         </w:rPr>
         <w:t>+</w:t>
       </w:r>
@@ -7148,7 +6555,6 @@
           <w:color w:val="333333"/>
           <w:sz w:val="21"/>
           <w:szCs w:val="21"/>
-          <w:lang/>
         </w:rPr>
         <w:t xml:space="preserve"> cube</w:t>
       </w:r>
@@ -7158,7 +6564,6 @@
           <w:color w:val="777777"/>
           <w:sz w:val="21"/>
           <w:szCs w:val="21"/>
-          <w:lang/>
         </w:rPr>
         <w:t>(</w:t>
       </w:r>
@@ -7168,7 +6573,6 @@
           <w:color w:val="7A3E9D"/>
           <w:sz w:val="21"/>
           <w:szCs w:val="21"/>
-          <w:lang/>
         </w:rPr>
         <w:t>num2</w:t>
       </w:r>
@@ -7178,7 +6582,6 @@
           <w:color w:val="777777"/>
           <w:sz w:val="21"/>
           <w:szCs w:val="21"/>
-          <w:lang/>
         </w:rPr>
         <w:t>)</w:t>
       </w:r>
@@ -7192,16 +6595,14 @@
           <w:color w:val="333333"/>
           <w:sz w:val="21"/>
           <w:szCs w:val="21"/>
-          <w:lang/>
-        </w:rPr>
-      </w:pPr>
-      <w:r>
-        <w:rPr>
-          <w:rFonts w:ascii="Consolas" w:eastAsia="Times New Roman" w:hAnsi="Consolas" w:cs="Times New Roman"/>
-          <w:color w:val="333333"/>
-          <w:sz w:val="21"/>
-          <w:szCs w:val="21"/>
-          <w:lang/>
+        </w:rPr>
+      </w:pPr>
+      <w:r>
+        <w:rPr>
+          <w:rFonts w:ascii="Consolas" w:eastAsia="Times New Roman" w:hAnsi="Consolas" w:cs="Times New Roman"/>
+          <w:color w:val="333333"/>
+          <w:sz w:val="21"/>
+          <w:szCs w:val="21"/>
         </w:rPr>
         <w:t xml:space="preserve">    </w:t>
       </w:r>
@@ -7215,7 +6616,6 @@
           <w:color w:val="333333"/>
           <w:sz w:val="21"/>
           <w:szCs w:val="21"/>
-          <w:lang/>
         </w:rPr>
       </w:pPr>
       <w:r>
@@ -7224,7 +6624,6 @@
           <w:color w:val="7A3E9D"/>
           <w:sz w:val="21"/>
           <w:szCs w:val="21"/>
-          <w:lang/>
         </w:rPr>
         <w:t>res</w:t>
       </w:r>
@@ -7234,7 +6633,6 @@
           <w:color w:val="333333"/>
           <w:sz w:val="21"/>
           <w:szCs w:val="21"/>
-          <w:lang/>
         </w:rPr>
         <w:t xml:space="preserve"> </w:t>
       </w:r>
@@ -7244,7 +6642,6 @@
           <w:color w:val="777777"/>
           <w:sz w:val="21"/>
           <w:szCs w:val="21"/>
-          <w:lang/>
         </w:rPr>
         <w:t>=</w:t>
       </w:r>
@@ -7254,7 +6651,6 @@
           <w:color w:val="333333"/>
           <w:sz w:val="21"/>
           <w:szCs w:val="21"/>
-          <w:lang/>
         </w:rPr>
         <w:t xml:space="preserve"> </w:t>
       </w:r>
@@ -7266,7 +6662,6 @@
           <w:color w:val="AA3731"/>
           <w:sz w:val="21"/>
           <w:szCs w:val="21"/>
-          <w:lang/>
         </w:rPr>
         <w:t>add</w:t>
       </w:r>
@@ -7276,7 +6671,6 @@
           <w:color w:val="777777"/>
           <w:sz w:val="21"/>
           <w:szCs w:val="21"/>
-          <w:lang/>
         </w:rPr>
         <w:t>(</w:t>
       </w:r>
@@ -7286,7 +6680,6 @@
           <w:color w:val="9C5D27"/>
           <w:sz w:val="21"/>
           <w:szCs w:val="21"/>
-          <w:lang/>
         </w:rPr>
         <w:t>2</w:t>
       </w:r>
@@ -7296,7 +6689,6 @@
           <w:color w:val="777777"/>
           <w:sz w:val="21"/>
           <w:szCs w:val="21"/>
-          <w:lang/>
         </w:rPr>
         <w:t>,</w:t>
       </w:r>
@@ -7306,7 +6698,6 @@
           <w:color w:val="333333"/>
           <w:sz w:val="21"/>
           <w:szCs w:val="21"/>
-          <w:lang/>
         </w:rPr>
         <w:t xml:space="preserve"> </w:t>
       </w:r>
@@ -7316,7 +6707,6 @@
           <w:color w:val="9C5D27"/>
           <w:sz w:val="21"/>
           <w:szCs w:val="21"/>
-          <w:lang/>
         </w:rPr>
         <w:t>4</w:t>
       </w:r>
@@ -7326,7 +6716,6 @@
           <w:color w:val="777777"/>
           <w:sz w:val="21"/>
           <w:szCs w:val="21"/>
-          <w:lang/>
         </w:rPr>
         <w:t>)</w:t>
       </w:r>
@@ -7340,7 +6729,6 @@
           <w:color w:val="333333"/>
           <w:sz w:val="21"/>
           <w:szCs w:val="21"/>
-          <w:lang/>
         </w:rPr>
       </w:pPr>
       <w:r>
@@ -7351,7 +6739,6 @@
           <w:color w:val="AA3731"/>
           <w:sz w:val="21"/>
           <w:szCs w:val="21"/>
-          <w:lang/>
         </w:rPr>
         <w:t>print</w:t>
       </w:r>
@@ -7361,7 +6748,6 @@
           <w:color w:val="777777"/>
           <w:sz w:val="21"/>
           <w:szCs w:val="21"/>
-          <w:lang/>
         </w:rPr>
         <w:t>(</w:t>
       </w:r>
@@ -7371,7 +6757,6 @@
           <w:color w:val="7A3E9D"/>
           <w:sz w:val="21"/>
           <w:szCs w:val="21"/>
-          <w:lang/>
         </w:rPr>
         <w:t>res</w:t>
       </w:r>
@@ -7381,7 +6766,6 @@
           <w:color w:val="777777"/>
           <w:sz w:val="21"/>
           <w:szCs w:val="21"/>
-          <w:lang/>
         </w:rPr>
         <w:t>)</w:t>
       </w:r>
@@ -7391,7 +6775,6 @@
           <w:color w:val="333333"/>
           <w:sz w:val="21"/>
           <w:szCs w:val="21"/>
-          <w:lang/>
         </w:rPr>
         <w:t xml:space="preserve">  </w:t>
       </w:r>
@@ -7403,7 +6786,6 @@
           <w:color w:val="AAAAAA"/>
           <w:sz w:val="21"/>
           <w:szCs w:val="21"/>
-          <w:lang/>
         </w:rPr>
         <w:t># ekranga 68 chiqaradi</w:t>
       </w:r>
@@ -7460,7 +6842,6 @@
           <w:color w:val="333333"/>
           <w:sz w:val="21"/>
           <w:szCs w:val="21"/>
-          <w:lang/>
         </w:rPr>
       </w:pPr>
       <w:r>
@@ -7469,7 +6850,6 @@
           <w:color w:val="7A3E9D"/>
           <w:sz w:val="21"/>
           <w:szCs w:val="21"/>
-          <w:lang/>
         </w:rPr>
         <w:t>def</w:t>
       </w:r>
@@ -7479,7 +6859,6 @@
           <w:color w:val="333333"/>
           <w:sz w:val="21"/>
           <w:szCs w:val="21"/>
-          <w:lang/>
         </w:rPr>
         <w:t xml:space="preserve"> </w:t>
       </w:r>
@@ -7491,7 +6870,6 @@
           <w:color w:val="AA3731"/>
           <w:sz w:val="21"/>
           <w:szCs w:val="21"/>
-          <w:lang/>
         </w:rPr>
         <w:t>func</w:t>
       </w:r>
@@ -7501,7 +6879,6 @@
           <w:color w:val="777777"/>
           <w:sz w:val="21"/>
           <w:szCs w:val="21"/>
-          <w:lang/>
         </w:rPr>
         <w:t>(</w:t>
       </w:r>
@@ -7511,7 +6888,6 @@
           <w:color w:val="7A3E9D"/>
           <w:sz w:val="21"/>
           <w:szCs w:val="21"/>
-          <w:lang/>
         </w:rPr>
         <w:t>test</w:t>
       </w:r>
@@ -7521,7 +6897,6 @@
           <w:color w:val="777777"/>
           <w:sz w:val="21"/>
           <w:szCs w:val="21"/>
-          <w:lang/>
         </w:rPr>
         <w:t>):</w:t>
       </w:r>
@@ -7531,7 +6906,6 @@
           <w:color w:val="333333"/>
           <w:sz w:val="21"/>
           <w:szCs w:val="21"/>
-          <w:lang/>
         </w:rPr>
         <w:t xml:space="preserve">  </w:t>
       </w:r>
@@ -7543,7 +6917,6 @@
           <w:color w:val="AAAAAA"/>
           <w:sz w:val="21"/>
           <w:szCs w:val="21"/>
-          <w:lang/>
         </w:rPr>
         <w:t># xato beradi</w:t>
       </w:r>
@@ -7583,7 +6956,6 @@
           <w:color w:val="333333"/>
           <w:sz w:val="21"/>
           <w:szCs w:val="21"/>
-          <w:lang/>
         </w:rPr>
       </w:pPr>
       <w:r>
@@ -7592,7 +6964,6 @@
           <w:color w:val="7A3E9D"/>
           <w:sz w:val="21"/>
           <w:szCs w:val="21"/>
-          <w:lang/>
         </w:rPr>
         <w:t>def</w:t>
       </w:r>
@@ -7602,7 +6973,6 @@
           <w:color w:val="333333"/>
           <w:sz w:val="21"/>
           <w:szCs w:val="21"/>
-          <w:lang/>
         </w:rPr>
         <w:t xml:space="preserve"> </w:t>
       </w:r>
@@ -7614,7 +6984,6 @@
           <w:color w:val="AA3731"/>
           <w:sz w:val="21"/>
           <w:szCs w:val="21"/>
-          <w:lang/>
         </w:rPr>
         <w:t>func</w:t>
       </w:r>
@@ -7624,7 +6993,6 @@
           <w:color w:val="777777"/>
           <w:sz w:val="21"/>
           <w:szCs w:val="21"/>
-          <w:lang/>
         </w:rPr>
         <w:t>(</w:t>
       </w:r>
@@ -7634,7 +7002,6 @@
           <w:color w:val="7A3E9D"/>
           <w:sz w:val="21"/>
           <w:szCs w:val="21"/>
-          <w:lang/>
         </w:rPr>
         <w:t>test</w:t>
       </w:r>
@@ -7644,7 +7011,6 @@
           <w:color w:val="777777"/>
           <w:sz w:val="21"/>
           <w:szCs w:val="21"/>
-          <w:lang/>
         </w:rPr>
         <w:t>):</w:t>
       </w:r>
@@ -7658,16 +7024,14 @@
           <w:color w:val="333333"/>
           <w:sz w:val="21"/>
           <w:szCs w:val="21"/>
-          <w:lang/>
-        </w:rPr>
-      </w:pPr>
-      <w:r>
-        <w:rPr>
-          <w:rFonts w:ascii="Consolas" w:eastAsia="Times New Roman" w:hAnsi="Consolas" w:cs="Times New Roman"/>
-          <w:color w:val="333333"/>
-          <w:sz w:val="21"/>
-          <w:szCs w:val="21"/>
-          <w:lang/>
+        </w:rPr>
+      </w:pPr>
+      <w:r>
+        <w:rPr>
+          <w:rFonts w:ascii="Consolas" w:eastAsia="Times New Roman" w:hAnsi="Consolas" w:cs="Times New Roman"/>
+          <w:color w:val="333333"/>
+          <w:sz w:val="21"/>
+          <w:szCs w:val="21"/>
         </w:rPr>
         <w:t xml:space="preserve">    </w:t>
       </w:r>
@@ -7677,7 +7041,6 @@
           <w:color w:val="4B69C6"/>
           <w:sz w:val="21"/>
           <w:szCs w:val="21"/>
-          <w:lang/>
         </w:rPr>
         <w:t>pass</w:t>
       </w:r>
@@ -7759,7 +7122,6 @@
           <w:color w:val="333333"/>
           <w:sz w:val="21"/>
           <w:szCs w:val="21"/>
-          <w:lang/>
         </w:rPr>
       </w:pPr>
       <w:r>
@@ -7768,7 +7130,6 @@
           <w:color w:val="7A3E9D"/>
           <w:sz w:val="21"/>
           <w:szCs w:val="21"/>
-          <w:lang/>
         </w:rPr>
         <w:t>def</w:t>
       </w:r>
@@ -7778,7 +7139,6 @@
           <w:color w:val="333333"/>
           <w:sz w:val="21"/>
           <w:szCs w:val="21"/>
-          <w:lang/>
         </w:rPr>
         <w:t xml:space="preserve"> </w:t>
       </w:r>
@@ -7790,7 +7150,6 @@
           <w:color w:val="AA3731"/>
           <w:sz w:val="21"/>
           <w:szCs w:val="21"/>
-          <w:lang/>
         </w:rPr>
         <w:t>func</w:t>
       </w:r>
@@ -7800,7 +7159,6 @@
           <w:color w:val="777777"/>
           <w:sz w:val="21"/>
           <w:szCs w:val="21"/>
-          <w:lang/>
         </w:rPr>
         <w:t>(</w:t>
       </w:r>
@@ -7810,7 +7168,6 @@
           <w:color w:val="7A3E9D"/>
           <w:sz w:val="21"/>
           <w:szCs w:val="21"/>
-          <w:lang/>
         </w:rPr>
         <w:t>num1</w:t>
       </w:r>
@@ -7820,7 +7177,6 @@
           <w:color w:val="777777"/>
           <w:sz w:val="21"/>
           <w:szCs w:val="21"/>
-          <w:lang/>
         </w:rPr>
         <w:t>,</w:t>
       </w:r>
@@ -7830,7 +7186,6 @@
           <w:color w:val="333333"/>
           <w:sz w:val="21"/>
           <w:szCs w:val="21"/>
-          <w:lang/>
         </w:rPr>
         <w:t xml:space="preserve"> </w:t>
       </w:r>
@@ -7840,7 +7195,6 @@
           <w:color w:val="7A3E9D"/>
           <w:sz w:val="21"/>
           <w:szCs w:val="21"/>
-          <w:lang/>
         </w:rPr>
         <w:t>num2</w:t>
       </w:r>
@@ -7850,7 +7204,6 @@
           <w:color w:val="777777"/>
           <w:sz w:val="21"/>
           <w:szCs w:val="21"/>
-          <w:lang/>
         </w:rPr>
         <w:t>):</w:t>
       </w:r>
@@ -7864,16 +7217,14 @@
           <w:color w:val="333333"/>
           <w:sz w:val="21"/>
           <w:szCs w:val="21"/>
-          <w:lang/>
-        </w:rPr>
-      </w:pPr>
-      <w:r>
-        <w:rPr>
-          <w:rFonts w:ascii="Consolas" w:eastAsia="Times New Roman" w:hAnsi="Consolas" w:cs="Times New Roman"/>
-          <w:color w:val="333333"/>
-          <w:sz w:val="21"/>
-          <w:szCs w:val="21"/>
-          <w:lang/>
+        </w:rPr>
+      </w:pPr>
+      <w:r>
+        <w:rPr>
+          <w:rFonts w:ascii="Consolas" w:eastAsia="Times New Roman" w:hAnsi="Consolas" w:cs="Times New Roman"/>
+          <w:color w:val="333333"/>
+          <w:sz w:val="21"/>
+          <w:szCs w:val="21"/>
         </w:rPr>
         <w:t xml:space="preserve">    </w:t>
       </w:r>
@@ -7883,7 +7234,6 @@
           <w:color w:val="777777"/>
           <w:sz w:val="21"/>
           <w:szCs w:val="21"/>
-          <w:lang/>
         </w:rPr>
         <w:t>'''</w:t>
       </w:r>
@@ -7893,7 +7243,6 @@
           <w:color w:val="448C27"/>
           <w:sz w:val="21"/>
           <w:szCs w:val="21"/>
-          <w:lang/>
         </w:rPr>
         <w:t>Funksiya ikkita sonni qo‘shadi</w:t>
       </w:r>
@@ -7903,7 +7252,6 @@
           <w:color w:val="777777"/>
           <w:sz w:val="21"/>
           <w:szCs w:val="21"/>
-          <w:lang/>
         </w:rPr>
         <w:t>'''</w:t>
       </w:r>
@@ -7917,16 +7265,14 @@
           <w:color w:val="333333"/>
           <w:sz w:val="21"/>
           <w:szCs w:val="21"/>
-          <w:lang/>
-        </w:rPr>
-      </w:pPr>
-      <w:r>
-        <w:rPr>
-          <w:rFonts w:ascii="Consolas" w:eastAsia="Times New Roman" w:hAnsi="Consolas" w:cs="Times New Roman"/>
-          <w:color w:val="333333"/>
-          <w:sz w:val="21"/>
-          <w:szCs w:val="21"/>
-          <w:lang/>
+        </w:rPr>
+      </w:pPr>
+      <w:r>
+        <w:rPr>
+          <w:rFonts w:ascii="Consolas" w:eastAsia="Times New Roman" w:hAnsi="Consolas" w:cs="Times New Roman"/>
+          <w:color w:val="333333"/>
+          <w:sz w:val="21"/>
+          <w:szCs w:val="21"/>
         </w:rPr>
         <w:t xml:space="preserve">    </w:t>
       </w:r>
@@ -7936,7 +7282,6 @@
           <w:color w:val="4B69C6"/>
           <w:sz w:val="21"/>
           <w:szCs w:val="21"/>
-          <w:lang/>
         </w:rPr>
         <w:t>return</w:t>
       </w:r>
@@ -7946,7 +7291,6 @@
           <w:color w:val="333333"/>
           <w:sz w:val="21"/>
           <w:szCs w:val="21"/>
-          <w:lang/>
         </w:rPr>
         <w:t xml:space="preserve"> </w:t>
       </w:r>
@@ -7956,7 +7300,6 @@
           <w:color w:val="7A3E9D"/>
           <w:sz w:val="21"/>
           <w:szCs w:val="21"/>
-          <w:lang/>
         </w:rPr>
         <w:t>num1</w:t>
       </w:r>
@@ -7966,7 +7309,6 @@
           <w:color w:val="333333"/>
           <w:sz w:val="21"/>
           <w:szCs w:val="21"/>
-          <w:lang/>
         </w:rPr>
         <w:t xml:space="preserve"> </w:t>
       </w:r>
@@ -7976,7 +7318,6 @@
           <w:color w:val="777777"/>
           <w:sz w:val="21"/>
           <w:szCs w:val="21"/>
-          <w:lang/>
         </w:rPr>
         <w:t>+</w:t>
       </w:r>
@@ -7986,7 +7327,6 @@
           <w:color w:val="333333"/>
           <w:sz w:val="21"/>
           <w:szCs w:val="21"/>
-          <w:lang/>
         </w:rPr>
         <w:t xml:space="preserve"> </w:t>
       </w:r>
@@ -7996,7 +7336,6 @@
           <w:color w:val="7A3E9D"/>
           <w:sz w:val="21"/>
           <w:szCs w:val="21"/>
-          <w:lang/>
         </w:rPr>
         <w:t>num2</w:t>
       </w:r>
@@ -8037,7 +7376,6 @@
           <w:bCs/>
           <w:sz w:val="27"/>
           <w:szCs w:val="27"/>
-          <w:lang/>
         </w:rPr>
       </w:pPr>
       <w:r>
@@ -8047,7 +7385,6 @@
           <w:bCs/>
           <w:sz w:val="27"/>
           <w:szCs w:val="27"/>
-          <w:lang/>
         </w:rPr>
         <w:t>Python’da funksiyalar yaratishda maslahatlar</w:t>
       </w:r>
@@ -8063,7 +7400,6 @@
           <w:rFonts w:ascii="Times New Roman" w:eastAsia="Times New Roman" w:hAnsi="Times New Roman" w:cs="Times New Roman"/>
           <w:sz w:val="24"/>
           <w:szCs w:val="24"/>
-          <w:lang/>
         </w:rPr>
       </w:pPr>
       <w:r>
@@ -8073,7 +7409,6 @@
           <w:bCs/>
           <w:sz w:val="24"/>
           <w:szCs w:val="24"/>
-          <w:lang/>
         </w:rPr>
         <w:lastRenderedPageBreak/>
         <w:t>Funksiya nomlari fe’l bo‘lishi kerak.</w:t>
@@ -8090,7 +7425,6 @@
           <w:rFonts w:ascii="Times New Roman" w:eastAsia="Times New Roman" w:hAnsi="Times New Roman" w:cs="Times New Roman"/>
           <w:sz w:val="24"/>
           <w:szCs w:val="24"/>
-          <w:lang/>
         </w:rPr>
       </w:pPr>
       <w:r>
@@ -8100,7 +7434,6 @@
           <w:bCs/>
           <w:sz w:val="24"/>
           <w:szCs w:val="24"/>
-          <w:lang/>
         </w:rPr>
         <w:t>Funksiya nomi</w:t>
       </w:r>
@@ -8109,7 +7442,6 @@
           <w:rFonts w:ascii="Times New Roman" w:eastAsia="Times New Roman" w:hAnsi="Times New Roman" w:cs="Times New Roman"/>
           <w:sz w:val="24"/>
           <w:szCs w:val="24"/>
-          <w:lang/>
         </w:rPr>
         <w:t xml:space="preserve"> uning nima qilishini aniq ko‘rsatishi kerak.</w:t>
       </w:r>
@@ -8125,7 +7457,6 @@
           <w:rFonts w:ascii="Times New Roman" w:eastAsia="Times New Roman" w:hAnsi="Times New Roman" w:cs="Times New Roman"/>
           <w:sz w:val="24"/>
           <w:szCs w:val="24"/>
-          <w:lang/>
         </w:rPr>
       </w:pPr>
       <w:r>
@@ -8133,7 +7464,6 @@
           <w:rFonts w:ascii="Times New Roman" w:eastAsia="Times New Roman" w:hAnsi="Times New Roman" w:cs="Times New Roman"/>
           <w:sz w:val="24"/>
           <w:szCs w:val="24"/>
-          <w:lang/>
         </w:rPr>
         <w:t xml:space="preserve">Funksiya faqat </w:t>
       </w:r>
@@ -8144,7 +7474,6 @@
           <w:bCs/>
           <w:sz w:val="24"/>
           <w:szCs w:val="24"/>
-          <w:lang/>
         </w:rPr>
         <w:t>nomida aytilgan ishni</w:t>
       </w:r>
@@ -8153,7 +7482,6 @@
           <w:rFonts w:ascii="Times New Roman" w:eastAsia="Times New Roman" w:hAnsi="Times New Roman" w:cs="Times New Roman"/>
           <w:sz w:val="24"/>
           <w:szCs w:val="24"/>
-          <w:lang/>
         </w:rPr>
         <w:t xml:space="preserve"> bajarishi kerak, boshqa narsani emas.</w:t>
       </w:r>
@@ -8169,7 +7497,6 @@
           <w:rFonts w:ascii="Times New Roman" w:eastAsia="Times New Roman" w:hAnsi="Times New Roman" w:cs="Times New Roman"/>
           <w:sz w:val="24"/>
           <w:szCs w:val="24"/>
-          <w:lang/>
         </w:rPr>
       </w:pPr>
       <w:r>
@@ -8177,7 +7504,6 @@
           <w:rFonts w:ascii="Times New Roman" w:eastAsia="Times New Roman" w:hAnsi="Times New Roman" w:cs="Times New Roman"/>
           <w:sz w:val="24"/>
           <w:szCs w:val="24"/>
-          <w:lang/>
         </w:rPr>
         <w:t xml:space="preserve">Har bir funksiya </w:t>
       </w:r>
@@ -8188,7 +7514,6 @@
           <w:bCs/>
           <w:sz w:val="24"/>
           <w:szCs w:val="24"/>
-          <w:lang/>
         </w:rPr>
         <w:t>bitta amalni</w:t>
       </w:r>
@@ -8197,7 +7522,6 @@
           <w:rFonts w:ascii="Times New Roman" w:eastAsia="Times New Roman" w:hAnsi="Times New Roman" w:cs="Times New Roman"/>
           <w:sz w:val="24"/>
           <w:szCs w:val="24"/>
-          <w:lang/>
         </w:rPr>
         <w:t xml:space="preserve"> bajarishi maqsadga muvofiq.</w:t>
       </w:r>
@@ -8213,7 +7537,6 @@
           <w:rFonts w:ascii="Times New Roman" w:eastAsia="Times New Roman" w:hAnsi="Times New Roman" w:cs="Times New Roman"/>
           <w:sz w:val="24"/>
           <w:szCs w:val="24"/>
-          <w:lang/>
         </w:rPr>
       </w:pPr>
       <w:r>
@@ -8221,7 +7544,6 @@
           <w:rFonts w:ascii="Times New Roman" w:eastAsia="Times New Roman" w:hAnsi="Times New Roman" w:cs="Times New Roman"/>
           <w:sz w:val="24"/>
           <w:szCs w:val="24"/>
-          <w:lang/>
         </w:rPr>
         <w:t xml:space="preserve">Katta funksiyalar ichida </w:t>
       </w:r>
@@ -8232,7 +7554,6 @@
           <w:bCs/>
           <w:sz w:val="24"/>
           <w:szCs w:val="24"/>
-          <w:lang/>
         </w:rPr>
         <w:t>yordamchi funksiyalardan</w:t>
       </w:r>
@@ -8241,7 +7562,6 @@
           <w:rFonts w:ascii="Times New Roman" w:eastAsia="Times New Roman" w:hAnsi="Times New Roman" w:cs="Times New Roman"/>
           <w:sz w:val="24"/>
           <w:szCs w:val="24"/>
-          <w:lang/>
         </w:rPr>
         <w:t xml:space="preserve"> foydalaning.</w:t>
       </w:r>
@@ -8257,7 +7577,6 @@
           <w:rFonts w:ascii="Times New Roman" w:eastAsia="Times New Roman" w:hAnsi="Times New Roman" w:cs="Times New Roman"/>
           <w:sz w:val="24"/>
           <w:szCs w:val="24"/>
-          <w:lang/>
         </w:rPr>
       </w:pPr>
       <w:r>
@@ -8265,7 +7584,6 @@
           <w:rFonts w:ascii="Times New Roman" w:eastAsia="Times New Roman" w:hAnsi="Times New Roman" w:cs="Times New Roman"/>
           <w:sz w:val="24"/>
           <w:szCs w:val="24"/>
-          <w:lang/>
         </w:rPr>
         <w:t xml:space="preserve">Funksiya kodi odatda </w:t>
       </w:r>
@@ -8276,7 +7594,6 @@
           <w:bCs/>
           <w:sz w:val="24"/>
           <w:szCs w:val="24"/>
-          <w:lang/>
         </w:rPr>
         <w:t>10–15 qator</w:t>
       </w:r>
@@ -8285,7 +7602,6 @@
           <w:rFonts w:ascii="Times New Roman" w:eastAsia="Times New Roman" w:hAnsi="Times New Roman" w:cs="Times New Roman"/>
           <w:sz w:val="24"/>
           <w:szCs w:val="24"/>
-          <w:lang/>
         </w:rPr>
         <w:t>dan uzun bo‘lmasligi kerak.</w:t>
       </w:r>
@@ -8301,7 +7617,6 @@
           <w:rFonts w:ascii="Times New Roman" w:eastAsia="Times New Roman" w:hAnsi="Times New Roman" w:cs="Times New Roman"/>
           <w:sz w:val="24"/>
           <w:szCs w:val="24"/>
-          <w:lang/>
         </w:rPr>
       </w:pPr>
       <w:r>
@@ -8309,7 +7624,6 @@
           <w:rFonts w:ascii="Times New Roman" w:eastAsia="Times New Roman" w:hAnsi="Times New Roman" w:cs="Times New Roman"/>
           <w:sz w:val="24"/>
           <w:szCs w:val="24"/>
-          <w:lang/>
         </w:rPr>
         <w:t>Agar funksiya juda uzun bo‘lsa, uni bir nechta yordamchi funksiyalarga bo‘lib chiqing.</w:t>
       </w:r>
@@ -8325,7 +7639,6 @@
           <w:rFonts w:ascii="Times New Roman" w:eastAsia="Times New Roman" w:hAnsi="Times New Roman" w:cs="Times New Roman"/>
           <w:sz w:val="24"/>
           <w:szCs w:val="24"/>
-          <w:lang/>
         </w:rPr>
       </w:pPr>
       <w:r>
@@ -8333,7 +7646,6 @@
           <w:rFonts w:ascii="Times New Roman" w:eastAsia="Times New Roman" w:hAnsi="Times New Roman" w:cs="Times New Roman"/>
           <w:sz w:val="24"/>
           <w:szCs w:val="24"/>
-          <w:lang/>
         </w:rPr>
         <w:t xml:space="preserve">Funksiya nomlarida keng tarqalgan prefikslardan foydalaning: </w:t>
       </w:r>
@@ -8342,7 +7654,6 @@
           <w:rFonts w:ascii="Courier New" w:eastAsia="Times New Roman" w:hAnsi="Courier New" w:cs="Courier New"/>
           <w:sz w:val="20"/>
           <w:szCs w:val="20"/>
-          <w:lang/>
         </w:rPr>
         <w:t>show</w:t>
       </w:r>
@@ -8351,7 +7662,6 @@
           <w:rFonts w:ascii="Times New Roman" w:eastAsia="Times New Roman" w:hAnsi="Times New Roman" w:cs="Times New Roman"/>
           <w:sz w:val="24"/>
           <w:szCs w:val="24"/>
-          <w:lang/>
         </w:rPr>
         <w:t xml:space="preserve">, </w:t>
       </w:r>
@@ -8360,7 +7670,6 @@
           <w:rFonts w:ascii="Courier New" w:eastAsia="Times New Roman" w:hAnsi="Courier New" w:cs="Courier New"/>
           <w:sz w:val="20"/>
           <w:szCs w:val="20"/>
-          <w:lang/>
         </w:rPr>
         <w:t>get</w:t>
       </w:r>
@@ -8369,7 +7678,6 @@
           <w:rFonts w:ascii="Times New Roman" w:eastAsia="Times New Roman" w:hAnsi="Times New Roman" w:cs="Times New Roman"/>
           <w:sz w:val="24"/>
           <w:szCs w:val="24"/>
-          <w:lang/>
         </w:rPr>
         <w:t xml:space="preserve">, </w:t>
       </w:r>
@@ -8378,7 +7686,6 @@
           <w:rFonts w:ascii="Courier New" w:eastAsia="Times New Roman" w:hAnsi="Courier New" w:cs="Courier New"/>
           <w:sz w:val="20"/>
           <w:szCs w:val="20"/>
-          <w:lang/>
         </w:rPr>
         <w:t>set</w:t>
       </w:r>
@@ -8387,7 +7694,6 @@
           <w:rFonts w:ascii="Times New Roman" w:eastAsia="Times New Roman" w:hAnsi="Times New Roman" w:cs="Times New Roman"/>
           <w:sz w:val="24"/>
           <w:szCs w:val="24"/>
-          <w:lang/>
         </w:rPr>
         <w:t xml:space="preserve">, </w:t>
       </w:r>
@@ -8396,7 +7702,6 @@
           <w:rFonts w:ascii="Courier New" w:eastAsia="Times New Roman" w:hAnsi="Courier New" w:cs="Courier New"/>
           <w:sz w:val="20"/>
           <w:szCs w:val="20"/>
-          <w:lang/>
         </w:rPr>
         <w:t>calc</w:t>
       </w:r>
@@ -8405,7 +7710,6 @@
           <w:rFonts w:ascii="Times New Roman" w:eastAsia="Times New Roman" w:hAnsi="Times New Roman" w:cs="Times New Roman"/>
           <w:sz w:val="24"/>
           <w:szCs w:val="24"/>
-          <w:lang/>
         </w:rPr>
         <w:t xml:space="preserve">, </w:t>
       </w:r>
@@ -8414,7 +7718,6 @@
           <w:rFonts w:ascii="Courier New" w:eastAsia="Times New Roman" w:hAnsi="Courier New" w:cs="Courier New"/>
           <w:sz w:val="20"/>
           <w:szCs w:val="20"/>
-          <w:lang/>
         </w:rPr>
         <w:t>create</w:t>
       </w:r>
@@ -8423,7 +7726,6 @@
           <w:rFonts w:ascii="Times New Roman" w:eastAsia="Times New Roman" w:hAnsi="Times New Roman" w:cs="Times New Roman"/>
           <w:sz w:val="24"/>
           <w:szCs w:val="24"/>
-          <w:lang/>
         </w:rPr>
         <w:t xml:space="preserve">, </w:t>
       </w:r>
@@ -8432,7 +7734,6 @@
           <w:rFonts w:ascii="Courier New" w:eastAsia="Times New Roman" w:hAnsi="Courier New" w:cs="Courier New"/>
           <w:sz w:val="20"/>
           <w:szCs w:val="20"/>
-          <w:lang/>
         </w:rPr>
         <w:t>change</w:t>
       </w:r>
@@ -8441,7 +7742,6 @@
           <w:rFonts w:ascii="Times New Roman" w:eastAsia="Times New Roman" w:hAnsi="Times New Roman" w:cs="Times New Roman"/>
           <w:sz w:val="24"/>
           <w:szCs w:val="24"/>
-          <w:lang/>
         </w:rPr>
         <w:t xml:space="preserve">, </w:t>
       </w:r>
@@ -8450,7 +7750,6 @@
           <w:rFonts w:ascii="Courier New" w:eastAsia="Times New Roman" w:hAnsi="Courier New" w:cs="Courier New"/>
           <w:sz w:val="20"/>
           <w:szCs w:val="20"/>
-          <w:lang/>
         </w:rPr>
         <w:t>check</w:t>
       </w:r>
@@ -8459,7 +7758,6 @@
           <w:rFonts w:ascii="Times New Roman" w:eastAsia="Times New Roman" w:hAnsi="Times New Roman" w:cs="Times New Roman"/>
           <w:sz w:val="24"/>
           <w:szCs w:val="24"/>
-          <w:lang/>
         </w:rPr>
         <w:t>.</w:t>
       </w:r>
@@ -8475,7 +7773,6 @@
           <w:rFonts w:ascii="Times New Roman" w:eastAsia="Times New Roman" w:hAnsi="Times New Roman" w:cs="Times New Roman"/>
           <w:sz w:val="24"/>
           <w:szCs w:val="24"/>
-          <w:lang/>
         </w:rPr>
       </w:pPr>
       <w:r>
@@ -8483,7 +7780,6 @@
           <w:rFonts w:ascii="Times New Roman" w:eastAsia="Times New Roman" w:hAnsi="Times New Roman" w:cs="Times New Roman"/>
           <w:sz w:val="24"/>
           <w:szCs w:val="24"/>
-          <w:lang/>
         </w:rPr>
         <w:t>Agar funksiya nomi ikki yoki undan ortiq so‘zdan iborat bo‘lsa, ularni pastki chiziq (</w:t>
       </w:r>
@@ -8492,7 +7788,6 @@
           <w:rFonts w:ascii="Courier New" w:eastAsia="Times New Roman" w:hAnsi="Courier New" w:cs="Courier New"/>
           <w:sz w:val="20"/>
           <w:szCs w:val="20"/>
-          <w:lang/>
         </w:rPr>
         <w:t>_</w:t>
       </w:r>
@@ -8501,7 +7796,6 @@
           <w:rFonts w:ascii="Times New Roman" w:eastAsia="Times New Roman" w:hAnsi="Times New Roman" w:cs="Times New Roman"/>
           <w:sz w:val="24"/>
           <w:szCs w:val="24"/>
-          <w:lang/>
         </w:rPr>
         <w:t xml:space="preserve">) bilan ajrating, masalan: </w:t>
       </w:r>
@@ -8510,7 +7804,6 @@
           <w:rFonts w:ascii="Courier New" w:eastAsia="Times New Roman" w:hAnsi="Courier New" w:cs="Courier New"/>
           <w:sz w:val="20"/>
           <w:szCs w:val="20"/>
-          <w:lang/>
         </w:rPr>
         <w:t>get_sum</w:t>
       </w:r>
@@ -8519,7 +7812,6 @@
           <w:rFonts w:ascii="Times New Roman" w:eastAsia="Times New Roman" w:hAnsi="Times New Roman" w:cs="Times New Roman"/>
           <w:sz w:val="24"/>
           <w:szCs w:val="24"/>
-          <w:lang/>
         </w:rPr>
         <w:t>.</w:t>
       </w:r>
@@ -8535,7 +7827,6 @@
           <w:rFonts w:ascii="Times New Roman" w:eastAsia="Times New Roman" w:hAnsi="Times New Roman" w:cs="Times New Roman"/>
           <w:sz w:val="24"/>
           <w:szCs w:val="24"/>
-          <w:lang/>
         </w:rPr>
       </w:pPr>
       <w:r>
@@ -8545,7 +7836,6 @@
           <w:bCs/>
           <w:sz w:val="24"/>
           <w:szCs w:val="24"/>
-          <w:lang/>
         </w:rPr>
         <w:t>Takrorlanuvchi kodni</w:t>
       </w:r>
@@ -8554,7 +7844,6 @@
           <w:rFonts w:ascii="Times New Roman" w:eastAsia="Times New Roman" w:hAnsi="Times New Roman" w:cs="Times New Roman"/>
           <w:sz w:val="24"/>
           <w:szCs w:val="24"/>
-          <w:lang/>
         </w:rPr>
         <w:t xml:space="preserve"> alohida funksiyaga ajratib chiqing.</w:t>
       </w:r>
@@ -8568,8 +7857,6 @@
           <w:szCs w:val="24"/>
         </w:rPr>
       </w:pPr>
-      <w:bookmarkStart w:id="0" w:name="_GoBack"/>
-      <w:bookmarkEnd w:id="0"/>
     </w:p>
     <w:sectPr>
       <w:footerReference w:type="default" r:id="rId7"/>

--- a/Dars materiallari 2025-2026/Python dasturlash tili 2025-2026/5-kurs/1.10 Funksiya/1.10.2 Foydalanuvchi funksiyalari.docx
+++ b/Dars materiallari 2025-2026/Python dasturlash tili 2025-2026/5-kurs/1.10 Funksiya/1.10.2 Foydalanuvchi funksiyalari.docx
@@ -4703,8 +4703,6 @@
         </w:rPr>
         <w:t>7</w:t>
       </w:r>
-      <w:bookmarkStart w:id="0" w:name="_GoBack"/>
-      <w:bookmarkEnd w:id="0"/>
       <w:r>
         <w:rPr>
           <w:rFonts w:ascii="Consolas" w:eastAsia="Times New Roman" w:hAnsi="Consolas" w:cs="Times New Roman"/>
@@ -7850,13 +7848,50 @@
     </w:p>
     <w:p>
       <w:pPr>
-        <w:jc w:val="both"/>
         <w:rPr>
           <w:rFonts w:ascii="Times New Roman" w:eastAsia="Times New Roman" w:hAnsi="Times New Roman" w:cs="Times New Roman"/>
           <w:sz w:val="24"/>
           <w:szCs w:val="24"/>
         </w:rPr>
       </w:pPr>
+      <w:r>
+        <w:rPr>
+          <w:rFonts w:ascii="Times New Roman" w:eastAsia="Times New Roman" w:hAnsi="Times New Roman" w:cs="Times New Roman"/>
+          <w:sz w:val="24"/>
+          <w:szCs w:val="24"/>
+        </w:rPr>
+        <w:br w:type="page"/>
+      </w:r>
+    </w:p>
+    <w:p>
+      <w:pPr>
+        <w:rPr>
+          <w:rFonts w:ascii="Times New Roman" w:eastAsia="Times New Roman" w:hAnsi="Times New Roman" w:cs="Times New Roman"/>
+          <w:sz w:val="24"/>
+          <w:szCs w:val="24"/>
+        </w:rPr>
+      </w:pPr>
+      <w:r>
+        <w:rPr>
+          <w:rFonts w:ascii="Times New Roman" w:eastAsia="Times New Roman" w:hAnsi="Times New Roman" w:cs="Times New Roman"/>
+          <w:sz w:val="24"/>
+          <w:szCs w:val="24"/>
+        </w:rPr>
+        <w:lastRenderedPageBreak/>
+        <w:br w:type="page"/>
+      </w:r>
+    </w:p>
+    <w:p>
+      <w:pPr>
+        <w:jc w:val="both"/>
+        <w:rPr>
+          <w:rFonts w:ascii="Times New Roman" w:eastAsia="Times New Roman" w:hAnsi="Times New Roman" w:cs="Times New Roman"/>
+          <w:sz w:val="24"/>
+          <w:szCs w:val="24"/>
+        </w:rPr>
+      </w:pPr>
+      <w:bookmarkStart w:id="0" w:name="_GoBack"/>
+      <w:bookmarkEnd w:id="0"/>
     </w:p>
     <w:sectPr>
       <w:footerReference w:type="default" r:id="rId7"/>
